--- a/4_drafts/Draft6/Martyn_etal_Draft6.docx
+++ b/4_drafts/Draft6/Martyn_etal_Draft6.docx
@@ -9293,7 +9293,6 @@
           <w:bCs/>
         </w:rPr>
       </w:pPr>
-      <w:commentRangeStart w:id="1"/>
       <w:r>
         <w:rPr>
           <w:rFonts w:ascii="Times New Roman" w:hAnsi="Times New Roman" w:cs="Times New Roman"/>
@@ -9333,13 +9332,6 @@
           <w:bCs/>
         </w:rPr>
         <w:t>compositions</w:t>
-      </w:r>
-      <w:commentRangeEnd w:id="1"/>
-      <w:r>
-        <w:rPr>
-          <w:rStyle w:val="CommentReference"/>
-        </w:rPr>
-        <w:commentReference w:id="1"/>
       </w:r>
     </w:p>
     <w:p>
@@ -9595,7 +9587,19 @@
         <w:rPr>
           <w:rFonts w:ascii="Times New Roman" w:hAnsi="Times New Roman" w:cs="Times New Roman"/>
         </w:rPr>
-        <w:t>, which together accounted for 10-45% of total relative abundance (</w:t>
+        <w:t>, which together accounted for 1-</w:t>
+      </w:r>
+      <w:r>
+        <w:rPr>
+          <w:rFonts w:ascii="Times New Roman" w:hAnsi="Times New Roman" w:cs="Times New Roman"/>
+        </w:rPr>
+        <w:t>12</w:t>
+      </w:r>
+      <w:r>
+        <w:rPr>
+          <w:rFonts w:ascii="Times New Roman" w:hAnsi="Times New Roman" w:cs="Times New Roman"/>
+        </w:rPr>
+        <w:t>% of total relative abundance (</w:t>
       </w:r>
       <w:r>
         <w:rPr>
@@ -9671,143 +9675,13 @@
         <w:rPr>
           <w:rFonts w:ascii="Times New Roman" w:hAnsi="Times New Roman" w:cs="Times New Roman"/>
         </w:rPr>
-        <w:t>86-</w:t>
-      </w:r>
-      <w:r>
-        <w:rPr>
-          <w:rFonts w:ascii="Times New Roman" w:hAnsi="Times New Roman" w:cs="Times New Roman"/>
-        </w:rPr>
-        <w:t xml:space="preserve">90% using rhizosphere data and </w:t>
-      </w:r>
-      <w:r>
-        <w:rPr>
-          <w:rFonts w:ascii="Times New Roman" w:hAnsi="Times New Roman" w:cs="Times New Roman"/>
-        </w:rPr>
-        <w:t>93-</w:t>
-      </w:r>
-      <w:r>
-        <w:rPr>
-          <w:rFonts w:ascii="Times New Roman" w:hAnsi="Times New Roman" w:cs="Times New Roman"/>
-        </w:rPr>
-        <w:t>96% using root microbiome data</w:t>
-      </w:r>
-      <w:r>
-        <w:rPr>
-          <w:rFonts w:ascii="Times New Roman" w:hAnsi="Times New Roman" w:cs="Times New Roman"/>
-        </w:rPr>
-        <w:t xml:space="preserve">, </w:t>
-      </w:r>
-      <w:commentRangeStart w:id="2"/>
-      <w:r>
-        <w:rPr>
-          <w:rFonts w:ascii="Times New Roman" w:hAnsi="Times New Roman" w:cs="Times New Roman"/>
-        </w:rPr>
-        <w:t xml:space="preserve">with only </w:t>
-      </w:r>
-      <w:r>
-        <w:rPr>
-          <w:rFonts w:ascii="Times New Roman" w:hAnsi="Times New Roman" w:cs="Times New Roman"/>
-          <w:highlight w:val="red"/>
-        </w:rPr>
-        <w:t>XXX</w:t>
-      </w:r>
-      <w:r>
-        <w:rPr>
-          <w:rFonts w:ascii="Times New Roman" w:hAnsi="Times New Roman" w:cs="Times New Roman"/>
-        </w:rPr>
-        <w:t xml:space="preserve"> out of </w:t>
-      </w:r>
-      <w:r>
-        <w:rPr>
-          <w:rFonts w:ascii="Times New Roman" w:hAnsi="Times New Roman" w:cs="Times New Roman"/>
-          <w:highlight w:val="red"/>
-        </w:rPr>
-        <w:t>XXX</w:t>
-      </w:r>
-      <w:r>
-        <w:rPr>
-          <w:rFonts w:ascii="Times New Roman" w:hAnsi="Times New Roman" w:cs="Times New Roman"/>
-        </w:rPr>
-        <w:t xml:space="preserve"> samples </w:t>
-      </w:r>
-      <w:commentRangeEnd w:id="2"/>
-      <w:r>
-        <w:rPr>
-          <w:rStyle w:val="CommentReference"/>
-        </w:rPr>
-        <w:commentReference w:id="2"/>
-      </w:r>
-      <w:r>
-        <w:rPr>
-          <w:rFonts w:ascii="Times New Roman" w:hAnsi="Times New Roman" w:cs="Times New Roman"/>
-        </w:rPr>
-        <w:t xml:space="preserve">being </w:t>
-      </w:r>
-      <w:r>
-        <w:rPr>
-          <w:rFonts w:ascii="Times New Roman" w:hAnsi="Times New Roman" w:cs="Times New Roman"/>
-        </w:rPr>
-        <w:t>misclassified</w:t>
-      </w:r>
-      <w:r>
-        <w:rPr>
-          <w:rFonts w:ascii="Times New Roman" w:hAnsi="Times New Roman" w:cs="Times New Roman"/>
-        </w:rPr>
-        <w:t xml:space="preserve"> (</w:t>
-      </w:r>
-      <w:r>
-        <w:rPr>
-          <w:rFonts w:ascii="Times New Roman" w:hAnsi="Times New Roman" w:cs="Times New Roman"/>
-          <w:highlight w:val="magenta"/>
-        </w:rPr>
-        <w:t>Fig. 3</w:t>
-      </w:r>
-      <w:proofErr w:type="gramStart"/>
-      <w:r>
-        <w:rPr>
-          <w:rFonts w:ascii="Times New Roman" w:hAnsi="Times New Roman" w:cs="Times New Roman"/>
-          <w:highlight w:val="magenta"/>
-        </w:rPr>
-        <w:t>B,</w:t>
-      </w:r>
-      <w:r>
-        <w:rPr>
-          <w:rFonts w:ascii="Times New Roman" w:hAnsi="Times New Roman" w:cs="Times New Roman"/>
-          <w:highlight w:val="magenta"/>
-        </w:rPr>
-        <w:t>C</w:t>
-      </w:r>
-      <w:proofErr w:type="gramEnd"/>
-      <w:r>
-        <w:rPr>
-          <w:rFonts w:ascii="Times New Roman" w:hAnsi="Times New Roman" w:cs="Times New Roman"/>
-        </w:rPr>
-        <w:t>)</w:t>
-      </w:r>
-      <w:r>
-        <w:rPr>
-          <w:rFonts w:ascii="Times New Roman" w:hAnsi="Times New Roman" w:cs="Times New Roman"/>
-        </w:rPr>
-        <w:t>.</w:t>
-      </w:r>
-      <w:r>
-        <w:rPr>
-          <w:rFonts w:ascii="Times New Roman" w:hAnsi="Times New Roman" w:cs="Times New Roman"/>
-        </w:rPr>
-        <w:t xml:space="preserve"> </w:t>
-      </w:r>
-      <w:commentRangeStart w:id="3"/>
-      <w:r>
-        <w:rPr>
-          <w:rFonts w:ascii="Times New Roman" w:hAnsi="Times New Roman" w:cs="Times New Roman"/>
-        </w:rPr>
-        <w:t>For</w:t>
-      </w:r>
-      <w:r>
-        <w:rPr>
-          <w:rFonts w:ascii="Times New Roman" w:hAnsi="Times New Roman" w:cs="Times New Roman"/>
-        </w:rPr>
-        <w:t xml:space="preserve"> </w:t>
+        <w:t>93.3</w:t>
+      </w:r>
+      <w:r>
+        <w:rPr>
+          <w:rFonts w:ascii="Times New Roman" w:hAnsi="Times New Roman" w:cs="Times New Roman"/>
+        </w:rPr>
+        <w:t xml:space="preserve">% using </w:t>
       </w:r>
       <w:r>
         <w:rPr>
@@ -9821,29 +9695,146 @@
         <w:rPr>
           <w:rFonts w:ascii="Times New Roman" w:hAnsi="Times New Roman" w:cs="Times New Roman"/>
         </w:rPr>
-        <w:t xml:space="preserve">, </w:t>
-      </w:r>
-      <w:r>
-        <w:rPr>
-          <w:rFonts w:ascii="Times New Roman" w:hAnsi="Times New Roman" w:cs="Times New Roman"/>
-        </w:rPr>
-        <w:t xml:space="preserve">the most influential ASVs belonged to </w:t>
-      </w:r>
-      <w:proofErr w:type="spellStart"/>
+        <w:t xml:space="preserve"> and 80-83.3% using </w:t>
+      </w:r>
       <w:r>
         <w:rPr>
           <w:rFonts w:ascii="Times New Roman" w:hAnsi="Times New Roman" w:cs="Times New Roman"/>
           <w:i/>
           <w:iCs/>
         </w:rPr>
-        <w:t>Burkholderiales</w:t>
-      </w:r>
-      <w:proofErr w:type="spellEnd"/>
+        <w:t>Hordeum</w:t>
+      </w:r>
+      <w:r>
+        <w:rPr>
+          <w:rFonts w:ascii="Times New Roman" w:hAnsi="Times New Roman" w:cs="Times New Roman"/>
+        </w:rPr>
+        <w:t xml:space="preserve"> </w:t>
+      </w:r>
+      <w:r>
+        <w:rPr>
+          <w:rFonts w:ascii="Times New Roman" w:hAnsi="Times New Roman" w:cs="Times New Roman"/>
+        </w:rPr>
+        <w:t xml:space="preserve">rhizosphere </w:t>
+      </w:r>
+      <w:r>
+        <w:rPr>
+          <w:rFonts w:ascii="Times New Roman" w:hAnsi="Times New Roman" w:cs="Times New Roman"/>
+        </w:rPr>
+        <w:t xml:space="preserve">and </w:t>
+      </w:r>
+      <w:r>
+        <w:rPr>
+          <w:rFonts w:ascii="Times New Roman" w:hAnsi="Times New Roman" w:cs="Times New Roman"/>
+        </w:rPr>
+        <w:t>root microbiome data</w:t>
+      </w:r>
+      <w:r>
+        <w:rPr>
+          <w:rFonts w:ascii="Times New Roman" w:hAnsi="Times New Roman" w:cs="Times New Roman"/>
+        </w:rPr>
+        <w:t xml:space="preserve">, with only </w:t>
+      </w:r>
+      <w:r>
+        <w:rPr>
+          <w:rFonts w:ascii="Times New Roman" w:hAnsi="Times New Roman" w:cs="Times New Roman"/>
+        </w:rPr>
+        <w:t>15</w:t>
+      </w:r>
+      <w:r>
+        <w:rPr>
+          <w:rFonts w:ascii="Times New Roman" w:hAnsi="Times New Roman" w:cs="Times New Roman"/>
+        </w:rPr>
+        <w:t xml:space="preserve"> out o</w:t>
+      </w:r>
+      <w:r>
+        <w:rPr>
+          <w:rFonts w:ascii="Times New Roman" w:hAnsi="Times New Roman" w:cs="Times New Roman"/>
+        </w:rPr>
+        <w:t>f 120</w:t>
+      </w:r>
+      <w:r>
+        <w:rPr>
+          <w:rFonts w:ascii="Times New Roman" w:hAnsi="Times New Roman" w:cs="Times New Roman"/>
+        </w:rPr>
+        <w:t xml:space="preserve"> samples </w:t>
+      </w:r>
+      <w:r>
+        <w:rPr>
+          <w:rFonts w:ascii="Times New Roman" w:hAnsi="Times New Roman" w:cs="Times New Roman"/>
+        </w:rPr>
+        <w:t xml:space="preserve">not previously seen by the model </w:t>
+      </w:r>
+      <w:r>
+        <w:rPr>
+          <w:rFonts w:ascii="Times New Roman" w:hAnsi="Times New Roman" w:cs="Times New Roman"/>
+        </w:rPr>
+        <w:t xml:space="preserve">being </w:t>
+      </w:r>
+      <w:r>
+        <w:rPr>
+          <w:rFonts w:ascii="Times New Roman" w:hAnsi="Times New Roman" w:cs="Times New Roman"/>
+        </w:rPr>
+        <w:t>misclassified</w:t>
+      </w:r>
       <w:r>
         <w:rPr>
           <w:rFonts w:ascii="Times New Roman" w:hAnsi="Times New Roman" w:cs="Times New Roman"/>
         </w:rPr>
         <w:t xml:space="preserve"> (</w:t>
+      </w:r>
+      <w:r>
+        <w:rPr>
+          <w:rFonts w:ascii="Times New Roman" w:hAnsi="Times New Roman" w:cs="Times New Roman"/>
+          <w:highlight w:val="magenta"/>
+        </w:rPr>
+        <w:t>Fig. 3</w:t>
+      </w:r>
+      <w:proofErr w:type="gramStart"/>
+      <w:r>
+        <w:rPr>
+          <w:rFonts w:ascii="Times New Roman" w:hAnsi="Times New Roman" w:cs="Times New Roman"/>
+          <w:highlight w:val="magenta"/>
+        </w:rPr>
+        <w:t>B,</w:t>
+      </w:r>
+      <w:r>
+        <w:rPr>
+          <w:rFonts w:ascii="Times New Roman" w:hAnsi="Times New Roman" w:cs="Times New Roman"/>
+          <w:highlight w:val="magenta"/>
+        </w:rPr>
+        <w:t>C</w:t>
+      </w:r>
+      <w:proofErr w:type="gramEnd"/>
+      <w:r>
+        <w:rPr>
+          <w:rFonts w:ascii="Times New Roman" w:hAnsi="Times New Roman" w:cs="Times New Roman"/>
+        </w:rPr>
+        <w:t>)</w:t>
+      </w:r>
+      <w:r>
+        <w:rPr>
+          <w:rFonts w:ascii="Times New Roman" w:hAnsi="Times New Roman" w:cs="Times New Roman"/>
+        </w:rPr>
+        <w:t>.</w:t>
+      </w:r>
+      <w:r>
+        <w:rPr>
+          <w:rFonts w:ascii="Times New Roman" w:hAnsi="Times New Roman" w:cs="Times New Roman"/>
+        </w:rPr>
+        <w:t xml:space="preserve"> </w:t>
+      </w:r>
+      <w:r>
+        <w:rPr>
+          <w:rFonts w:ascii="Times New Roman" w:hAnsi="Times New Roman" w:cs="Times New Roman"/>
+        </w:rPr>
+        <w:t>For</w:t>
+      </w:r>
+      <w:r>
+        <w:rPr>
+          <w:rFonts w:ascii="Times New Roman" w:hAnsi="Times New Roman" w:cs="Times New Roman"/>
+        </w:rPr>
+        <w:t xml:space="preserve"> </w:t>
       </w:r>
       <w:r>
         <w:rPr>
@@ -9851,19 +9842,19 @@
           <w:i/>
           <w:iCs/>
         </w:rPr>
-        <w:t>Oxalobacteraceae</w:t>
-      </w:r>
-      <w:r>
-        <w:rPr>
-          <w:rFonts w:ascii="Times New Roman" w:hAnsi="Times New Roman" w:cs="Times New Roman"/>
-        </w:rPr>
-        <w:t>,</w:t>
-      </w:r>
-      <w:r>
-        <w:rPr>
-          <w:rFonts w:ascii="Times New Roman" w:hAnsi="Times New Roman" w:cs="Times New Roman"/>
-        </w:rPr>
-        <w:t xml:space="preserve"> </w:t>
+        <w:t>Lotus</w:t>
+      </w:r>
+      <w:r>
+        <w:rPr>
+          <w:rFonts w:ascii="Times New Roman" w:hAnsi="Times New Roman" w:cs="Times New Roman"/>
+        </w:rPr>
+        <w:t xml:space="preserve">, </w:t>
+      </w:r>
+      <w:r>
+        <w:rPr>
+          <w:rFonts w:ascii="Times New Roman" w:hAnsi="Times New Roman" w:cs="Times New Roman"/>
+        </w:rPr>
+        <w:t xml:space="preserve">influential ASVs belonged to </w:t>
       </w:r>
       <w:proofErr w:type="spellStart"/>
       <w:r>
@@ -9872,36 +9863,34 @@
           <w:i/>
           <w:iCs/>
         </w:rPr>
-        <w:t>Comamonadaceae</w:t>
+        <w:t>Burkholderiales</w:t>
       </w:r>
       <w:proofErr w:type="spellEnd"/>
       <w:r>
         <w:rPr>
           <w:rFonts w:ascii="Times New Roman" w:hAnsi="Times New Roman" w:cs="Times New Roman"/>
         </w:rPr>
-        <w:t>), along with</w:t>
-      </w:r>
-      <w:r>
-        <w:rPr>
-          <w:rFonts w:ascii="Times New Roman" w:hAnsi="Times New Roman" w:cs="Times New Roman"/>
-        </w:rPr>
-        <w:t xml:space="preserve"> </w:t>
-      </w:r>
-      <w:proofErr w:type="spellStart"/>
+        <w:t xml:space="preserve"> (</w:t>
+      </w:r>
       <w:r>
         <w:rPr>
           <w:rFonts w:ascii="Times New Roman" w:hAnsi="Times New Roman" w:cs="Times New Roman"/>
           <w:i/>
           <w:iCs/>
         </w:rPr>
-        <w:t>Pseudomonadales</w:t>
-      </w:r>
-      <w:proofErr w:type="spellEnd"/>
-      <w:r>
-        <w:rPr>
-          <w:rFonts w:ascii="Times New Roman" w:hAnsi="Times New Roman" w:cs="Times New Roman"/>
-        </w:rPr>
-        <w:t xml:space="preserve"> and </w:t>
+        <w:t>Oxalobacteraceae</w:t>
+      </w:r>
+      <w:r>
+        <w:rPr>
+          <w:rFonts w:ascii="Times New Roman" w:hAnsi="Times New Roman" w:cs="Times New Roman"/>
+        </w:rPr>
+        <w:t>,</w:t>
+      </w:r>
+      <w:r>
+        <w:rPr>
+          <w:rFonts w:ascii="Times New Roman" w:hAnsi="Times New Roman" w:cs="Times New Roman"/>
+        </w:rPr>
+        <w:t xml:space="preserve"> </w:t>
       </w:r>
       <w:proofErr w:type="spellStart"/>
       <w:r>
@@ -9910,101 +9899,36 @@
           <w:i/>
           <w:iCs/>
         </w:rPr>
-        <w:t>Rhizobiales</w:t>
+        <w:t>Comamonadaceae</w:t>
       </w:r>
       <w:proofErr w:type="spellEnd"/>
       <w:r>
         <w:rPr>
           <w:rFonts w:ascii="Times New Roman" w:hAnsi="Times New Roman" w:cs="Times New Roman"/>
         </w:rPr>
-        <w:t xml:space="preserve">, each displaying </w:t>
-      </w:r>
-      <w:r>
-        <w:rPr>
-          <w:rFonts w:ascii="Times New Roman" w:hAnsi="Times New Roman" w:cs="Times New Roman"/>
-        </w:rPr>
-        <w:t>compartment</w:t>
-      </w:r>
-      <w:r>
-        <w:rPr>
-          <w:rFonts w:ascii="Times New Roman" w:hAnsi="Times New Roman" w:cs="Times New Roman"/>
-        </w:rPr>
-        <w:t>- and soil-type-specific associations</w:t>
-      </w:r>
-      <w:r>
-        <w:rPr>
-          <w:rFonts w:ascii="Times New Roman" w:hAnsi="Times New Roman" w:cs="Times New Roman"/>
-        </w:rPr>
-        <w:t xml:space="preserve"> (</w:t>
-      </w:r>
-      <w:r>
-        <w:rPr>
-          <w:rFonts w:ascii="Times New Roman" w:hAnsi="Times New Roman" w:cs="Times New Roman"/>
-          <w:highlight w:val="magenta"/>
-        </w:rPr>
-        <w:t>Fig. 3D, Suppl. Table 2</w:t>
-      </w:r>
-      <w:r>
-        <w:rPr>
-          <w:rFonts w:ascii="Times New Roman" w:hAnsi="Times New Roman" w:cs="Times New Roman"/>
-        </w:rPr>
-        <w:t>)</w:t>
-      </w:r>
-      <w:r>
-        <w:rPr>
-          <w:rFonts w:ascii="Times New Roman" w:hAnsi="Times New Roman" w:cs="Times New Roman"/>
-        </w:rPr>
-        <w:t xml:space="preserve">. </w:t>
-      </w:r>
-      <w:r>
-        <w:rPr>
-          <w:rFonts w:ascii="Times New Roman" w:hAnsi="Times New Roman" w:cs="Times New Roman"/>
-        </w:rPr>
-        <w:t>In</w:t>
-      </w:r>
-      <w:r>
-        <w:rPr>
-          <w:rFonts w:ascii="Times New Roman" w:hAnsi="Times New Roman" w:cs="Times New Roman"/>
-        </w:rPr>
-        <w:t xml:space="preserve"> </w:t>
-      </w:r>
+        <w:t>), along with</w:t>
+      </w:r>
+      <w:r>
+        <w:rPr>
+          <w:rFonts w:ascii="Times New Roman" w:hAnsi="Times New Roman" w:cs="Times New Roman"/>
+        </w:rPr>
+        <w:t xml:space="preserve"> </w:t>
+      </w:r>
+      <w:proofErr w:type="spellStart"/>
       <w:r>
         <w:rPr>
           <w:rFonts w:ascii="Times New Roman" w:hAnsi="Times New Roman" w:cs="Times New Roman"/>
           <w:i/>
           <w:iCs/>
         </w:rPr>
-        <w:t>Hordeum</w:t>
-      </w:r>
-      <w:r>
-        <w:rPr>
-          <w:rFonts w:ascii="Times New Roman" w:hAnsi="Times New Roman" w:cs="Times New Roman"/>
-        </w:rPr>
-        <w:t xml:space="preserve">, </w:t>
-      </w:r>
-      <w:r>
-        <w:rPr>
-          <w:rFonts w:ascii="Times New Roman" w:hAnsi="Times New Roman" w:cs="Times New Roman"/>
-        </w:rPr>
-        <w:t xml:space="preserve">a broader taxonomic </w:t>
-      </w:r>
-      <w:r>
-        <w:rPr>
-          <w:rFonts w:ascii="Times New Roman" w:hAnsi="Times New Roman" w:cs="Times New Roman"/>
-        </w:rPr>
-        <w:t>range</w:t>
-      </w:r>
-      <w:r>
-        <w:rPr>
-          <w:rFonts w:ascii="Times New Roman" w:hAnsi="Times New Roman" w:cs="Times New Roman"/>
-        </w:rPr>
-        <w:t xml:space="preserve"> contributed to prediction accuracy, </w:t>
-      </w:r>
-      <w:r>
-        <w:rPr>
-          <w:rFonts w:ascii="Times New Roman" w:hAnsi="Times New Roman" w:cs="Times New Roman"/>
-        </w:rPr>
-        <w:t xml:space="preserve">with </w:t>
+        <w:t>Pseudomonadales</w:t>
+      </w:r>
+      <w:proofErr w:type="spellEnd"/>
+      <w:r>
+        <w:rPr>
+          <w:rFonts w:ascii="Times New Roman" w:hAnsi="Times New Roman" w:cs="Times New Roman"/>
+        </w:rPr>
+        <w:t xml:space="preserve"> and </w:t>
       </w:r>
       <w:proofErr w:type="spellStart"/>
       <w:r>
@@ -10013,79 +9937,101 @@
           <w:i/>
           <w:iCs/>
         </w:rPr>
-        <w:t>Flavobacteriales</w:t>
+        <w:t>Rhizobiales</w:t>
       </w:r>
       <w:proofErr w:type="spellEnd"/>
       <w:r>
         <w:rPr>
           <w:rFonts w:ascii="Times New Roman" w:hAnsi="Times New Roman" w:cs="Times New Roman"/>
         </w:rPr>
-        <w:t xml:space="preserve"> ASVs </w:t>
-      </w:r>
-      <w:r>
-        <w:rPr>
-          <w:rFonts w:ascii="Times New Roman" w:hAnsi="Times New Roman" w:cs="Times New Roman"/>
-        </w:rPr>
-        <w:lastRenderedPageBreak/>
-        <w:t>particularly important across all</w:t>
-      </w:r>
-      <w:r>
-        <w:rPr>
-          <w:rFonts w:ascii="Times New Roman" w:hAnsi="Times New Roman" w:cs="Times New Roman"/>
-        </w:rPr>
-        <w:t xml:space="preserve"> </w:t>
-      </w:r>
-      <w:r>
-        <w:rPr>
-          <w:rFonts w:ascii="Times New Roman" w:hAnsi="Times New Roman" w:cs="Times New Roman"/>
-        </w:rPr>
-        <w:t>soil-compartment</w:t>
-      </w:r>
-      <w:r>
-        <w:rPr>
-          <w:rFonts w:ascii="Times New Roman" w:hAnsi="Times New Roman" w:cs="Times New Roman"/>
-        </w:rPr>
-        <w:t xml:space="preserve"> combinations. </w:t>
-      </w:r>
-      <w:proofErr w:type="spellStart"/>
+        <w:t xml:space="preserve">, each displaying </w:t>
+      </w:r>
+      <w:r>
+        <w:rPr>
+          <w:rFonts w:ascii="Times New Roman" w:hAnsi="Times New Roman" w:cs="Times New Roman"/>
+        </w:rPr>
+        <w:t>compartment</w:t>
+      </w:r>
+      <w:r>
+        <w:rPr>
+          <w:rFonts w:ascii="Times New Roman" w:hAnsi="Times New Roman" w:cs="Times New Roman"/>
+        </w:rPr>
+        <w:t>- and soil-type-specific associations</w:t>
+      </w:r>
+      <w:r>
+        <w:rPr>
+          <w:rFonts w:ascii="Times New Roman" w:hAnsi="Times New Roman" w:cs="Times New Roman"/>
+        </w:rPr>
+        <w:t xml:space="preserve"> (</w:t>
+      </w:r>
+      <w:r>
+        <w:rPr>
+          <w:rFonts w:ascii="Times New Roman" w:hAnsi="Times New Roman" w:cs="Times New Roman"/>
+          <w:highlight w:val="magenta"/>
+        </w:rPr>
+        <w:t>Fig. 3D, Suppl. Table 2</w:t>
+      </w:r>
+      <w:r>
+        <w:rPr>
+          <w:rFonts w:ascii="Times New Roman" w:hAnsi="Times New Roman" w:cs="Times New Roman"/>
+        </w:rPr>
+        <w:t>)</w:t>
+      </w:r>
+      <w:r>
+        <w:rPr>
+          <w:rFonts w:ascii="Times New Roman" w:hAnsi="Times New Roman" w:cs="Times New Roman"/>
+        </w:rPr>
+        <w:t xml:space="preserve">. </w:t>
+      </w:r>
+      <w:r>
+        <w:rPr>
+          <w:rFonts w:ascii="Times New Roman" w:hAnsi="Times New Roman" w:cs="Times New Roman"/>
+        </w:rPr>
+        <w:t>In</w:t>
+      </w:r>
+      <w:r>
+        <w:rPr>
+          <w:rFonts w:ascii="Times New Roman" w:hAnsi="Times New Roman" w:cs="Times New Roman"/>
+        </w:rPr>
+        <w:t xml:space="preserve"> </w:t>
+      </w:r>
       <w:r>
         <w:rPr>
           <w:rFonts w:ascii="Times New Roman" w:hAnsi="Times New Roman" w:cs="Times New Roman"/>
           <w:i/>
           <w:iCs/>
         </w:rPr>
-        <w:t>Bacillales</w:t>
-      </w:r>
-      <w:proofErr w:type="spellEnd"/>
-      <w:r>
-        <w:rPr>
-          <w:rFonts w:ascii="Times New Roman" w:hAnsi="Times New Roman" w:cs="Times New Roman"/>
-        </w:rPr>
-        <w:t xml:space="preserve"> ASVs </w:t>
-      </w:r>
-      <w:r>
-        <w:rPr>
-          <w:rFonts w:ascii="Times New Roman" w:hAnsi="Times New Roman" w:cs="Times New Roman"/>
-        </w:rPr>
-        <w:t>were strong predictors of NPK cultivation</w:t>
-      </w:r>
-      <w:r>
-        <w:rPr>
-          <w:rFonts w:ascii="Times New Roman" w:hAnsi="Times New Roman" w:cs="Times New Roman"/>
-        </w:rPr>
-        <w:t xml:space="preserve"> in rhizosphere samples</w:t>
-      </w:r>
-      <w:r>
-        <w:rPr>
-          <w:rFonts w:ascii="Times New Roman" w:hAnsi="Times New Roman" w:cs="Times New Roman"/>
-        </w:rPr>
-        <w:t>,</w:t>
-      </w:r>
-      <w:r>
-        <w:rPr>
-          <w:rFonts w:ascii="Times New Roman" w:hAnsi="Times New Roman" w:cs="Times New Roman"/>
-        </w:rPr>
-        <w:t xml:space="preserve"> while </w:t>
+        <w:t>Hordeum</w:t>
+      </w:r>
+      <w:r>
+        <w:rPr>
+          <w:rFonts w:ascii="Times New Roman" w:hAnsi="Times New Roman" w:cs="Times New Roman"/>
+        </w:rPr>
+        <w:t xml:space="preserve">, </w:t>
+      </w:r>
+      <w:r>
+        <w:rPr>
+          <w:rFonts w:ascii="Times New Roman" w:hAnsi="Times New Roman" w:cs="Times New Roman"/>
+        </w:rPr>
+        <w:t xml:space="preserve">a broader taxonomic </w:t>
+      </w:r>
+      <w:r>
+        <w:rPr>
+          <w:rFonts w:ascii="Times New Roman" w:hAnsi="Times New Roman" w:cs="Times New Roman"/>
+        </w:rPr>
+        <w:t>range</w:t>
+      </w:r>
+      <w:r>
+        <w:rPr>
+          <w:rFonts w:ascii="Times New Roman" w:hAnsi="Times New Roman" w:cs="Times New Roman"/>
+        </w:rPr>
+        <w:t xml:space="preserve"> contributed to prediction accuracy, </w:t>
+      </w:r>
+      <w:r>
+        <w:rPr>
+          <w:rFonts w:ascii="Times New Roman" w:hAnsi="Times New Roman" w:cs="Times New Roman"/>
+        </w:rPr>
+        <w:t xml:space="preserve">with </w:t>
       </w:r>
       <w:proofErr w:type="spellStart"/>
       <w:r>
@@ -10094,118 +10040,61 @@
           <w:i/>
           <w:iCs/>
         </w:rPr>
-        <w:t>Pseudonocardiales</w:t>
+        <w:lastRenderedPageBreak/>
+        <w:t>Burkholderiales</w:t>
       </w:r>
       <w:proofErr w:type="spellEnd"/>
       <w:r>
         <w:rPr>
           <w:rFonts w:ascii="Times New Roman" w:hAnsi="Times New Roman" w:cs="Times New Roman"/>
         </w:rPr>
-        <w:t xml:space="preserve"> ASVs </w:t>
-      </w:r>
-      <w:r>
-        <w:rPr>
-          <w:rFonts w:ascii="Times New Roman" w:hAnsi="Times New Roman" w:cs="Times New Roman"/>
-        </w:rPr>
-        <w:t>were crucial for</w:t>
-      </w:r>
-      <w:r>
-        <w:rPr>
-          <w:rFonts w:ascii="Times New Roman" w:hAnsi="Times New Roman" w:cs="Times New Roman"/>
-        </w:rPr>
-        <w:t xml:space="preserve"> PK prediction</w:t>
-      </w:r>
-      <w:r>
-        <w:rPr>
-          <w:rFonts w:ascii="Times New Roman" w:hAnsi="Times New Roman" w:cs="Times New Roman"/>
-        </w:rPr>
-        <w:t>s</w:t>
-      </w:r>
-      <w:r>
-        <w:rPr>
-          <w:rFonts w:ascii="Times New Roman" w:hAnsi="Times New Roman" w:cs="Times New Roman"/>
-        </w:rPr>
-        <w:t xml:space="preserve"> for root samples</w:t>
-      </w:r>
-      <w:r>
-        <w:rPr>
-          <w:rFonts w:ascii="Times New Roman" w:hAnsi="Times New Roman" w:cs="Times New Roman"/>
-        </w:rPr>
-        <w:t>.</w:t>
-      </w:r>
-      <w:r>
-        <w:rPr>
-          <w:rFonts w:ascii="Times New Roman" w:hAnsi="Times New Roman" w:cs="Times New Roman"/>
-        </w:rPr>
-        <w:t xml:space="preserve"> </w:t>
-      </w:r>
-      <w:r>
-        <w:rPr>
-          <w:rFonts w:ascii="Times New Roman" w:hAnsi="Times New Roman" w:cs="Times New Roman"/>
-        </w:rPr>
-        <w:t>Additional</w:t>
-      </w:r>
-      <w:r>
-        <w:rPr>
-          <w:rFonts w:ascii="Times New Roman" w:hAnsi="Times New Roman" w:cs="Times New Roman"/>
-        </w:rPr>
-        <w:t xml:space="preserve"> </w:t>
-      </w:r>
-      <w:r>
-        <w:rPr>
-          <w:rFonts w:ascii="Times New Roman" w:hAnsi="Times New Roman" w:cs="Times New Roman"/>
-        </w:rPr>
-        <w:t xml:space="preserve">predictive </w:t>
-      </w:r>
-      <w:r>
-        <w:rPr>
-          <w:rFonts w:ascii="Times New Roman" w:hAnsi="Times New Roman" w:cs="Times New Roman"/>
-        </w:rPr>
-        <w:t xml:space="preserve">orders included </w:t>
-      </w:r>
-      <w:proofErr w:type="spellStart"/>
+        <w:t xml:space="preserve">, </w:t>
+      </w:r>
       <w:r>
         <w:rPr>
           <w:rFonts w:ascii="Times New Roman" w:hAnsi="Times New Roman" w:cs="Times New Roman"/>
           <w:i/>
           <w:iCs/>
         </w:rPr>
-        <w:t>Burkholderiales</w:t>
-      </w:r>
-      <w:proofErr w:type="spellEnd"/>
-      <w:r>
-        <w:rPr>
-          <w:rFonts w:ascii="Times New Roman" w:hAnsi="Times New Roman" w:cs="Times New Roman"/>
-        </w:rPr>
-        <w:t>,</w:t>
-      </w:r>
-      <w:r>
-        <w:rPr>
-          <w:rFonts w:ascii="Times New Roman" w:hAnsi="Times New Roman" w:cs="Times New Roman"/>
-        </w:rPr>
-        <w:t xml:space="preserve"> </w:t>
-      </w:r>
+        <w:t>Caulobacterales</w:t>
+      </w:r>
+      <w:r>
+        <w:rPr>
+          <w:rFonts w:ascii="Times New Roman" w:hAnsi="Times New Roman" w:cs="Times New Roman"/>
+        </w:rPr>
+        <w:t xml:space="preserve">, </w:t>
+      </w:r>
+      <w:proofErr w:type="spellStart"/>
       <w:r>
         <w:rPr>
           <w:rFonts w:ascii="Times New Roman" w:hAnsi="Times New Roman" w:cs="Times New Roman"/>
           <w:i/>
           <w:iCs/>
         </w:rPr>
-        <w:t>Caulobacterales</w:t>
-      </w:r>
-      <w:r>
-        <w:rPr>
-          <w:rFonts w:ascii="Times New Roman" w:hAnsi="Times New Roman" w:cs="Times New Roman"/>
-        </w:rPr>
-        <w:t>,</w:t>
-      </w:r>
+        <w:t>Flavobacteriales</w:t>
+      </w:r>
+      <w:proofErr w:type="spellEnd"/>
+      <w:r>
+        <w:rPr>
+          <w:rFonts w:ascii="Times New Roman" w:hAnsi="Times New Roman" w:cs="Times New Roman"/>
+        </w:rPr>
+        <w:t xml:space="preserve">, </w:t>
+      </w:r>
+      <w:proofErr w:type="spellStart"/>
       <w:r>
         <w:rPr>
           <w:rFonts w:ascii="Times New Roman" w:hAnsi="Times New Roman" w:cs="Times New Roman"/>
           <w:i/>
           <w:iCs/>
         </w:rPr>
-        <w:t xml:space="preserve"> </w:t>
+        <w:t>Pseudomonadales</w:t>
+      </w:r>
+      <w:proofErr w:type="spellEnd"/>
+      <w:r>
+        <w:rPr>
+          <w:rFonts w:ascii="Times New Roman" w:hAnsi="Times New Roman" w:cs="Times New Roman"/>
+        </w:rPr>
+        <w:t xml:space="preserve">, and </w:t>
       </w:r>
       <w:proofErr w:type="spellStart"/>
       <w:r>
@@ -10214,69 +10103,161 @@
           <w:i/>
           <w:iCs/>
         </w:rPr>
-        <w:t>Pseudo</w:t>
-      </w:r>
+        <w:t>Streptomycetales</w:t>
+      </w:r>
+      <w:proofErr w:type="spellEnd"/>
+      <w:r>
+        <w:rPr>
+          <w:rFonts w:ascii="Times New Roman" w:hAnsi="Times New Roman" w:cs="Times New Roman"/>
+        </w:rPr>
+        <w:t xml:space="preserve"> ASVs </w:t>
+      </w:r>
+      <w:r>
+        <w:rPr>
+          <w:rFonts w:ascii="Times New Roman" w:hAnsi="Times New Roman" w:cs="Times New Roman"/>
+        </w:rPr>
+        <w:t>particularly important across all</w:t>
+      </w:r>
+      <w:r>
+        <w:rPr>
+          <w:rFonts w:ascii="Times New Roman" w:hAnsi="Times New Roman" w:cs="Times New Roman"/>
+        </w:rPr>
+        <w:t xml:space="preserve"> </w:t>
+      </w:r>
+      <w:r>
+        <w:rPr>
+          <w:rFonts w:ascii="Times New Roman" w:hAnsi="Times New Roman" w:cs="Times New Roman"/>
+        </w:rPr>
+        <w:t>soil-compartment</w:t>
+      </w:r>
+      <w:r>
+        <w:rPr>
+          <w:rFonts w:ascii="Times New Roman" w:hAnsi="Times New Roman" w:cs="Times New Roman"/>
+        </w:rPr>
+        <w:t xml:space="preserve"> combinations. </w:t>
+      </w:r>
+      <w:proofErr w:type="spellStart"/>
       <w:r>
         <w:rPr>
           <w:rFonts w:ascii="Times New Roman" w:hAnsi="Times New Roman" w:cs="Times New Roman"/>
           <w:i/>
           <w:iCs/>
         </w:rPr>
-        <w:t>mon</w:t>
-      </w:r>
+        <w:t>Pseudonocardiales</w:t>
+      </w:r>
+      <w:proofErr w:type="spellEnd"/>
+      <w:r>
+        <w:rPr>
+          <w:rFonts w:ascii="Times New Roman" w:hAnsi="Times New Roman" w:cs="Times New Roman"/>
+        </w:rPr>
+        <w:t xml:space="preserve"> </w:t>
+      </w:r>
+      <w:r>
+        <w:rPr>
+          <w:rFonts w:ascii="Times New Roman" w:hAnsi="Times New Roman" w:cs="Times New Roman"/>
+        </w:rPr>
+        <w:t xml:space="preserve">ASVs </w:t>
+      </w:r>
+      <w:r>
+        <w:rPr>
+          <w:rFonts w:ascii="Times New Roman" w:hAnsi="Times New Roman" w:cs="Times New Roman"/>
+        </w:rPr>
+        <w:t xml:space="preserve">were </w:t>
+      </w:r>
+      <w:r>
+        <w:rPr>
+          <w:rFonts w:ascii="Times New Roman" w:hAnsi="Times New Roman" w:cs="Times New Roman"/>
+        </w:rPr>
+        <w:t xml:space="preserve">additional </w:t>
+      </w:r>
+      <w:r>
+        <w:rPr>
+          <w:rFonts w:ascii="Times New Roman" w:hAnsi="Times New Roman" w:cs="Times New Roman"/>
+        </w:rPr>
+        <w:t>predictors of PK cultivation</w:t>
+      </w:r>
+      <w:r>
+        <w:rPr>
+          <w:rFonts w:ascii="Times New Roman" w:hAnsi="Times New Roman" w:cs="Times New Roman"/>
+        </w:rPr>
+        <w:t xml:space="preserve"> in rhizosphere samples</w:t>
+      </w:r>
+      <w:r>
+        <w:rPr>
+          <w:rFonts w:ascii="Times New Roman" w:hAnsi="Times New Roman" w:cs="Times New Roman"/>
+        </w:rPr>
+        <w:t>,</w:t>
+      </w:r>
+      <w:r>
+        <w:rPr>
+          <w:rFonts w:ascii="Times New Roman" w:hAnsi="Times New Roman" w:cs="Times New Roman"/>
+        </w:rPr>
+        <w:t xml:space="preserve"> while </w:t>
+      </w:r>
+      <w:proofErr w:type="spellStart"/>
       <w:r>
         <w:rPr>
           <w:rFonts w:ascii="Times New Roman" w:hAnsi="Times New Roman" w:cs="Times New Roman"/>
           <w:i/>
           <w:iCs/>
         </w:rPr>
-        <w:t>adales</w:t>
+        <w:t>Cellvibrionales</w:t>
       </w:r>
       <w:proofErr w:type="spellEnd"/>
       <w:r>
         <w:rPr>
           <w:rFonts w:ascii="Times New Roman" w:hAnsi="Times New Roman" w:cs="Times New Roman"/>
         </w:rPr>
-        <w:t xml:space="preserve">, </w:t>
-      </w:r>
-      <w:proofErr w:type="spellStart"/>
-      <w:r>
-        <w:rPr>
-          <w:rFonts w:ascii="Times New Roman" w:hAnsi="Times New Roman" w:cs="Times New Roman"/>
-          <w:i/>
-          <w:iCs/>
-        </w:rPr>
-        <w:t>Rhizobiales</w:t>
-      </w:r>
-      <w:proofErr w:type="spellEnd"/>
-      <w:r>
-        <w:rPr>
-          <w:rFonts w:ascii="Times New Roman" w:hAnsi="Times New Roman" w:cs="Times New Roman"/>
-        </w:rPr>
-        <w:t>,</w:t>
-      </w:r>
-      <w:r>
-        <w:rPr>
-          <w:rFonts w:ascii="Times New Roman" w:hAnsi="Times New Roman" w:cs="Times New Roman"/>
-        </w:rPr>
-        <w:t xml:space="preserve"> and</w:t>
-      </w:r>
-      <w:r>
-        <w:rPr>
-          <w:rFonts w:ascii="Times New Roman" w:hAnsi="Times New Roman" w:cs="Times New Roman"/>
-        </w:rPr>
-        <w:t xml:space="preserve"> </w:t>
-      </w:r>
-      <w:proofErr w:type="spellStart"/>
-      <w:r>
-        <w:rPr>
-          <w:rFonts w:ascii="Times New Roman" w:hAnsi="Times New Roman" w:cs="Times New Roman"/>
-          <w:i/>
-          <w:iCs/>
-        </w:rPr>
-        <w:t>Streptomycetales</w:t>
-      </w:r>
-      <w:proofErr w:type="spellEnd"/>
+        <w:t xml:space="preserve"> </w:t>
+      </w:r>
+      <w:r>
+        <w:rPr>
+          <w:rFonts w:ascii="Times New Roman" w:hAnsi="Times New Roman" w:cs="Times New Roman"/>
+        </w:rPr>
+        <w:t>ASVs</w:t>
+      </w:r>
+      <w:r>
+        <w:rPr>
+          <w:rFonts w:ascii="Times New Roman" w:hAnsi="Times New Roman" w:cs="Times New Roman"/>
+        </w:rPr>
+        <w:t xml:space="preserve"> </w:t>
+      </w:r>
+      <w:r>
+        <w:rPr>
+          <w:rFonts w:ascii="Times New Roman" w:hAnsi="Times New Roman" w:cs="Times New Roman"/>
+        </w:rPr>
+        <w:t xml:space="preserve">were </w:t>
+      </w:r>
+      <w:r>
+        <w:rPr>
+          <w:rFonts w:ascii="Times New Roman" w:hAnsi="Times New Roman" w:cs="Times New Roman"/>
+        </w:rPr>
+        <w:t>used</w:t>
+      </w:r>
+      <w:r>
+        <w:rPr>
+          <w:rFonts w:ascii="Times New Roman" w:hAnsi="Times New Roman" w:cs="Times New Roman"/>
+        </w:rPr>
+        <w:t xml:space="preserve"> for</w:t>
+      </w:r>
+      <w:r>
+        <w:rPr>
+          <w:rFonts w:ascii="Times New Roman" w:hAnsi="Times New Roman" w:cs="Times New Roman"/>
+        </w:rPr>
+        <w:t xml:space="preserve"> PK prediction</w:t>
+      </w:r>
+      <w:r>
+        <w:rPr>
+          <w:rFonts w:ascii="Times New Roman" w:hAnsi="Times New Roman" w:cs="Times New Roman"/>
+        </w:rPr>
+        <w:t>s</w:t>
+      </w:r>
+      <w:r>
+        <w:rPr>
+          <w:rFonts w:ascii="Times New Roman" w:hAnsi="Times New Roman" w:cs="Times New Roman"/>
+        </w:rPr>
+        <w:t xml:space="preserve"> for root samples</w:t>
+      </w:r>
       <w:r>
         <w:rPr>
           <w:rFonts w:ascii="Times New Roman" w:hAnsi="Times New Roman" w:cs="Times New Roman"/>
@@ -10314,7 +10295,6 @@
         </w:rPr>
         <w:t xml:space="preserve"> </w:t>
       </w:r>
-      <w:commentRangeStart w:id="4"/>
       <w:r>
         <w:rPr>
           <w:rFonts w:ascii="Times New Roman" w:hAnsi="Times New Roman" w:cs="Times New Roman"/>
@@ -10349,7 +10329,19 @@
         <w:rPr>
           <w:rFonts w:ascii="Times New Roman" w:hAnsi="Times New Roman" w:cs="Times New Roman"/>
         </w:rPr>
-        <w:t xml:space="preserve"> and were not conserved across </w:t>
+        <w:t xml:space="preserve"> and were </w:t>
+      </w:r>
+      <w:r>
+        <w:rPr>
+          <w:rFonts w:ascii="Times New Roman" w:hAnsi="Times New Roman" w:cs="Times New Roman"/>
+        </w:rPr>
+        <w:t>only partially</w:t>
+      </w:r>
+      <w:r>
+        <w:rPr>
+          <w:rFonts w:ascii="Times New Roman" w:hAnsi="Times New Roman" w:cs="Times New Roman"/>
+        </w:rPr>
+        <w:t xml:space="preserve"> conserved across </w:t>
       </w:r>
       <w:r>
         <w:rPr>
@@ -10459,25 +10451,11 @@
         </w:rPr>
         <w:t>.</w:t>
       </w:r>
-      <w:commentRangeEnd w:id="4"/>
-      <w:r>
-        <w:rPr>
-          <w:rStyle w:val="CommentReference"/>
-        </w:rPr>
-        <w:commentReference w:id="4"/>
-      </w:r>
-      <w:r>
-        <w:rPr>
-          <w:rFonts w:ascii="Times New Roman" w:hAnsi="Times New Roman" w:cs="Times New Roman"/>
-        </w:rPr>
-        <w:t xml:space="preserve"> </w:t>
-      </w:r>
-      <w:commentRangeEnd w:id="3"/>
-      <w:r>
-        <w:rPr>
-          <w:rStyle w:val="CommentReference"/>
-        </w:rPr>
-        <w:commentReference w:id="3"/>
+      <w:r>
+        <w:rPr>
+          <w:rFonts w:ascii="Times New Roman" w:hAnsi="Times New Roman" w:cs="Times New Roman"/>
+        </w:rPr>
+        <w:t xml:space="preserve"> </w:t>
       </w:r>
       <w:r>
         <w:rPr>
@@ -12280,7 +12258,7 @@
         </w:rPr>
         <w:t xml:space="preserve"> (</w:t>
       </w:r>
-      <w:commentRangeStart w:id="5"/>
+      <w:commentRangeStart w:id="1"/>
       <w:r>
         <w:rPr>
           <w:rFonts w:ascii="Times New Roman" w:hAnsi="Times New Roman" w:cs="Times New Roman"/>
@@ -12289,7 +12267,7 @@
         </w:rPr>
         <w:t>Suppl. Fig. 4</w:t>
       </w:r>
-      <w:commentRangeEnd w:id="5"/>
+      <w:commentRangeEnd w:id="1"/>
       <w:r>
         <w:rPr>
           <w:rFonts w:ascii="Times New Roman" w:hAnsi="Times New Roman" w:cs="Times New Roman"/>
@@ -12301,7 +12279,7 @@
         <w:rPr>
           <w:rStyle w:val="CommentReference"/>
         </w:rPr>
-        <w:commentReference w:id="5"/>
+        <w:commentReference w:id="1"/>
       </w:r>
       <w:r>
         <w:rPr>
@@ -12761,15 +12739,7 @@
           <w:rFonts w:ascii="Times New Roman" w:hAnsi="Times New Roman" w:cs="Times New Roman"/>
           <w:kern w:val="0"/>
         </w:rPr>
-        <w:t xml:space="preserve">most likely symbiotic </w:t>
-      </w:r>
-      <w:r>
-        <w:rPr>
-          <w:rFonts w:ascii="Times New Roman" w:hAnsi="Times New Roman" w:cs="Times New Roman"/>
-          <w:kern w:val="0"/>
-        </w:rPr>
-        <w:lastRenderedPageBreak/>
-        <w:t xml:space="preserve">rhizobia, </w:t>
+        <w:t xml:space="preserve">most likely symbiotic rhizobia, </w:t>
       </w:r>
       <w:r>
         <w:rPr>
@@ -12851,6 +12821,7 @@
           <w:iCs/>
           <w:kern w:val="0"/>
         </w:rPr>
+        <w:lastRenderedPageBreak/>
         <w:t>Burkholderiales</w:t>
       </w:r>
       <w:proofErr w:type="spellEnd"/>
@@ -13714,19 +13685,19 @@
         </w:rPr>
         <w:t xml:space="preserve"> detected approximately </w:t>
       </w:r>
-      <w:commentRangeStart w:id="6"/>
+      <w:commentRangeStart w:id="2"/>
       <w:r>
         <w:rPr>
           <w:rFonts w:ascii="Times New Roman" w:hAnsi="Times New Roman" w:cs="Times New Roman"/>
         </w:rPr>
         <w:t xml:space="preserve">580 and 1912 </w:t>
       </w:r>
-      <w:commentRangeEnd w:id="6"/>
+      <w:commentRangeEnd w:id="2"/>
       <w:r>
         <w:rPr>
           <w:rStyle w:val="CommentReference"/>
         </w:rPr>
-        <w:commentReference w:id="6"/>
+        <w:commentReference w:id="2"/>
       </w:r>
       <w:r>
         <w:rPr>
@@ -13786,19 +13757,19 @@
         </w:rPr>
         <w:t xml:space="preserve"> metabolites spanned diverse chemical classes, including </w:t>
       </w:r>
-      <w:commentRangeStart w:id="7"/>
+      <w:commentRangeStart w:id="3"/>
       <w:r>
         <w:rPr>
           <w:rFonts w:ascii="Times New Roman" w:hAnsi="Times New Roman" w:cs="Times New Roman"/>
         </w:rPr>
         <w:t xml:space="preserve">alkaloids, amino acids and peptides, fatty acids, carbohydrates, shikimates and phenylpropanoids, terpenoids, and polyketides </w:t>
       </w:r>
-      <w:commentRangeEnd w:id="7"/>
+      <w:commentRangeEnd w:id="3"/>
       <w:r>
         <w:rPr>
           <w:rStyle w:val="CommentReference"/>
         </w:rPr>
-        <w:commentReference w:id="7"/>
+        <w:commentReference w:id="3"/>
       </w:r>
       <w:r>
         <w:rPr>
@@ -13806,7 +13777,7 @@
         </w:rPr>
         <w:t>(</w:t>
       </w:r>
-      <w:commentRangeStart w:id="8"/>
+      <w:commentRangeStart w:id="4"/>
       <w:r>
         <w:rPr>
           <w:rFonts w:ascii="Times New Roman" w:hAnsi="Times New Roman" w:cs="Times New Roman"/>
@@ -13828,12 +13799,12 @@
         </w:rPr>
         <w:t>5A</w:t>
       </w:r>
-      <w:commentRangeEnd w:id="8"/>
+      <w:commentRangeEnd w:id="4"/>
       <w:r>
         <w:rPr>
           <w:rStyle w:val="CommentReference"/>
         </w:rPr>
-        <w:commentReference w:id="8"/>
+        <w:commentReference w:id="4"/>
       </w:r>
       <w:r>
         <w:rPr>
@@ -13931,7 +13902,7 @@
           <w:rFonts w:ascii="Times New Roman" w:hAnsi="Times New Roman" w:cs="Times New Roman"/>
         </w:rPr>
       </w:pPr>
-      <w:commentRangeStart w:id="9"/>
+      <w:commentRangeStart w:id="5"/>
       <w:r>
         <w:rPr>
           <w:rFonts w:ascii="Times New Roman" w:hAnsi="Times New Roman" w:cs="Times New Roman"/>
@@ -14000,12 +13971,12 @@
         </w:rPr>
         <w:t xml:space="preserve"> </w:t>
       </w:r>
-      <w:commentRangeEnd w:id="9"/>
+      <w:commentRangeEnd w:id="5"/>
       <w:r>
         <w:rPr>
           <w:rStyle w:val="CommentReference"/>
         </w:rPr>
-        <w:commentReference w:id="9"/>
+        <w:commentReference w:id="5"/>
       </w:r>
       <w:r>
         <w:rPr>
@@ -17470,19 +17441,19 @@
         </w:rPr>
         <w:t xml:space="preserve"> </w:t>
       </w:r>
-      <w:commentRangeStart w:id="10"/>
+      <w:commentRangeStart w:id="6"/>
       <w:r>
         <w:rPr>
           <w:rFonts w:ascii="Times New Roman" w:hAnsi="Times New Roman" w:cs="Times New Roman"/>
         </w:rPr>
         <w:t>65%</w:t>
       </w:r>
-      <w:commentRangeEnd w:id="10"/>
+      <w:commentRangeEnd w:id="6"/>
       <w:r>
         <w:rPr>
           <w:rStyle w:val="CommentReference"/>
         </w:rPr>
-        <w:commentReference w:id="10"/>
+        <w:commentReference w:id="6"/>
       </w:r>
       <w:r>
         <w:rPr>
@@ -27284,7 +27255,7 @@
         </w:rPr>
         <w:t xml:space="preserve"> </w:t>
       </w:r>
-      <w:commentRangeStart w:id="11"/>
+      <w:commentRangeStart w:id="7"/>
       <w:r>
         <w:rPr>
           <w:rFonts w:ascii="Times New Roman" w:hAnsi="Times New Roman" w:cs="Times New Roman"/>
@@ -27292,12 +27263,12 @@
         </w:rPr>
         <w:t>ASVs not matching any member of the SynCom reference set were removed prior to downstream analysis.</w:t>
       </w:r>
-      <w:commentRangeEnd w:id="11"/>
+      <w:commentRangeEnd w:id="7"/>
       <w:r>
         <w:rPr>
           <w:rStyle w:val="CommentReference"/>
         </w:rPr>
-        <w:commentReference w:id="11"/>
+        <w:commentReference w:id="7"/>
       </w:r>
     </w:p>
     <w:p>
@@ -28930,7 +28901,7 @@
         </w:rPr>
         <w:t xml:space="preserve"> </w:t>
       </w:r>
-      <w:commentRangeStart w:id="12"/>
+      <w:commentRangeStart w:id="8"/>
       <w:r>
         <w:rPr>
           <w:rFonts w:ascii="Times New Roman" w:hAnsi="Times New Roman" w:cs="Times New Roman"/>
@@ -28938,12 +28909,12 @@
         </w:rPr>
         <w:t>CHECK WHETHER ANYTHING MISSING</w:t>
       </w:r>
-      <w:commentRangeEnd w:id="12"/>
+      <w:commentRangeEnd w:id="8"/>
       <w:r>
         <w:rPr>
           <w:rStyle w:val="CommentReference"/>
         </w:rPr>
-        <w:commentReference w:id="12"/>
+        <w:commentReference w:id="8"/>
       </w:r>
     </w:p>
     <w:p>
@@ -29391,25 +29362,7 @@
           <w:bCs/>
           <w:color w:val="333333"/>
         </w:rPr>
-        <w:t xml:space="preserve">whether a </w:t>
-      </w:r>
-      <w:proofErr w:type="gramStart"/>
-      <w:r>
-        <w:rPr>
-          <w:rFonts w:ascii="Times New Roman" w:hAnsi="Times New Roman" w:cs="Times New Roman"/>
-          <w:bCs/>
-          <w:color w:val="333333"/>
-        </w:rPr>
-        <w:t>samples</w:t>
-      </w:r>
-      <w:proofErr w:type="gramEnd"/>
-      <w:r>
-        <w:rPr>
-          <w:rFonts w:ascii="Times New Roman" w:hAnsi="Times New Roman" w:cs="Times New Roman"/>
-          <w:bCs/>
-          <w:color w:val="333333"/>
-        </w:rPr>
-        <w:t xml:space="preserve"> originates from </w:t>
+        <w:t xml:space="preserve">whether a sample originates from </w:t>
       </w:r>
       <w:r>
         <w:rPr>
@@ -29622,6 +29575,14 @@
           <w:color w:val="333333"/>
         </w:rPr>
         <w:t>.</w:t>
+      </w:r>
+      <w:r>
+        <w:rPr>
+          <w:rFonts w:ascii="Times New Roman" w:hAnsi="Times New Roman" w:cs="Times New Roman"/>
+          <w:bCs/>
+          <w:color w:val="333333"/>
+        </w:rPr>
+        <w:t xml:space="preserve"> Analysis only included bacterial ASVs.</w:t>
       </w:r>
     </w:p>
     <w:p>
@@ -30492,7 +30453,15 @@
           <w:rFonts w:ascii="Times New Roman" w:hAnsi="Times New Roman" w:cs="Times New Roman"/>
           <w:color w:val="333333"/>
         </w:rPr>
-        <w:t xml:space="preserve"> Unplanted </w:t>
+        <w:t xml:space="preserve"> </w:t>
+      </w:r>
+      <w:r>
+        <w:rPr>
+          <w:rFonts w:ascii="Times New Roman" w:hAnsi="Times New Roman" w:cs="Times New Roman"/>
+          <w:color w:val="333333"/>
+        </w:rPr>
+        <w:lastRenderedPageBreak/>
+        <w:t xml:space="preserve">Unplanted </w:t>
       </w:r>
       <w:r>
         <w:rPr>
@@ -31883,7 +31852,7 @@
         </w:rPr>
         <w:t xml:space="preserve"> Tobit regression </w:t>
       </w:r>
-      <w:commentRangeStart w:id="13"/>
+      <w:commentRangeStart w:id="9"/>
       <w:r>
         <w:rPr>
           <w:rFonts w:ascii="Times New Roman" w:hAnsi="Times New Roman" w:cs="Times New Roman"/>
@@ -31906,9 +31875,9 @@
         </w:rPr>
         <w:t>]</w:t>
       </w:r>
-      <w:commentRangeEnd w:id="13"/>
-      <w:r>
-        <w:commentReference w:id="13"/>
+      <w:commentRangeEnd w:id="9"/>
+      <w:r>
+        <w:commentReference w:id="9"/>
       </w:r>
       <w:r>
         <w:rPr>
@@ -32022,7 +31991,7 @@
         </w:rPr>
         <w:t xml:space="preserve">nalysis (PCA) </w:t>
       </w:r>
-      <w:commentRangeStart w:id="14"/>
+      <w:commentRangeStart w:id="10"/>
       <w:r>
         <w:rPr>
           <w:rFonts w:ascii="Times New Roman" w:hAnsi="Times New Roman" w:cs="Times New Roman"/>
@@ -32030,7 +31999,7 @@
         </w:rPr>
         <w:t>[</w:t>
       </w:r>
-      <w:commentRangeEnd w:id="14"/>
+      <w:commentRangeEnd w:id="10"/>
       <w:r>
         <w:rPr>
           <w:rFonts w:ascii="Times New Roman" w:hAnsi="Times New Roman" w:cs="Times New Roman"/>
@@ -32047,7 +32016,7 @@
         <w:t>]</w:t>
       </w:r>
       <w:r>
-        <w:commentReference w:id="14"/>
+        <w:commentReference w:id="10"/>
       </w:r>
       <w:r>
         <w:rPr>
@@ -32168,7 +32137,7 @@
         </w:rPr>
         <w:t xml:space="preserve">. </w:t>
       </w:r>
-      <w:commentRangeStart w:id="15"/>
+      <w:commentRangeStart w:id="11"/>
       <w:r>
         <w:rPr>
           <w:rFonts w:ascii="Times New Roman" w:hAnsi="Times New Roman" w:cs="Times New Roman"/>
@@ -32192,12 +32161,12 @@
         </w:rPr>
         <w:t xml:space="preserve"> class, where only classes with at least two metabolites are differentially exudated in at least one mutant compared to WT</w:t>
       </w:r>
-      <w:commentRangeEnd w:id="15"/>
+      <w:commentRangeEnd w:id="11"/>
       <w:r>
         <w:rPr>
           <w:rStyle w:val="CommentReference"/>
         </w:rPr>
-        <w:commentReference w:id="15"/>
+        <w:commentReference w:id="11"/>
       </w:r>
       <w:r>
         <w:rPr>
@@ -32291,6 +32260,7 @@
         <w:rPr>
           <w:rFonts w:ascii="Times New Roman" w:hAnsi="Times New Roman" w:cs="Times New Roman"/>
         </w:rPr>
+        <w:lastRenderedPageBreak/>
         <w:t xml:space="preserve">All scripts and datasets used to reproduce the figures for this study have been deposited at </w:t>
       </w:r>
       <w:r>
@@ -32355,14 +32325,7 @@
         <w:rPr>
           <w:rFonts w:ascii="Times New Roman" w:hAnsi="Times New Roman" w:cs="Times New Roman"/>
         </w:rPr>
-        <w:t xml:space="preserve">. The metabolic raw </w:t>
-      </w:r>
-      <w:r>
-        <w:rPr>
-          <w:rFonts w:ascii="Times New Roman" w:hAnsi="Times New Roman" w:cs="Times New Roman"/>
-        </w:rPr>
-        <w:lastRenderedPageBreak/>
-        <w:t xml:space="preserve">data files are stores as </w:t>
+        <w:t xml:space="preserve">. The metabolic raw data files are stores as </w:t>
       </w:r>
       <w:proofErr w:type="spellStart"/>
       <w:proofErr w:type="gramStart"/>
@@ -32472,7 +32435,7 @@
           <w:bCs/>
         </w:rPr>
       </w:pPr>
-      <w:commentRangeStart w:id="16"/>
+      <w:commentRangeStart w:id="12"/>
       <w:r>
         <w:rPr>
           <w:rFonts w:ascii="Times New Roman" w:hAnsi="Times New Roman" w:cs="Times New Roman"/>
@@ -32489,12 +32452,12 @@
         </w:rPr>
         <w:t xml:space="preserve"> and funding sources</w:t>
       </w:r>
-      <w:commentRangeEnd w:id="16"/>
+      <w:commentRangeEnd w:id="12"/>
       <w:r>
         <w:rPr>
           <w:rStyle w:val="CommentReference"/>
         </w:rPr>
-        <w:commentReference w:id="16"/>
+        <w:commentReference w:id="12"/>
       </w:r>
     </w:p>
     <w:p>
@@ -33429,6 +33392,7 @@
         <w:rPr>
           <w:rFonts w:ascii="Times New Roman" w:hAnsi="Times New Roman" w:cs="Times New Roman"/>
         </w:rPr>
+        <w:lastRenderedPageBreak/>
         <w:t xml:space="preserve">12. </w:t>
       </w:r>
       <w:r>
@@ -33492,7 +33456,6 @@
         <w:rPr>
           <w:rFonts w:ascii="Times New Roman" w:hAnsi="Times New Roman" w:cs="Times New Roman"/>
         </w:rPr>
-        <w:lastRenderedPageBreak/>
         <w:t xml:space="preserve">13. </w:t>
       </w:r>
       <w:r>
@@ -34237,7 +34200,7 @@
       </w:r>
     </w:p>
   </w:comment>
-  <w:comment w:id="1" w:author="Anna Marie Martyn" w:date="2026-02-03T09:35:00Z" w:initials="AMM">
+  <w:comment w:id="1" w:author="Anna Marie Martyn" w:date="2026-01-05T21:30:00Z" w:initials="AMM">
     <w:p>
       <w:pPr>
         <w:pStyle w:val="CommentText"/>
@@ -34249,11 +34212,17 @@
         <w:annotationRef/>
       </w:r>
       <w:r>
-        <w:t>CHECK ONCE ANALYSIS FINISHED</w:t>
+        <w:t>Do we need an additional figure that shows the abundance of the nodule ASVs (detected earlier in WT suppl. Figure</w:t>
+      </w:r>
+      <w:r>
+        <w:t xml:space="preserve"> 1</w:t>
+      </w:r>
+      <w:r>
+        <w:t>) across WT and mutant root compartment, or is it sufficient to leave it as is?</w:t>
       </w:r>
     </w:p>
   </w:comment>
-  <w:comment w:id="2" w:author="Anna Marie Martyn" w:date="2026-01-05T20:20:00Z" w:initials="AMM">
+  <w:comment w:id="2" w:author="Anna Marie Martyn" w:date="2026-01-05T22:22:00Z" w:initials="AMM">
     <w:p>
       <w:pPr>
         <w:pStyle w:val="CommentText"/>
@@ -34265,11 +34234,11 @@
         <w:annotationRef/>
       </w:r>
       <w:r>
-        <w:t>@Ib - could you add the correct numbers here please?</w:t>
+        <w:t>@Ib – please check final numbers here</w:t>
       </w:r>
     </w:p>
   </w:comment>
-  <w:comment w:id="4" w:author="Anna Marie Martyn" w:date="2026-01-05T20:50:00Z" w:initials="AMM">
+  <w:comment w:id="3" w:author="Anna Marie Martyn" w:date="2026-01-05T23:40:00Z" w:initials="AMM">
     <w:p>
       <w:pPr>
         <w:pStyle w:val="CommentText"/>
@@ -34283,17 +34252,15 @@
       <w:r>
         <w:t xml:space="preserve">@ </w:t>
       </w:r>
-      <w:proofErr w:type="spellStart"/>
-      <w:r>
-        <w:t>Ib</w:t>
-      </w:r>
-      <w:proofErr w:type="spellEnd"/>
-      <w:r>
-        <w:t xml:space="preserve"> – please also check whether this statement aligns with your new table</w:t>
+      <w:r>
+        <w:t>Anna</w:t>
+      </w:r>
+      <w:r>
+        <w:t>, are these still the same classes when using the new classifier?</w:t>
       </w:r>
     </w:p>
   </w:comment>
-  <w:comment w:id="3" w:author="Anna Marie Martyn" w:date="2026-01-05T20:46:00Z" w:initials="AMM">
+  <w:comment w:id="4" w:author="Anna Marie Martyn" w:date="2026-01-12T11:48:00Z" w:initials="AMM">
     <w:p>
       <w:pPr>
         <w:pStyle w:val="CommentText"/>
@@ -34305,27 +34272,11 @@
         <w:annotationRef/>
       </w:r>
       <w:r>
-        <w:t xml:space="preserve">@Ib – could you check this please? Regarding Lotus, </w:t>
-      </w:r>
-      <w:proofErr w:type="spellStart"/>
-      <w:r>
-        <w:t>Rhizobiales</w:t>
-      </w:r>
-      <w:proofErr w:type="spellEnd"/>
-      <w:r>
-        <w:t xml:space="preserve"> are included in the stacked bp (Fig.3D), but they weren’t listed in the supplementary </w:t>
-      </w:r>
-      <w:proofErr w:type="gramStart"/>
-      <w:r>
-        <w:t>table?;</w:t>
-      </w:r>
-      <w:proofErr w:type="gramEnd"/>
-      <w:r>
-        <w:t xml:space="preserve"> For Hordeum, the statements are still fairly correct, but need to be checked based on your table. I have the feeling the table I have from you might differ from the one I had when I wrote this section?</w:t>
+        <w:t>@ Simona, this suppl. figure is currently missing</w:t>
       </w:r>
     </w:p>
   </w:comment>
-  <w:comment w:id="5" w:author="Anna Marie Martyn" w:date="2026-01-05T21:30:00Z" w:initials="AMM">
+  <w:comment w:id="5" w:author="Anna Marie Martyn" w:date="2026-01-05T22:27:00Z" w:initials="AMM">
     <w:p>
       <w:pPr>
         <w:pStyle w:val="CommentText"/>
@@ -34337,82 +34288,6 @@
         <w:annotationRef/>
       </w:r>
       <w:r>
-        <w:t>Do we need an additional figure that shows the abundance of the nodule ASVs (detected earlier in WT suppl. Figure</w:t>
-      </w:r>
-      <w:r>
-        <w:t xml:space="preserve"> 1</w:t>
-      </w:r>
-      <w:r>
-        <w:t>) across WT and mutant root compartment, or is it sufficient to leave it as is?</w:t>
-      </w:r>
-    </w:p>
-  </w:comment>
-  <w:comment w:id="6" w:author="Anna Marie Martyn" w:date="2026-01-05T22:22:00Z" w:initials="AMM">
-    <w:p>
-      <w:pPr>
-        <w:pStyle w:val="CommentText"/>
-      </w:pPr>
-      <w:r>
-        <w:rPr>
-          <w:rStyle w:val="CommentReference"/>
-        </w:rPr>
-        <w:annotationRef/>
-      </w:r>
-      <w:r>
-        <w:t>@Ib – please check final numbers here</w:t>
-      </w:r>
-    </w:p>
-  </w:comment>
-  <w:comment w:id="7" w:author="Anna Marie Martyn" w:date="2026-01-05T23:40:00Z" w:initials="AMM">
-    <w:p>
-      <w:pPr>
-        <w:pStyle w:val="CommentText"/>
-      </w:pPr>
-      <w:r>
-        <w:rPr>
-          <w:rStyle w:val="CommentReference"/>
-        </w:rPr>
-        <w:annotationRef/>
-      </w:r>
-      <w:r>
-        <w:t xml:space="preserve">@ </w:t>
-      </w:r>
-      <w:r>
-        <w:t>Anna</w:t>
-      </w:r>
-      <w:r>
-        <w:t>, are these still the same classes when using the new classifier?</w:t>
-      </w:r>
-    </w:p>
-  </w:comment>
-  <w:comment w:id="8" w:author="Anna Marie Martyn" w:date="2026-01-12T11:48:00Z" w:initials="AMM">
-    <w:p>
-      <w:pPr>
-        <w:pStyle w:val="CommentText"/>
-      </w:pPr>
-      <w:r>
-        <w:rPr>
-          <w:rStyle w:val="CommentReference"/>
-        </w:rPr>
-        <w:annotationRef/>
-      </w:r>
-      <w:r>
-        <w:t>@ Simona, this suppl. figure is currently missing</w:t>
-      </w:r>
-    </w:p>
-  </w:comment>
-  <w:comment w:id="9" w:author="Anna Marie Martyn" w:date="2026-01-05T22:27:00Z" w:initials="AMM">
-    <w:p>
-      <w:pPr>
-        <w:pStyle w:val="CommentText"/>
-      </w:pPr>
-      <w:r>
-        <w:rPr>
-          <w:rStyle w:val="CommentReference"/>
-        </w:rPr>
-        <w:annotationRef/>
-      </w:r>
-      <w:r>
         <w:t xml:space="preserve">Necessary to show differences at pathway level? If so, @Ib could you double check that with the new analysis we still don’t have any significant differences at the pathway level for </w:t>
       </w:r>
       <w:proofErr w:type="gramStart"/>
@@ -34432,11 +34307,16 @@
       </w:r>
       <w:proofErr w:type="spellEnd"/>
       <w:r>
-        <w:t xml:space="preserve"> could you check the pathway names again with the new classifier that we used for panel C also?</w:t>
+        <w:t xml:space="preserve"> could you check the pathway names again with the new classifier that we used for panel C </w:t>
+      </w:r>
+      <w:proofErr w:type="gramStart"/>
+      <w:r>
+        <w:t>also?</w:t>
       </w:r>
       <w:r>
         <w:t>;</w:t>
       </w:r>
+      <w:proofErr w:type="gramEnd"/>
     </w:p>
     <w:p>
       <w:pPr>
@@ -34460,7 +34340,7 @@
       </w:r>
     </w:p>
   </w:comment>
-  <w:comment w:id="10" w:author="Anna Marie Martyn" w:date="2026-01-06T13:49:00Z" w:initials="AMM">
+  <w:comment w:id="6" w:author="Anna Marie Martyn" w:date="2026-01-06T13:49:00Z" w:initials="AMM">
     <w:p>
       <w:pPr>
         <w:pStyle w:val="CommentText"/>
@@ -34482,7 +34362,7 @@
       </w:r>
     </w:p>
   </w:comment>
-  <w:comment w:id="11" w:author="Anna Marie Martyn" w:date="2026-02-02T15:01:00Z" w:initials="AMM">
+  <w:comment w:id="7" w:author="Anna Marie Martyn" w:date="2026-02-02T15:01:00Z" w:initials="AMM">
     <w:p>
       <w:pPr>
         <w:pStyle w:val="CommentText"/>
@@ -34507,7 +34387,7 @@
       </w:r>
     </w:p>
   </w:comment>
-  <w:comment w:id="12" w:author="Anna Marie Martyn" w:date="2026-02-02T15:45:00Z" w:initials="AMM">
+  <w:comment w:id="8" w:author="Anna Marie Martyn" w:date="2026-02-02T15:45:00Z" w:initials="AMM">
     <w:p>
       <w:pPr>
         <w:pStyle w:val="CommentText"/>
@@ -34537,7 +34417,7 @@
       </w:r>
     </w:p>
   </w:comment>
-  <w:comment w:id="13" w:author="Unknown Author" w:date="2025-11-24T08:58:00Z" w:initials="">
+  <w:comment w:id="9" w:author="Unknown Author" w:date="2025-11-24T08:58:00Z" w:initials="">
     <w:p>
       <w:r>
         <w:rPr>
@@ -34582,7 +34462,7 @@
       </w:r>
     </w:p>
   </w:comment>
-  <w:comment w:id="14" w:author="Unknown Author" w:date="2025-11-24T08:37:00Z" w:initials="">
+  <w:comment w:id="10" w:author="Unknown Author" w:date="2025-11-24T08:37:00Z" w:initials="">
     <w:p>
       <w:r>
         <w:rPr>
@@ -34627,7 +34507,7 @@
       </w:r>
     </w:p>
   </w:comment>
-  <w:comment w:id="15" w:author="Anna Marie Martyn" w:date="2025-12-23T12:12:00Z" w:initials="AMM">
+  <w:comment w:id="11" w:author="Anna Marie Martyn" w:date="2025-12-23T12:12:00Z" w:initials="AMM">
     <w:p>
       <w:pPr>
         <w:pStyle w:val="CommentText"/>
@@ -34643,7 +34523,7 @@
       </w:r>
     </w:p>
   </w:comment>
-  <w:comment w:id="16" w:author="Anna Marie Martyn" w:date="2026-01-27T21:58:00Z" w:initials="AMM">
+  <w:comment w:id="12" w:author="Anna Marie Martyn" w:date="2026-01-27T21:58:00Z" w:initials="AMM">
     <w:p>
       <w:pPr>
         <w:pStyle w:val="CommentText"/>
@@ -34665,10 +34545,6 @@
 <file path=word/commentsExtended.xml><?xml version="1.0" encoding="utf-8"?>
 <w15:commentsEx xmlns:wpc="http://schemas.microsoft.com/office/word/2010/wordprocessingCanvas" xmlns:cx="http://schemas.microsoft.com/office/drawing/2014/chartex" xmlns:cx1="http://schemas.microsoft.com/office/drawing/2015/9/8/chartex" xmlns:cx2="http://schemas.microsoft.com/office/drawing/2015/10/21/chartex" xmlns:cx3="http://schemas.microsoft.com/office/drawing/2016/5/9/chartex" xmlns:cx4="http://schemas.microsoft.com/office/drawing/2016/5/10/chartex" xmlns:cx5="http://schemas.microsoft.com/office/drawing/2016/5/11/chartex" xmlns:cx6="http://schemas.microsoft.com/office/drawing/2016/5/12/chartex" xmlns:cx7="http://schemas.microsoft.com/office/drawing/2016/5/13/chartex" xmlns:cx8="http://schemas.microsoft.com/office/drawing/2016/5/14/chartex" xmlns:mc="http://schemas.openxmlformats.org/markup-compatibility/2006" xmlns:aink="http://schemas.microsoft.com/office/drawing/2016/ink" xmlns:am3d="http://schemas.microsoft.com/office/drawing/2017/model3d" xmlns:o="urn:schemas-microsoft-com:office:office" xmlns:oel="http://schemas.microsoft.com/office/2019/extlst" xmlns:r="http://schemas.openxmlformats.org/officeDocument/2006/relationships" xmlns:m="http://schemas.openxmlformats.org/officeDocument/2006/math" xmlns:v="urn:schemas-microsoft-com:vml" xmlns:wp14="http://schemas.microsoft.com/office/word/2010/wordprocessingDrawing" xmlns:wp="http://schemas.openxmlformats.org/drawingml/2006/wordprocessingDrawing" xmlns:w10="urn:schemas-microsoft-com:office:word" xmlns:w="http://schemas.openxmlformats.org/wordprocessingml/2006/main" xmlns:w14="http://schemas.microsoft.com/office/word/2010/wordml" xmlns:w15="http://schemas.microsoft.com/office/word/2012/wordml" xmlns:w16cex="http://schemas.microsoft.com/office/word/2018/wordml/cex" xmlns:w16cid="http://schemas.microsoft.com/office/word/2016/wordml/cid" xmlns:w16="http://schemas.microsoft.com/office/word/2018/wordml" xmlns:w16du="http://schemas.microsoft.com/office/word/2023/wordml/word16du" xmlns:w16sdtdh="http://schemas.microsoft.com/office/word/2020/wordml/sdtdatahash" xmlns:w16sdtfl="http://schemas.microsoft.com/office/word/2024/wordml/sdtformatlock" xmlns:w16se="http://schemas.microsoft.com/office/word/2015/wordml/symex" xmlns:wpg="http://schemas.microsoft.com/office/word/2010/wordprocessingGroup" xmlns:wpi="http://schemas.microsoft.com/office/word/2010/wordprocessingInk" xmlns:wne="http://schemas.microsoft.com/office/word/2006/wordml" xmlns:wps="http://schemas.microsoft.com/office/word/2010/wordprocessingShape" mc:Ignorable="w14 w15 w16se w16cid w16 w16cex w16sdtdh w16sdtfl w16du wp14">
   <w15:commentEx w15:paraId="3CC51EB1" w15:done="0"/>
-  <w15:commentEx w15:paraId="1F7C3410" w15:done="0"/>
-  <w15:commentEx w15:paraId="1A110570" w15:done="0"/>
-  <w15:commentEx w15:paraId="5D43FD8C" w15:done="0"/>
-  <w15:commentEx w15:paraId="00A8B632" w15:done="0"/>
   <w15:commentEx w15:paraId="1595EF62" w15:done="0"/>
   <w15:commentEx w15:paraId="46CE2669" w15:done="0"/>
   <w15:commentEx w15:paraId="738C1ACF" w15:done="0"/>
@@ -34687,10 +34563,6 @@
 <file path=word/commentsExtensible.xml><?xml version="1.0" encoding="utf-8"?>
 <w16cex:commentsExtensible xmlns:wpc="http://schemas.microsoft.com/office/word/2010/wordprocessingCanvas" xmlns:cx="http://schemas.microsoft.com/office/drawing/2014/chartex" xmlns:cx1="http://schemas.microsoft.com/office/drawing/2015/9/8/chartex" xmlns:cx2="http://schemas.microsoft.com/office/drawing/2015/10/21/chartex" xmlns:cx3="http://schemas.microsoft.com/office/drawing/2016/5/9/chartex" xmlns:cx4="http://schemas.microsoft.com/office/drawing/2016/5/10/chartex" xmlns:cx5="http://schemas.microsoft.com/office/drawing/2016/5/11/chartex" xmlns:cx6="http://schemas.microsoft.com/office/drawing/2016/5/12/chartex" xmlns:cx7="http://schemas.microsoft.com/office/drawing/2016/5/13/chartex" xmlns:cx8="http://schemas.microsoft.com/office/drawing/2016/5/14/chartex" xmlns:cr="http://schemas.microsoft.com/office/comments/2020/reactions" xmlns:mc="http://schemas.openxmlformats.org/markup-compatibility/2006" xmlns:aink="http://schemas.microsoft.com/office/drawing/2016/ink" xmlns:am3d="http://schemas.microsoft.com/office/drawing/2017/model3d" xmlns:o="urn:schemas-microsoft-com:office:office" xmlns:oel="http://schemas.microsoft.com/office/2019/extlst" xmlns:r="http://schemas.openxmlformats.org/officeDocument/2006/relationships" xmlns:m="http://schemas.openxmlformats.org/officeDocument/2006/math" xmlns:v="urn:schemas-microsoft-com:vml" xmlns:wp14="http://schemas.microsoft.com/office/word/2010/wordprocessingDrawing" xmlns:wp="http://schemas.openxmlformats.org/drawingml/2006/wordprocessingDrawing" xmlns:w10="urn:schemas-microsoft-com:office:word" xmlns:w="http://schemas.openxmlformats.org/wordprocessingml/2006/main" xmlns:w14="http://schemas.microsoft.com/office/word/2010/wordml" xmlns:w15="http://schemas.microsoft.com/office/word/2012/wordml" xmlns:w16cex="http://schemas.microsoft.com/office/word/2018/wordml/cex" xmlns:w16cid="http://schemas.microsoft.com/office/word/2016/wordml/cid" xmlns:w16="http://schemas.microsoft.com/office/word/2018/wordml" xmlns:w16du="http://schemas.microsoft.com/office/word/2023/wordml/word16du" xmlns:w16sdtdh="http://schemas.microsoft.com/office/word/2020/wordml/sdtdatahash" xmlns:w16sdtfl="http://schemas.microsoft.com/office/word/2024/wordml/sdtformatlock" xmlns:w16se="http://schemas.microsoft.com/office/word/2015/wordml/symex" xmlns:wpg="http://schemas.microsoft.com/office/word/2010/wordprocessingGroup" xmlns:wpi="http://schemas.microsoft.com/office/word/2010/wordprocessingInk" xmlns:wne="http://schemas.microsoft.com/office/word/2006/wordml" xmlns:wps="http://schemas.microsoft.com/office/word/2010/wordprocessingShape" mc:Ignorable="w14 w15 w16se w16cid w16 w16cex w16sdtdh w16sdtfl cr w16du wp14">
   <w16cex:commentExtensible w16cex:durableId="2379031D" w16cex:dateUtc="2026-01-27T21:02:00Z"/>
-  <w16cex:commentExtensible w16cex:durableId="19856E0D" w16cex:dateUtc="2026-02-03T08:35:00Z"/>
-  <w16cex:commentExtensible w16cex:durableId="5411E8EC" w16cex:dateUtc="2026-01-05T19:20:00Z"/>
-  <w16cex:commentExtensible w16cex:durableId="385D9957" w16cex:dateUtc="2026-01-05T19:50:00Z"/>
-  <w16cex:commentExtensible w16cex:durableId="5C9A1130" w16cex:dateUtc="2026-01-05T19:46:00Z"/>
   <w16cex:commentExtensible w16cex:durableId="677B4912" w16cex:dateUtc="2026-01-05T20:30:00Z"/>
   <w16cex:commentExtensible w16cex:durableId="7382F0E8" w16cex:dateUtc="2026-01-05T21:22:00Z"/>
   <w16cex:commentExtensible w16cex:durableId="4DD69407" w16cex:dateUtc="2026-01-05T22:40:00Z"/>
@@ -34707,10 +34579,6 @@
 <file path=word/commentsIds.xml><?xml version="1.0" encoding="utf-8"?>
 <w16cid:commentsIds xmlns:wpc="http://schemas.microsoft.com/office/word/2010/wordprocessingCanvas" xmlns:cx="http://schemas.microsoft.com/office/drawing/2014/chartex" xmlns:cx1="http://schemas.microsoft.com/office/drawing/2015/9/8/chartex" xmlns:cx2="http://schemas.microsoft.com/office/drawing/2015/10/21/chartex" xmlns:cx3="http://schemas.microsoft.com/office/drawing/2016/5/9/chartex" xmlns:cx4="http://schemas.microsoft.com/office/drawing/2016/5/10/chartex" xmlns:cx5="http://schemas.microsoft.com/office/drawing/2016/5/11/chartex" xmlns:cx6="http://schemas.microsoft.com/office/drawing/2016/5/12/chartex" xmlns:cx7="http://schemas.microsoft.com/office/drawing/2016/5/13/chartex" xmlns:cx8="http://schemas.microsoft.com/office/drawing/2016/5/14/chartex" xmlns:mc="http://schemas.openxmlformats.org/markup-compatibility/2006" xmlns:aink="http://schemas.microsoft.com/office/drawing/2016/ink" xmlns:am3d="http://schemas.microsoft.com/office/drawing/2017/model3d" xmlns:o="urn:schemas-microsoft-com:office:office" xmlns:oel="http://schemas.microsoft.com/office/2019/extlst" xmlns:r="http://schemas.openxmlformats.org/officeDocument/2006/relationships" xmlns:m="http://schemas.openxmlformats.org/officeDocument/2006/math" xmlns:v="urn:schemas-microsoft-com:vml" xmlns:wp14="http://schemas.microsoft.com/office/word/2010/wordprocessingDrawing" xmlns:wp="http://schemas.openxmlformats.org/drawingml/2006/wordprocessingDrawing" xmlns:w10="urn:schemas-microsoft-com:office:word" xmlns:w="http://schemas.openxmlformats.org/wordprocessingml/2006/main" xmlns:w14="http://schemas.microsoft.com/office/word/2010/wordml" xmlns:w15="http://schemas.microsoft.com/office/word/2012/wordml" xmlns:w16cex="http://schemas.microsoft.com/office/word/2018/wordml/cex" xmlns:w16cid="http://schemas.microsoft.com/office/word/2016/wordml/cid" xmlns:w16="http://schemas.microsoft.com/office/word/2018/wordml" xmlns:w16du="http://schemas.microsoft.com/office/word/2023/wordml/word16du" xmlns:w16sdtdh="http://schemas.microsoft.com/office/word/2020/wordml/sdtdatahash" xmlns:w16sdtfl="http://schemas.microsoft.com/office/word/2024/wordml/sdtformatlock" xmlns:w16se="http://schemas.microsoft.com/office/word/2015/wordml/symex" xmlns:wpg="http://schemas.microsoft.com/office/word/2010/wordprocessingGroup" xmlns:wpi="http://schemas.microsoft.com/office/word/2010/wordprocessingInk" xmlns:wne="http://schemas.microsoft.com/office/word/2006/wordml" xmlns:wps="http://schemas.microsoft.com/office/word/2010/wordprocessingShape" mc:Ignorable="w14 w15 w16se w16cid w16 w16cex w16sdtdh w16sdtfl w16du wp14">
   <w16cid:commentId w16cid:paraId="3CC51EB1" w16cid:durableId="2379031D"/>
-  <w16cid:commentId w16cid:paraId="1F7C3410" w16cid:durableId="19856E0D"/>
-  <w16cid:commentId w16cid:paraId="1A110570" w16cid:durableId="5411E8EC"/>
-  <w16cid:commentId w16cid:paraId="5D43FD8C" w16cid:durableId="385D9957"/>
-  <w16cid:commentId w16cid:paraId="00A8B632" w16cid:durableId="5C9A1130"/>
   <w16cid:commentId w16cid:paraId="1595EF62" w16cid:durableId="677B4912"/>
   <w16cid:commentId w16cid:paraId="46CE2669" w16cid:durableId="7382F0E8"/>
   <w16cid:commentId w16cid:paraId="738C1ACF" w16cid:durableId="4DD69407"/>

--- a/4_drafts/Draft6/Martyn_etal_Draft6.docx
+++ b/4_drafts/Draft6/Martyn_etal_Draft6.docx
@@ -14956,26 +14956,26 @@
         <w:rPr>
           <w:rFonts w:ascii="Times New Roman" w:hAnsi="Times New Roman" w:cs="Times New Roman"/>
         </w:rPr>
-        <w:t xml:space="preserve">After removal of background signals based on negative controls, </w:t>
+        <w:t>After removal of background signals based on negative controls, w</w:t>
+      </w:r>
+      <w:r>
+        <w:rPr>
+          <w:rFonts w:ascii="Times New Roman" w:hAnsi="Times New Roman" w:cs="Times New Roman"/>
+        </w:rPr>
+        <w:t>e</w:t>
+      </w:r>
+      <w:r>
+        <w:rPr>
+          <w:rFonts w:ascii="Times New Roman" w:hAnsi="Times New Roman" w:cs="Times New Roman"/>
+        </w:rPr>
+        <w:t xml:space="preserve"> detected </w:t>
       </w:r>
       <w:commentRangeStart w:id="5"/>
       <w:r>
         <w:rPr>
           <w:rFonts w:ascii="Times New Roman" w:hAnsi="Times New Roman" w:cs="Times New Roman"/>
         </w:rPr>
-        <w:t>w</w:t>
-      </w:r>
-      <w:r>
-        <w:rPr>
-          <w:rFonts w:ascii="Times New Roman" w:hAnsi="Times New Roman" w:cs="Times New Roman"/>
-        </w:rPr>
-        <w:t>e</w:t>
-      </w:r>
-      <w:r>
-        <w:rPr>
-          <w:rFonts w:ascii="Times New Roman" w:hAnsi="Times New Roman" w:cs="Times New Roman"/>
-        </w:rPr>
-        <w:t xml:space="preserve"> detected </w:t>
+        <w:t xml:space="preserve">767 and 678 </w:t>
       </w:r>
       <w:commentRangeEnd w:id="5"/>
       <w:r>
@@ -14984,20 +14984,6 @@
         </w:rPr>
         <w:commentReference w:id="5"/>
       </w:r>
-      <w:commentRangeStart w:id="6"/>
-      <w:r>
-        <w:rPr>
-          <w:rFonts w:ascii="Times New Roman" w:hAnsi="Times New Roman" w:cs="Times New Roman"/>
-        </w:rPr>
-        <w:t xml:space="preserve">767 and 678 </w:t>
-      </w:r>
-      <w:commentRangeEnd w:id="6"/>
-      <w:r>
-        <w:rPr>
-          <w:rStyle w:val="CommentReference"/>
-        </w:rPr>
-        <w:commentReference w:id="6"/>
-      </w:r>
       <w:r>
         <w:rPr>
           <w:rFonts w:ascii="Times New Roman" w:hAnsi="Times New Roman" w:cs="Times New Roman"/>
@@ -15095,23 +15081,23 @@
       <w:r>
         <w:rPr>
           <w:rFonts w:ascii="Times New Roman" w:hAnsi="Times New Roman" w:cs="Times New Roman"/>
-          <w:highlight w:val="magenta"/>
+          <w:highlight w:val="cyan"/>
         </w:rPr>
         <w:t xml:space="preserve">Suppl. </w:t>
       </w:r>
       <w:r>
         <w:rPr>
           <w:rFonts w:ascii="Times New Roman" w:hAnsi="Times New Roman" w:cs="Times New Roman"/>
-          <w:highlight w:val="magenta"/>
+          <w:highlight w:val="cyan"/>
         </w:rPr>
         <w:t xml:space="preserve">Fig. </w:t>
       </w:r>
       <w:r>
         <w:rPr>
           <w:rFonts w:ascii="Times New Roman" w:hAnsi="Times New Roman" w:cs="Times New Roman"/>
-          <w:highlight w:val="magenta"/>
-        </w:rPr>
-        <w:t>5A</w:t>
+          <w:highlight w:val="cyan"/>
+        </w:rPr>
+        <w:t>5</w:t>
       </w:r>
       <w:r>
         <w:rPr>
@@ -15176,21 +15162,21 @@
       <w:r>
         <w:rPr>
           <w:rFonts w:ascii="Times New Roman" w:hAnsi="Times New Roman" w:cs="Times New Roman"/>
-          <w:highlight w:val="magenta"/>
+          <w:highlight w:val="cyan"/>
         </w:rPr>
         <w:t xml:space="preserve">Fig. </w:t>
       </w:r>
       <w:r>
         <w:rPr>
           <w:rFonts w:ascii="Times New Roman" w:hAnsi="Times New Roman" w:cs="Times New Roman"/>
-          <w:highlight w:val="magenta"/>
+          <w:highlight w:val="cyan"/>
         </w:rPr>
         <w:t>5</w:t>
       </w:r>
       <w:r>
         <w:rPr>
           <w:rFonts w:ascii="Times New Roman" w:hAnsi="Times New Roman" w:cs="Times New Roman"/>
-          <w:highlight w:val="magenta"/>
+          <w:highlight w:val="cyan"/>
         </w:rPr>
         <w:t>A</w:t>
       </w:r>
@@ -15209,7 +15195,6 @@
           <w:rFonts w:ascii="Times New Roman" w:hAnsi="Times New Roman" w:cs="Times New Roman"/>
         </w:rPr>
       </w:pPr>
-      <w:commentRangeStart w:id="7"/>
       <w:r>
         <w:rPr>
           <w:rFonts w:ascii="Times New Roman" w:hAnsi="Times New Roman" w:cs="Times New Roman"/>
@@ -15230,7 +15215,6 @@
         </w:rPr>
         <w:t>, shikimates and phenylpropanoids were significantly reduced in CSSP mutants</w:t>
       </w:r>
-      <w:commentRangeEnd w:id="7"/>
       <w:r>
         <w:rPr>
           <w:rFonts w:ascii="Times New Roman" w:hAnsi="Times New Roman" w:cs="Times New Roman"/>
@@ -15255,12 +15239,6 @@
       </w:r>
       <w:r>
         <w:rPr>
-          <w:rStyle w:val="CommentReference"/>
-        </w:rPr>
-        <w:commentReference w:id="7"/>
-      </w:r>
-      <w:r>
-        <w:rPr>
           <w:rFonts w:ascii="Times New Roman" w:hAnsi="Times New Roman" w:cs="Times New Roman"/>
         </w:rPr>
         <w:t xml:space="preserve">compared to WT </w:t>
@@ -15274,20 +15252,13 @@
       <w:r>
         <w:rPr>
           <w:rFonts w:ascii="Times New Roman" w:hAnsi="Times New Roman" w:cs="Times New Roman"/>
-          <w:highlight w:val="magenta"/>
+          <w:highlight w:val="cyan"/>
         </w:rPr>
         <w:t>Suppl. Fig. 5</w:t>
       </w:r>
       <w:r>
         <w:rPr>
           <w:rFonts w:ascii="Times New Roman" w:hAnsi="Times New Roman" w:cs="Times New Roman"/>
-          <w:highlight w:val="magenta"/>
-        </w:rPr>
-        <w:t>A</w:t>
-      </w:r>
-      <w:r>
-        <w:rPr>
-          <w:rFonts w:ascii="Times New Roman" w:hAnsi="Times New Roman" w:cs="Times New Roman"/>
         </w:rPr>
         <w:t>)</w:t>
       </w:r>
@@ -15301,14 +15272,7 @@
         <w:rPr>
           <w:rFonts w:ascii="Times New Roman" w:hAnsi="Times New Roman" w:cs="Times New Roman"/>
         </w:rPr>
-        <w:t xml:space="preserve"> between </w:t>
-      </w:r>
-      <w:commentRangeStart w:id="8"/>
-      <w:r>
-        <w:rPr>
-          <w:rFonts w:ascii="Times New Roman" w:hAnsi="Times New Roman" w:cs="Times New Roman"/>
-        </w:rPr>
-        <w:t>12</w:t>
+        <w:t xml:space="preserve"> between 12</w:t>
       </w:r>
       <w:r>
         <w:rPr>
@@ -15332,20 +15296,7 @@
         <w:rPr>
           <w:rFonts w:ascii="Times New Roman" w:hAnsi="Times New Roman" w:cs="Times New Roman"/>
         </w:rPr>
-        <w:t xml:space="preserve"> </w:t>
-      </w:r>
-      <w:commentRangeEnd w:id="8"/>
-      <w:r>
-        <w:rPr>
-          <w:rStyle w:val="CommentReference"/>
-        </w:rPr>
-        <w:commentReference w:id="8"/>
-      </w:r>
-      <w:r>
-        <w:rPr>
-          <w:rFonts w:ascii="Times New Roman" w:hAnsi="Times New Roman" w:cs="Times New Roman"/>
-        </w:rPr>
-        <w:t xml:space="preserve">metabolites </w:t>
+        <w:t xml:space="preserve"> metabolites </w:t>
       </w:r>
       <w:r>
         <w:rPr>
@@ -15406,7 +15357,7 @@
       <w:r>
         <w:rPr>
           <w:rFonts w:ascii="Times New Roman" w:hAnsi="Times New Roman" w:cs="Times New Roman"/>
-          <w:highlight w:val="magenta"/>
+          <w:highlight w:val="cyan"/>
         </w:rPr>
         <w:t>Fig. 5</w:t>
       </w:r>
@@ -15414,7 +15365,7 @@
       <w:r>
         <w:rPr>
           <w:rFonts w:ascii="Times New Roman" w:hAnsi="Times New Roman" w:cs="Times New Roman"/>
-          <w:highlight w:val="magenta"/>
+          <w:highlight w:val="cyan"/>
         </w:rPr>
         <w:t>B,C</w:t>
       </w:r>
@@ -15422,6 +15373,13 @@
       <w:r>
         <w:rPr>
           <w:rFonts w:ascii="Times New Roman" w:hAnsi="Times New Roman" w:cs="Times New Roman"/>
+          <w:highlight w:val="cyan"/>
+        </w:rPr>
+        <w:t>, Suppl. Table 4</w:t>
+      </w:r>
+      <w:r>
+        <w:rPr>
+          <w:rFonts w:ascii="Times New Roman" w:hAnsi="Times New Roman" w:cs="Times New Roman"/>
         </w:rPr>
         <w:t xml:space="preserve">). </w:t>
       </w:r>
@@ -15484,7 +15442,7 @@
       <w:r>
         <w:rPr>
           <w:rFonts w:ascii="Times New Roman" w:hAnsi="Times New Roman" w:cs="Times New Roman"/>
-          <w:highlight w:val="magenta"/>
+          <w:highlight w:val="cyan"/>
         </w:rPr>
         <w:t>Fig. 5C</w:t>
       </w:r>
@@ -15681,14 +15639,14 @@
       <w:r>
         <w:rPr>
           <w:rFonts w:ascii="Times New Roman" w:hAnsi="Times New Roman" w:cs="Times New Roman"/>
-          <w:highlight w:val="magenta"/>
+          <w:highlight w:val="cyan"/>
         </w:rPr>
         <w:t xml:space="preserve">Fig. </w:t>
       </w:r>
       <w:r>
         <w:rPr>
           <w:rFonts w:ascii="Times New Roman" w:hAnsi="Times New Roman" w:cs="Times New Roman"/>
-          <w:highlight w:val="magenta"/>
+          <w:highlight w:val="cyan"/>
         </w:rPr>
         <w:t>5D</w:t>
       </w:r>
@@ -15711,6 +15669,7 @@
         <w:rPr>
           <w:rFonts w:ascii="Times New Roman" w:hAnsi="Times New Roman" w:cs="Times New Roman"/>
         </w:rPr>
+        <w:lastRenderedPageBreak/>
         <w:t xml:space="preserve">In </w:t>
       </w:r>
       <w:r>
@@ -15820,21 +15779,21 @@
       <w:r>
         <w:rPr>
           <w:rFonts w:ascii="Times New Roman" w:hAnsi="Times New Roman" w:cs="Times New Roman"/>
-          <w:highlight w:val="magenta"/>
+          <w:highlight w:val="cyan"/>
         </w:rPr>
         <w:t xml:space="preserve">Fig. </w:t>
       </w:r>
       <w:r>
         <w:rPr>
           <w:rFonts w:ascii="Times New Roman" w:hAnsi="Times New Roman" w:cs="Times New Roman"/>
-          <w:highlight w:val="magenta"/>
+          <w:highlight w:val="cyan"/>
         </w:rPr>
         <w:t>5</w:t>
       </w:r>
       <w:r>
         <w:rPr>
           <w:rFonts w:ascii="Times New Roman" w:hAnsi="Times New Roman" w:cs="Times New Roman"/>
-          <w:highlight w:val="magenta"/>
+          <w:highlight w:val="cyan"/>
         </w:rPr>
         <w:t>A</w:t>
       </w:r>
@@ -15875,7 +15834,6 @@
           <w:i/>
           <w:iCs/>
         </w:rPr>
-        <w:lastRenderedPageBreak/>
         <w:t>symrk</w:t>
       </w:r>
       <w:proofErr w:type="spellEnd"/>
@@ -15883,14 +15841,7 @@
         <w:rPr>
           <w:rFonts w:ascii="Times New Roman" w:hAnsi="Times New Roman" w:cs="Times New Roman"/>
         </w:rPr>
-        <w:t xml:space="preserve"> mutants </w:t>
-      </w:r>
-      <w:commentRangeStart w:id="9"/>
-      <w:r>
-        <w:rPr>
-          <w:rFonts w:ascii="Times New Roman" w:hAnsi="Times New Roman" w:cs="Times New Roman"/>
-        </w:rPr>
-        <w:t xml:space="preserve">(12), </w:t>
+        <w:t xml:space="preserve"> mutants (12), </w:t>
       </w:r>
       <w:r>
         <w:rPr>
@@ -15914,20 +15865,7 @@
         <w:rPr>
           <w:rFonts w:ascii="Times New Roman" w:hAnsi="Times New Roman" w:cs="Times New Roman"/>
         </w:rPr>
-        <w:t xml:space="preserve"> </w:t>
-      </w:r>
-      <w:commentRangeEnd w:id="9"/>
-      <w:r>
-        <w:rPr>
-          <w:rStyle w:val="CommentReference"/>
-        </w:rPr>
-        <w:commentReference w:id="9"/>
-      </w:r>
-      <w:r>
-        <w:rPr>
-          <w:rFonts w:ascii="Times New Roman" w:hAnsi="Times New Roman" w:cs="Times New Roman"/>
-        </w:rPr>
-        <w:t>DEM were detected</w:t>
+        <w:t xml:space="preserve"> DEM were detected</w:t>
       </w:r>
       <w:r>
         <w:rPr>
@@ -15950,14 +15888,14 @@
       <w:r>
         <w:rPr>
           <w:rFonts w:ascii="Times New Roman" w:hAnsi="Times New Roman" w:cs="Times New Roman"/>
-          <w:highlight w:val="magenta"/>
+          <w:highlight w:val="cyan"/>
         </w:rPr>
         <w:t>Fig.</w:t>
       </w:r>
       <w:r>
         <w:rPr>
           <w:rFonts w:ascii="Times New Roman" w:hAnsi="Times New Roman" w:cs="Times New Roman"/>
-          <w:highlight w:val="magenta"/>
+          <w:highlight w:val="cyan"/>
         </w:rPr>
         <w:t xml:space="preserve"> 5B</w:t>
       </w:r>
@@ -15994,13 +15932,20 @@
       <w:r>
         <w:rPr>
           <w:rFonts w:ascii="Times New Roman" w:hAnsi="Times New Roman" w:cs="Times New Roman"/>
-          <w:highlight w:val="magenta"/>
+          <w:highlight w:val="cyan"/>
         </w:rPr>
         <w:t>Fig. 5C</w:t>
       </w:r>
       <w:r>
         <w:rPr>
           <w:rFonts w:ascii="Times New Roman" w:hAnsi="Times New Roman" w:cs="Times New Roman"/>
+          <w:highlight w:val="cyan"/>
+        </w:rPr>
+        <w:t>, Suppl. Table 5</w:t>
+      </w:r>
+      <w:r>
+        <w:rPr>
+          <w:rFonts w:ascii="Times New Roman" w:hAnsi="Times New Roman" w:cs="Times New Roman"/>
         </w:rPr>
         <w:t>)</w:t>
       </w:r>
@@ -16093,21 +16038,21 @@
       <w:r>
         <w:rPr>
           <w:rFonts w:ascii="Times New Roman" w:hAnsi="Times New Roman" w:cs="Times New Roman"/>
-          <w:highlight w:val="magenta"/>
+          <w:highlight w:val="cyan"/>
         </w:rPr>
         <w:t xml:space="preserve">Fig. </w:t>
       </w:r>
       <w:r>
         <w:rPr>
           <w:rFonts w:ascii="Times New Roman" w:hAnsi="Times New Roman" w:cs="Times New Roman"/>
-          <w:highlight w:val="magenta"/>
+          <w:highlight w:val="cyan"/>
         </w:rPr>
         <w:t>5</w:t>
       </w:r>
       <w:r>
         <w:rPr>
           <w:rFonts w:ascii="Times New Roman" w:hAnsi="Times New Roman" w:cs="Times New Roman"/>
-          <w:highlight w:val="magenta"/>
+          <w:highlight w:val="cyan"/>
         </w:rPr>
         <w:t>D</w:t>
       </w:r>
@@ -16271,7 +16216,7 @@
       <w:r>
         <w:rPr>
           <w:rFonts w:ascii="Times New Roman" w:hAnsi="Times New Roman" w:cs="Times New Roman"/>
-          <w:highlight w:val="magenta"/>
+          <w:highlight w:val="cyan"/>
         </w:rPr>
         <w:t>Fig. 5</w:t>
       </w:r>
@@ -16279,7 +16224,7 @@
       <w:r>
         <w:rPr>
           <w:rFonts w:ascii="Times New Roman" w:hAnsi="Times New Roman" w:cs="Times New Roman"/>
-          <w:highlight w:val="magenta"/>
+          <w:highlight w:val="cyan"/>
         </w:rPr>
         <w:t>C,D</w:t>
       </w:r>
@@ -17244,7 +17189,7 @@
         </w:rPr>
         <w:t xml:space="preserve">; </w:t>
       </w:r>
-      <w:commentRangeStart w:id="10"/>
+      <w:commentRangeStart w:id="6"/>
       <w:r>
         <w:rPr>
           <w:rFonts w:ascii="Times New Roman" w:hAnsi="Times New Roman" w:cs="Times New Roman"/>
@@ -17302,12 +17247,12 @@
         </w:rPr>
         <w:t xml:space="preserve">; </w:t>
       </w:r>
-      <w:commentRangeEnd w:id="10"/>
+      <w:commentRangeEnd w:id="6"/>
       <w:r>
         <w:rPr>
           <w:rStyle w:val="CommentReference"/>
         </w:rPr>
-        <w:commentReference w:id="10"/>
+        <w:commentReference w:id="6"/>
       </w:r>
       <w:r>
         <w:rPr>
@@ -17616,6 +17561,7 @@
         <w:rPr>
           <w:rFonts w:ascii="Times New Roman" w:hAnsi="Times New Roman" w:cs="Times New Roman"/>
         </w:rPr>
+        <w:lastRenderedPageBreak/>
         <w:t>analysed</w:t>
       </w:r>
       <w:r>
@@ -17736,7 +17682,6 @@
         <w:rPr>
           <w:rFonts w:ascii="Times New Roman" w:hAnsi="Times New Roman" w:cs="Times New Roman"/>
         </w:rPr>
-        <w:lastRenderedPageBreak/>
         <w:t>In</w:t>
       </w:r>
       <w:r>
@@ -18851,19 +18796,19 @@
         </w:rPr>
         <w:t xml:space="preserve"> </w:t>
       </w:r>
-      <w:commentRangeStart w:id="11"/>
+      <w:commentRangeStart w:id="7"/>
       <w:r>
         <w:rPr>
           <w:rFonts w:ascii="Times New Roman" w:hAnsi="Times New Roman" w:cs="Times New Roman"/>
         </w:rPr>
         <w:t>65%</w:t>
       </w:r>
-      <w:commentRangeEnd w:id="11"/>
+      <w:commentRangeEnd w:id="7"/>
       <w:r>
         <w:rPr>
           <w:rStyle w:val="CommentReference"/>
         </w:rPr>
-        <w:commentReference w:id="11"/>
+        <w:commentReference w:id="7"/>
       </w:r>
       <w:r>
         <w:rPr>
@@ -19373,7 +19318,7 @@
         </w:rPr>
         <w:t xml:space="preserve"> (</w:t>
       </w:r>
-      <w:commentRangeStart w:id="12"/>
+      <w:commentRangeStart w:id="8"/>
       <w:r>
         <w:rPr>
           <w:rFonts w:ascii="Times New Roman" w:hAnsi="Times New Roman" w:cs="Times New Roman"/>
@@ -19381,12 +19326,12 @@
         </w:rPr>
         <w:t>DO WE HAVE PHOTOS/DATA FOR THIS?</w:t>
       </w:r>
-      <w:commentRangeEnd w:id="12"/>
+      <w:commentRangeEnd w:id="8"/>
       <w:r>
         <w:rPr>
           <w:rStyle w:val="CommentReference"/>
         </w:rPr>
-        <w:commentReference w:id="12"/>
+        <w:commentReference w:id="8"/>
       </w:r>
       <w:r>
         <w:rPr>
@@ -19818,7 +19763,7 @@
         </w:rPr>
         <w:t>the detected community (</w:t>
       </w:r>
-      <w:commentRangeStart w:id="13"/>
+      <w:commentRangeStart w:id="9"/>
       <w:r>
         <w:rPr>
           <w:rFonts w:ascii="Times New Roman" w:hAnsi="Times New Roman" w:cs="Times New Roman"/>
@@ -19826,12 +19771,12 @@
         </w:rPr>
         <w:t>PERCENTAGE</w:t>
       </w:r>
-      <w:commentRangeEnd w:id="13"/>
+      <w:commentRangeEnd w:id="9"/>
       <w:r>
         <w:rPr>
           <w:rStyle w:val="CommentReference"/>
         </w:rPr>
-        <w:commentReference w:id="13"/>
+        <w:commentReference w:id="9"/>
       </w:r>
       <w:r>
         <w:rPr>
@@ -20286,6 +20231,7 @@
           <w:b/>
           <w:bCs/>
         </w:rPr>
+        <w:lastRenderedPageBreak/>
         <w:t>Discussion</w:t>
       </w:r>
     </w:p>
@@ -20301,7 +20247,6 @@
         <w:rPr>
           <w:rFonts w:ascii="Times New Roman" w:hAnsi="Times New Roman" w:cs="Times New Roman"/>
         </w:rPr>
-        <w:lastRenderedPageBreak/>
         <w:t xml:space="preserve">Plants integrate environmental and genetic cues to shape root-associated microbiomes, yet the mechanisms linking host signalling pathways to microbial recruitment remain poorly understood. </w:t>
       </w:r>
       <w:r>
@@ -21958,12 +21903,19 @@
         </w:rPr>
         <w:t xml:space="preserve">. </w:t>
       </w:r>
-      <w:commentRangeStart w:id="14"/>
-      <w:r>
-        <w:rPr>
-          <w:rFonts w:ascii="Times New Roman" w:hAnsi="Times New Roman" w:cs="Times New Roman"/>
-        </w:rPr>
-        <w:t xml:space="preserve">Recent work identified an NSP2-MYB transcriptional module that directly activates flavonoid biosynthesis during nodulation, providing mechanistic evidence that symbiosis signalling pathways actively regulate specialised metabolism to shape microbial interactions </w:t>
+      <w:commentRangeStart w:id="10"/>
+      <w:r>
+        <w:rPr>
+          <w:rFonts w:ascii="Times New Roman" w:hAnsi="Times New Roman" w:cs="Times New Roman"/>
+        </w:rPr>
+        <w:t xml:space="preserve">Recent work identified an NSP2-MYB transcriptional module that directly activates flavonoid biosynthesis during nodulation, providing mechanistic evidence that symbiosis signalling pathways actively regulate specialised metabolism to shape </w:t>
+      </w:r>
+      <w:r>
+        <w:rPr>
+          <w:rFonts w:ascii="Times New Roman" w:hAnsi="Times New Roman" w:cs="Times New Roman"/>
+        </w:rPr>
+        <w:lastRenderedPageBreak/>
+        <w:t xml:space="preserve">microbial interactions </w:t>
       </w:r>
       <w:r>
         <w:rPr>
@@ -22002,12 +21954,12 @@
         </w:rPr>
         <w:t>.</w:t>
       </w:r>
-      <w:commentRangeEnd w:id="14"/>
+      <w:commentRangeEnd w:id="10"/>
       <w:r>
         <w:rPr>
           <w:rStyle w:val="CommentReference"/>
         </w:rPr>
-        <w:commentReference w:id="14"/>
+        <w:commentReference w:id="10"/>
       </w:r>
       <w:r>
         <w:rPr>
@@ -22057,14 +22009,7 @@
         <w:rPr>
           <w:rFonts w:ascii="Times New Roman" w:hAnsi="Times New Roman" w:cs="Times New Roman"/>
         </w:rPr>
-        <w:t xml:space="preserve"> </w:t>
-      </w:r>
-      <w:r>
-        <w:rPr>
-          <w:rFonts w:ascii="Times New Roman" w:hAnsi="Times New Roman" w:cs="Times New Roman"/>
-        </w:rPr>
-        <w:lastRenderedPageBreak/>
-        <w:t>mutants showed reduced</w:t>
+        <w:t xml:space="preserve"> mutants showed reduced</w:t>
       </w:r>
       <w:r>
         <w:rPr>
@@ -22968,7 +22913,6 @@
           <w:rFonts w:ascii="Times New Roman" w:hAnsi="Times New Roman" w:cs="Times New Roman"/>
           <w:b/>
           <w:bCs/>
-          <w:highlight w:val="green"/>
         </w:rPr>
       </w:pPr>
       <w:r>
@@ -22976,7 +22920,6 @@
           <w:rFonts w:ascii="Times New Roman" w:hAnsi="Times New Roman" w:cs="Times New Roman"/>
           <w:b/>
           <w:bCs/>
-          <w:highlight w:val="green"/>
         </w:rPr>
         <w:t>Material and Methods</w:t>
       </w:r>
@@ -22996,7 +22939,6 @@
           <w:rFonts w:ascii="Times New Roman" w:hAnsi="Times New Roman" w:cs="Times New Roman"/>
           <w:b/>
           <w:bCs/>
-          <w:highlight w:val="green"/>
         </w:rPr>
         <w:t>Plant material</w:t>
       </w:r>
@@ -23005,7 +22947,6 @@
           <w:rFonts w:ascii="Times New Roman" w:hAnsi="Times New Roman" w:cs="Times New Roman"/>
           <w:b/>
           <w:bCs/>
-          <w:highlight w:val="green"/>
         </w:rPr>
         <w:t xml:space="preserve">, </w:t>
       </w:r>
@@ -23014,7 +22955,6 @@
           <w:rFonts w:ascii="Times New Roman" w:hAnsi="Times New Roman" w:cs="Times New Roman"/>
           <w:b/>
           <w:bCs/>
-          <w:highlight w:val="green"/>
         </w:rPr>
         <w:t>seed sterilisation</w:t>
       </w:r>
@@ -23023,7 +22963,6 @@
           <w:rFonts w:ascii="Times New Roman" w:hAnsi="Times New Roman" w:cs="Times New Roman"/>
           <w:b/>
           <w:bCs/>
-          <w:highlight w:val="green"/>
         </w:rPr>
         <w:t xml:space="preserve"> and germination</w:t>
       </w:r>
@@ -23748,9 +23687,7 @@
           <w:rFonts w:ascii="Times New Roman" w:hAnsi="Times New Roman" w:cs="Times New Roman"/>
           <w:b/>
           <w:bCs/>
-          <w:highlight w:val="green"/>
-        </w:rPr>
-        <w:lastRenderedPageBreak/>
+        </w:rPr>
         <w:t xml:space="preserve">Plant cultivation in </w:t>
       </w:r>
       <w:r>
@@ -23758,7 +23695,6 @@
           <w:rFonts w:ascii="Times New Roman" w:hAnsi="Times New Roman" w:cs="Times New Roman"/>
           <w:b/>
           <w:bCs/>
-          <w:highlight w:val="green"/>
         </w:rPr>
         <w:t xml:space="preserve">Askov </w:t>
       </w:r>
@@ -23767,7 +23703,6 @@
           <w:rFonts w:ascii="Times New Roman" w:hAnsi="Times New Roman" w:cs="Times New Roman"/>
           <w:b/>
           <w:bCs/>
-          <w:highlight w:val="green"/>
         </w:rPr>
         <w:t>soil</w:t>
       </w:r>
@@ -23776,7 +23711,6 @@
           <w:rFonts w:ascii="Times New Roman" w:hAnsi="Times New Roman" w:cs="Times New Roman"/>
           <w:b/>
           <w:bCs/>
-          <w:highlight w:val="green"/>
         </w:rPr>
         <w:t>s</w:t>
       </w:r>
@@ -23785,7 +23719,6 @@
           <w:rFonts w:ascii="Times New Roman" w:hAnsi="Times New Roman" w:cs="Times New Roman"/>
           <w:b/>
           <w:bCs/>
-          <w:highlight w:val="green"/>
         </w:rPr>
         <w:t xml:space="preserve"> with different fertilisation regimes</w:t>
       </w:r>
@@ -24600,7 +24533,6 @@
           <w:rFonts w:ascii="Times New Roman" w:hAnsi="Times New Roman" w:cs="Times New Roman"/>
           <w:b/>
           <w:bCs/>
-          <w:highlight w:val="green"/>
         </w:rPr>
         <w:t xml:space="preserve">Sample collection and 16S rRNA amplicon sequencing </w:t>
       </w:r>
@@ -24609,7 +24541,6 @@
           <w:rFonts w:ascii="Times New Roman" w:hAnsi="Times New Roman" w:cs="Times New Roman"/>
           <w:b/>
           <w:bCs/>
-          <w:highlight w:val="green"/>
         </w:rPr>
         <w:t>of</w:t>
       </w:r>
@@ -24618,7 +24549,6 @@
           <w:rFonts w:ascii="Times New Roman" w:hAnsi="Times New Roman" w:cs="Times New Roman"/>
           <w:b/>
           <w:bCs/>
-          <w:highlight w:val="green"/>
         </w:rPr>
         <w:t xml:space="preserve"> plants grown in Askov soils</w:t>
       </w:r>
@@ -25593,7 +25523,14 @@
         <w:rPr>
           <w:rFonts w:ascii="Times New Roman" w:hAnsi="Times New Roman" w:cs="Times New Roman"/>
         </w:rPr>
-        <w:t xml:space="preserve"> (</w:t>
+        <w:t xml:space="preserve"> </w:t>
+      </w:r>
+      <w:r>
+        <w:rPr>
+          <w:rFonts w:ascii="Times New Roman" w:hAnsi="Times New Roman" w:cs="Times New Roman"/>
+        </w:rPr>
+        <w:lastRenderedPageBreak/>
+        <w:t>(</w:t>
       </w:r>
       <w:r>
         <w:rPr>
@@ -25657,7 +25594,6 @@
         <w:rPr>
           <w:rFonts w:ascii="Times New Roman" w:hAnsi="Times New Roman" w:cs="Times New Roman"/>
         </w:rPr>
-        <w:lastRenderedPageBreak/>
         <w:t>(</w:t>
       </w:r>
       <w:r>
@@ -26052,7 +25988,6 @@
           <w:rFonts w:ascii="Times New Roman" w:hAnsi="Times New Roman" w:cs="Times New Roman"/>
           <w:b/>
           <w:bCs/>
-          <w:highlight w:val="green"/>
         </w:rPr>
         <w:t>Plant cultivation in gnotobiotic systems supplied with synthetic bacterial communities</w:t>
       </w:r>
@@ -26061,7 +25996,6 @@
           <w:rFonts w:ascii="Times New Roman" w:hAnsi="Times New Roman" w:cs="Times New Roman"/>
           <w:b/>
           <w:bCs/>
-          <w:highlight w:val="green"/>
         </w:rPr>
         <w:t xml:space="preserve"> </w:t>
       </w:r>
@@ -27091,7 +27025,7 @@
         </w:rPr>
         <w:t xml:space="preserve"> </w:t>
       </w:r>
-      <w:commentRangeStart w:id="15"/>
+      <w:commentRangeStart w:id="11"/>
       <w:r>
         <w:rPr>
           <w:rFonts w:ascii="Times New Roman" w:hAnsi="Times New Roman" w:cs="Times New Roman"/>
@@ -27174,12 +27108,12 @@
         </w:rPr>
         <w:t>)</w:t>
       </w:r>
-      <w:commentRangeEnd w:id="15"/>
+      <w:commentRangeEnd w:id="11"/>
       <w:r>
         <w:rPr>
           <w:rStyle w:val="CommentReference"/>
         </w:rPr>
-        <w:commentReference w:id="15"/>
+        <w:commentReference w:id="11"/>
       </w:r>
       <w:r>
         <w:rPr>
@@ -27365,7 +27299,6 @@
           <w:bCs/>
           <w:i/>
           <w:iCs/>
-          <w:highlight w:val="green"/>
         </w:rPr>
         <w:t>Hordeum</w:t>
       </w:r>
@@ -27373,7 +27306,6 @@
         <w:rPr>
           <w:b/>
           <w:bCs/>
-          <w:highlight w:val="green"/>
         </w:rPr>
         <w:t xml:space="preserve"> growth test in microbe-free condition</w:t>
       </w:r>
@@ -27449,6 +27381,7 @@
         <w:t xml:space="preserve">genotypes were </w:t>
       </w:r>
       <w:r>
+        <w:lastRenderedPageBreak/>
         <w:t xml:space="preserve">cultivated in sterile substrate and </w:t>
       </w:r>
       <w:r>
@@ -27464,11 +27397,7 @@
         <w:t>containing elevated</w:t>
       </w:r>
       <w:r>
-        <w:t xml:space="preserve"> </w:t>
-      </w:r>
-      <w:r>
-        <w:lastRenderedPageBreak/>
-        <w:t xml:space="preserve">nitrogen and phosphorus </w:t>
+        <w:t xml:space="preserve"> nitrogen and phosphorus </w:t>
       </w:r>
       <w:r>
         <w:t>concentrations</w:t>
@@ -27575,7 +27504,6 @@
           <w:rFonts w:ascii="Times New Roman" w:hAnsi="Times New Roman" w:cs="Times New Roman"/>
           <w:b/>
           <w:bCs/>
-          <w:highlight w:val="green"/>
         </w:rPr>
         <w:t xml:space="preserve">Sample collection and 16S rRNA amplicon sequencing of plants grown </w:t>
       </w:r>
@@ -27584,7 +27512,6 @@
           <w:rFonts w:ascii="Times New Roman" w:hAnsi="Times New Roman" w:cs="Times New Roman"/>
           <w:b/>
           <w:bCs/>
-          <w:highlight w:val="green"/>
         </w:rPr>
         <w:t xml:space="preserve">in </w:t>
       </w:r>
@@ -27593,7 +27520,6 @@
           <w:rFonts w:ascii="Times New Roman" w:hAnsi="Times New Roman" w:cs="Times New Roman"/>
           <w:b/>
           <w:bCs/>
-          <w:highlight w:val="green"/>
         </w:rPr>
         <w:t>gnotobiotic systems</w:t>
       </w:r>
@@ -28143,7 +28069,6 @@
           <w:rFonts w:ascii="Times New Roman" w:hAnsi="Times New Roman" w:cs="Times New Roman"/>
           <w:b/>
           <w:bCs/>
-          <w:highlight w:val="green"/>
         </w:rPr>
         <w:t>Pre-processin</w:t>
       </w:r>
@@ -28152,7 +28077,6 @@
           <w:rFonts w:ascii="Times New Roman" w:hAnsi="Times New Roman" w:cs="Times New Roman"/>
           <w:b/>
           <w:bCs/>
-          <w:highlight w:val="green"/>
         </w:rPr>
         <w:t>g</w:t>
       </w:r>
@@ -28161,7 +28085,6 @@
           <w:rFonts w:ascii="Times New Roman" w:hAnsi="Times New Roman" w:cs="Times New Roman"/>
           <w:b/>
           <w:bCs/>
-          <w:highlight w:val="green"/>
         </w:rPr>
         <w:t xml:space="preserve"> of amplicon sequencing data</w:t>
       </w:r>
@@ -28839,29 +28762,40 @@
         <w:rPr>
           <w:rFonts w:ascii="Times New Roman" w:hAnsi="Times New Roman" w:cs="Times New Roman"/>
         </w:rPr>
-        <w:t>(Suppl. Table</w:t>
-      </w:r>
-      <w:r>
-        <w:rPr>
-          <w:rFonts w:ascii="Times New Roman" w:hAnsi="Times New Roman" w:cs="Times New Roman"/>
+        <w:t>(</w:t>
+      </w:r>
+      <w:r>
+        <w:rPr>
+          <w:rFonts w:ascii="Times New Roman" w:hAnsi="Times New Roman" w:cs="Times New Roman"/>
+          <w:highlight w:val="magenta"/>
+        </w:rPr>
+        <w:t>Suppl. Table</w:t>
+      </w:r>
+      <w:r>
+        <w:rPr>
+          <w:rFonts w:ascii="Times New Roman" w:hAnsi="Times New Roman" w:cs="Times New Roman"/>
+          <w:highlight w:val="magenta"/>
         </w:rPr>
         <w:t xml:space="preserve">s </w:t>
       </w:r>
       <w:r>
         <w:rPr>
           <w:rFonts w:ascii="Times New Roman" w:hAnsi="Times New Roman" w:cs="Times New Roman"/>
+          <w:highlight w:val="magenta"/>
         </w:rPr>
         <w:t>8</w:t>
       </w:r>
       <w:r>
         <w:rPr>
           <w:rFonts w:ascii="Times New Roman" w:hAnsi="Times New Roman" w:cs="Times New Roman"/>
+          <w:highlight w:val="magenta"/>
         </w:rPr>
         <w:t>,</w:t>
       </w:r>
       <w:r>
         <w:rPr>
           <w:rFonts w:ascii="Times New Roman" w:hAnsi="Times New Roman" w:cs="Times New Roman"/>
+          <w:highlight w:val="magenta"/>
         </w:rPr>
         <w:t xml:space="preserve"> 9</w:t>
       </w:r>
@@ -29485,6 +29419,7 @@
         <w:rPr>
           <w:rFonts w:ascii="Times New Roman" w:hAnsi="Times New Roman" w:cs="Times New Roman"/>
         </w:rPr>
+        <w:lastRenderedPageBreak/>
         <w:t>capscale</w:t>
       </w:r>
       <w:proofErr w:type="spellEnd"/>
@@ -29591,7 +29526,6 @@
         <w:rPr>
           <w:rFonts w:ascii="Times New Roman" w:hAnsi="Times New Roman" w:cs="Times New Roman"/>
         </w:rPr>
-        <w:lastRenderedPageBreak/>
         <w:t xml:space="preserve">conducted with </w:t>
       </w:r>
       <w:r>
@@ -30145,7 +30079,7 @@
         </w:rPr>
         <w:t xml:space="preserve">. </w:t>
       </w:r>
-      <w:commentRangeStart w:id="16"/>
+      <w:commentRangeStart w:id="12"/>
       <w:r>
         <w:rPr>
           <w:rFonts w:ascii="Times New Roman" w:hAnsi="Times New Roman" w:cs="Times New Roman"/>
@@ -30543,12 +30477,12 @@
         </w:rPr>
         <w:t xml:space="preserve"> </w:t>
       </w:r>
-      <w:commentRangeEnd w:id="16"/>
+      <w:commentRangeEnd w:id="12"/>
       <w:r>
         <w:rPr>
           <w:rStyle w:val="CommentReference"/>
         </w:rPr>
-        <w:commentReference w:id="16"/>
+        <w:commentReference w:id="12"/>
       </w:r>
     </w:p>
     <w:p>
@@ -30578,7 +30512,6 @@
           <w:b/>
           <w:bCs/>
           <w:color w:val="333333"/>
-          <w:highlight w:val="green"/>
         </w:rPr>
         <w:t>Nutrient prediction analysis</w:t>
       </w:r>
@@ -30588,7 +30521,6 @@
           <w:b/>
           <w:bCs/>
           <w:color w:val="333333"/>
-          <w:highlight w:val="green"/>
         </w:rPr>
         <w:t xml:space="preserve"> of plants cultivated in Askov soils</w:t>
       </w:r>
@@ -31248,7 +31180,6 @@
           <w:b/>
           <w:bCs/>
           <w:color w:val="333333"/>
-          <w:highlight w:val="green"/>
         </w:rPr>
         <w:t>Root exudate experimental</w:t>
       </w:r>
@@ -31258,7 +31189,6 @@
           <w:b/>
           <w:bCs/>
           <w:color w:val="333333"/>
-          <w:highlight w:val="green"/>
         </w:rPr>
         <w:t xml:space="preserve"> setups</w:t>
       </w:r>
@@ -32159,9 +32089,7 @@
           <w:rFonts w:ascii="Times New Roman" w:hAnsi="Times New Roman" w:cs="Times New Roman"/>
           <w:b/>
           <w:bCs/>
-          <w:highlight w:val="green"/>
-        </w:rPr>
-        <w:lastRenderedPageBreak/>
+        </w:rPr>
         <w:t>Root exudate harvest, sample preparation and LC-MS/MS</w:t>
       </w:r>
     </w:p>
@@ -33131,7 +33059,6 @@
           <w:rFonts w:ascii="Times New Roman" w:hAnsi="Times New Roman" w:cs="Times New Roman"/>
           <w:b/>
           <w:bCs/>
-          <w:highlight w:val="green"/>
         </w:rPr>
         <w:t>Metabolite data analysis, statistics and visualisation</w:t>
       </w:r>
@@ -33166,7 +33093,7 @@
         </w:rPr>
         <w:t xml:space="preserve"> were pre-processed using </w:t>
       </w:r>
-      <w:bookmarkStart w:id="17" w:name="_Hlk222174659"/>
+      <w:bookmarkStart w:id="13" w:name="_Hlk222174659"/>
       <w:proofErr w:type="spellStart"/>
       <w:r>
         <w:rPr>
@@ -33183,7 +33110,7 @@
         </w:rPr>
         <w:t xml:space="preserve"> 3.3.0</w:t>
       </w:r>
-      <w:bookmarkEnd w:id="17"/>
+      <w:bookmarkEnd w:id="13"/>
       <w:r>
         <w:rPr>
           <w:rFonts w:ascii="Times New Roman" w:hAnsi="Times New Roman" w:cs="Times New Roman"/>
@@ -33241,7 +33168,7 @@
         </w:rPr>
         <w:t xml:space="preserve">s greater than </w:t>
       </w:r>
-      <w:commentRangeStart w:id="18"/>
+      <w:commentRangeStart w:id="14"/>
       <w:r>
         <w:rPr>
           <w:rFonts w:ascii="Times New Roman" w:hAnsi="Times New Roman" w:cs="Times New Roman"/>
@@ -33256,12 +33183,12 @@
         </w:rPr>
         <w:t>excluded</w:t>
       </w:r>
-      <w:commentRangeEnd w:id="18"/>
+      <w:commentRangeEnd w:id="14"/>
       <w:r>
         <w:rPr>
           <w:rStyle w:val="CommentReference"/>
         </w:rPr>
-        <w:commentReference w:id="18"/>
+        <w:commentReference w:id="14"/>
       </w:r>
       <w:r>
         <w:rPr>
@@ -33975,7 +33902,7 @@
           <w:bCs/>
         </w:rPr>
       </w:pPr>
-      <w:commentRangeStart w:id="19"/>
+      <w:commentRangeStart w:id="15"/>
       <w:r>
         <w:rPr>
           <w:rFonts w:ascii="Times New Roman" w:hAnsi="Times New Roman" w:cs="Times New Roman"/>
@@ -33984,12 +33911,12 @@
         </w:rPr>
         <w:t>Data and code availability</w:t>
       </w:r>
-      <w:commentRangeEnd w:id="19"/>
+      <w:commentRangeEnd w:id="15"/>
       <w:r>
         <w:rPr>
           <w:rStyle w:val="CommentReference"/>
         </w:rPr>
-        <w:commentReference w:id="19"/>
+        <w:commentReference w:id="15"/>
       </w:r>
     </w:p>
     <w:p>
@@ -34178,13 +34105,14 @@
           <w:bCs/>
         </w:rPr>
       </w:pPr>
-      <w:commentRangeStart w:id="20"/>
+      <w:commentRangeStart w:id="16"/>
       <w:r>
         <w:rPr>
           <w:rFonts w:ascii="Times New Roman" w:hAnsi="Times New Roman" w:cs="Times New Roman"/>
           <w:b/>
           <w:bCs/>
         </w:rPr>
+        <w:lastRenderedPageBreak/>
         <w:t>Acknowledgements</w:t>
       </w:r>
       <w:r>
@@ -34195,12 +34123,12 @@
         </w:rPr>
         <w:t xml:space="preserve"> and funding sources</w:t>
       </w:r>
-      <w:commentRangeEnd w:id="20"/>
+      <w:commentRangeEnd w:id="16"/>
       <w:r>
         <w:rPr>
           <w:rStyle w:val="CommentReference"/>
         </w:rPr>
-        <w:commentReference w:id="20"/>
+        <w:commentReference w:id="16"/>
       </w:r>
     </w:p>
     <w:p>
@@ -34215,7 +34143,6 @@
         <w:rPr>
           <w:rFonts w:ascii="Times New Roman" w:hAnsi="Times New Roman" w:cs="Times New Roman"/>
         </w:rPr>
-        <w:lastRenderedPageBreak/>
         <w:t xml:space="preserve">We thank Dr. Sha Zhang, Dr. Florian Lamouche and Dr. Simon Kelly for valuable input on </w:t>
       </w:r>
       <w:r>
@@ -34543,7 +34470,15 @@
       </w:r>
       <w:r>
         <w:tab/>
-        <w:t xml:space="preserve">P. M. Vitousek, </w:t>
+        <w:t xml:space="preserve">P. M. </w:t>
+      </w:r>
+      <w:proofErr w:type="spellStart"/>
+      <w:r>
+        <w:t>Vitousek</w:t>
+      </w:r>
+      <w:proofErr w:type="spellEnd"/>
+      <w:r>
+        <w:t xml:space="preserve">, </w:t>
       </w:r>
       <w:r>
         <w:rPr>
@@ -36934,7 +36869,15 @@
       </w:r>
       <w:r>
         <w:tab/>
-        <w:t xml:space="preserve">H. Rübsam, </w:t>
+        <w:t xml:space="preserve">H. </w:t>
+      </w:r>
+      <w:proofErr w:type="spellStart"/>
+      <w:r>
+        <w:t>Rübsam</w:t>
+      </w:r>
+      <w:proofErr w:type="spellEnd"/>
+      <w:r>
+        <w:t xml:space="preserve">, </w:t>
       </w:r>
       <w:r>
         <w:rPr>
@@ -37395,7 +37338,15 @@
       </w:r>
       <w:r>
         <w:tab/>
-        <w:t xml:space="preserve">F. R. Kulcheski, R. </w:t>
+        <w:t xml:space="preserve">F. R. </w:t>
+      </w:r>
+      <w:proofErr w:type="spellStart"/>
+      <w:r>
+        <w:t>Kulcheski</w:t>
+      </w:r>
+      <w:proofErr w:type="spellEnd"/>
+      <w:r>
+        <w:t xml:space="preserve">, R. </w:t>
       </w:r>
       <w:proofErr w:type="spellStart"/>
       <w:r>
@@ -37739,7 +37690,15 @@
       </w:r>
       <w:r>
         <w:tab/>
-        <w:t xml:space="preserve">L. Philippot, C. Chenu, A. Kappler, M. C. Rillig, N. Fierer, The interplay between microbial communities and soil properties. </w:t>
+        <w:t xml:space="preserve">L. Philippot, C. Chenu, A. Kappler, M. C. </w:t>
+      </w:r>
+      <w:proofErr w:type="spellStart"/>
+      <w:r>
+        <w:t>Rillig</w:t>
+      </w:r>
+      <w:proofErr w:type="spellEnd"/>
+      <w:r>
+        <w:t xml:space="preserve">, N. Fierer, The interplay between microbial communities and soil properties. </w:t>
       </w:r>
       <w:r>
         <w:rPr>
@@ -39576,6 +39535,57 @@
     <w:p>
       <w:pPr>
         <w:pStyle w:val="Bibliography"/>
+      </w:pPr>
+      <w:r>
+        <w:t xml:space="preserve">112. </w:t>
+      </w:r>
+      <w:r>
+        <w:tab/>
+        <w:t xml:space="preserve">K. Wippel, </w:t>
+      </w:r>
+      <w:r>
+        <w:rPr>
+          <w:i/>
+          <w:iCs/>
+        </w:rPr>
+        <w:t>et al.</w:t>
+      </w:r>
+      <w:r>
+        <w:t xml:space="preserve">, Host preference and invasiveness of commensal bacteria in the Lotus and Arabidopsis root microbiota. </w:t>
+      </w:r>
+      <w:r>
+        <w:rPr>
+          <w:i/>
+          <w:iCs/>
+        </w:rPr>
+        <w:t xml:space="preserve">Nat </w:t>
+      </w:r>
+      <w:proofErr w:type="spellStart"/>
+      <w:r>
+        <w:rPr>
+          <w:i/>
+          <w:iCs/>
+        </w:rPr>
+        <w:t>Microbiol</w:t>
+      </w:r>
+      <w:proofErr w:type="spellEnd"/>
+      <w:r>
+        <w:t xml:space="preserve"> </w:t>
+      </w:r>
+      <w:r>
+        <w:rPr>
+          <w:b/>
+          <w:bCs/>
+        </w:rPr>
+        <w:t>6</w:t>
+      </w:r>
+      <w:r>
+        <w:t>, 1150–1162 (2021).</w:t>
+      </w:r>
+    </w:p>
+    <w:p>
+      <w:pPr>
+        <w:pStyle w:val="Bibliography"/>
         <w:rPr>
           <w:rFonts w:ascii="Times New Roman" w:hAnsi="Times New Roman" w:cs="Times New Roman"/>
         </w:rPr>
@@ -39994,7 +40004,14 @@
         <w:rPr>
           <w:rFonts w:ascii="Times New Roman" w:hAnsi="Times New Roman" w:cs="Times New Roman"/>
         </w:rPr>
-        <w:t xml:space="preserve"> most abundant bacterial orders (</w:t>
+        <w:t xml:space="preserve"> most abundant </w:t>
+      </w:r>
+      <w:r>
+        <w:rPr>
+          <w:rFonts w:ascii="Times New Roman" w:hAnsi="Times New Roman" w:cs="Times New Roman"/>
+        </w:rPr>
+        <w:lastRenderedPageBreak/>
+        <w:t>bacterial orders (</w:t>
       </w:r>
       <w:r>
         <w:rPr>
@@ -40176,14 +40193,7 @@
         <w:rPr>
           <w:rFonts w:ascii="Times New Roman" w:hAnsi="Times New Roman" w:cs="Times New Roman"/>
         </w:rPr>
-        <w:t xml:space="preserve">composition </w:t>
-      </w:r>
-      <w:r>
-        <w:rPr>
-          <w:rFonts w:ascii="Times New Roman" w:hAnsi="Times New Roman" w:cs="Times New Roman"/>
-        </w:rPr>
-        <w:lastRenderedPageBreak/>
-        <w:t xml:space="preserve">at order level for each section of the Venn diagram (top 20 orders </w:t>
+        <w:t xml:space="preserve">composition at order level for each section of the Venn diagram (top 20 orders </w:t>
       </w:r>
       <w:r>
         <w:rPr>
@@ -40305,15 +40315,17 @@
           <w:b/>
           <w:bCs/>
         </w:rPr>
-        <w:t xml:space="preserve">Figure </w:t>
+        <w:t xml:space="preserve">Figure 2. Soil legacy shapes plant growth and root-associated bacterial communities in </w:t>
       </w:r>
       <w:r>
         <w:rPr>
           <w:rFonts w:ascii="Times New Roman" w:hAnsi="Times New Roman" w:cs="Times New Roman"/>
           <w:b/>
           <w:bCs/>
-        </w:rPr>
-        <w:t>2</w:t>
+          <w:i/>
+          <w:iCs/>
+        </w:rPr>
+        <w:t>Lotus japonicus</w:t>
       </w:r>
       <w:r>
         <w:rPr>
@@ -40321,133 +40333,333 @@
           <w:b/>
           <w:bCs/>
         </w:rPr>
-        <w:t xml:space="preserve">. </w:t>
+        <w:t xml:space="preserve"> and </w:t>
       </w:r>
       <w:r>
         <w:rPr>
           <w:rFonts w:ascii="Times New Roman" w:hAnsi="Times New Roman" w:cs="Times New Roman"/>
           <w:b/>
           <w:bCs/>
-        </w:rPr>
-        <w:t xml:space="preserve">Soil legacy shapes plant growth and root-associated bacterial communities in </w:t>
+          <w:i/>
+          <w:iCs/>
+        </w:rPr>
+        <w:t>Hordeum vulgare</w:t>
       </w:r>
       <w:r>
         <w:rPr>
           <w:rFonts w:ascii="Times New Roman" w:hAnsi="Times New Roman" w:cs="Times New Roman"/>
           <w:b/>
           <w:bCs/>
-          <w:i/>
-          <w:iCs/>
-        </w:rPr>
-        <w:t>Lotus japonicus</w:t>
-      </w:r>
-      <w:r>
-        <w:rPr>
-          <w:rFonts w:ascii="Times New Roman" w:hAnsi="Times New Roman" w:cs="Times New Roman"/>
-          <w:b/>
-          <w:bCs/>
+        </w:rPr>
+        <w:t>.</w:t>
+      </w:r>
+      <w:r>
+        <w:rPr>
+          <w:rFonts w:ascii="Times New Roman" w:hAnsi="Times New Roman" w:cs="Times New Roman"/>
+        </w:rPr>
+        <w:t xml:space="preserve"> (A)</w:t>
+      </w:r>
+      <w:r>
+        <w:rPr>
+          <w:rFonts w:ascii="Times New Roman" w:hAnsi="Times New Roman" w:cs="Times New Roman"/>
+        </w:rPr>
+        <w:t xml:space="preserve"> Wild-type</w:t>
+      </w:r>
+      <w:r>
+        <w:rPr>
+          <w:rFonts w:ascii="Times New Roman" w:hAnsi="Times New Roman" w:cs="Times New Roman"/>
+        </w:rPr>
+        <w:t xml:space="preserve"> </w:t>
+      </w:r>
+      <w:r>
+        <w:rPr>
+          <w:rFonts w:ascii="Times New Roman" w:hAnsi="Times New Roman" w:cs="Times New Roman"/>
+          <w:i/>
+          <w:iCs/>
+        </w:rPr>
+        <w:t xml:space="preserve">Lotus </w:t>
+      </w:r>
+      <w:r>
+        <w:rPr>
+          <w:rFonts w:ascii="Times New Roman" w:hAnsi="Times New Roman" w:cs="Times New Roman"/>
+        </w:rPr>
+        <w:t xml:space="preserve">and </w:t>
+      </w:r>
+      <w:r>
+        <w:rPr>
+          <w:rFonts w:ascii="Times New Roman" w:hAnsi="Times New Roman" w:cs="Times New Roman"/>
+          <w:i/>
+          <w:iCs/>
+        </w:rPr>
+        <w:t xml:space="preserve">Hordeum </w:t>
+      </w:r>
+      <w:r>
+        <w:rPr>
+          <w:rFonts w:ascii="Times New Roman" w:hAnsi="Times New Roman" w:cs="Times New Roman"/>
+        </w:rPr>
+        <w:t xml:space="preserve">were grown for three weeks on nitrogen, phosphorus, and potassium fertilised (NPK), phosphorus and potassium fertilised (PK), </w:t>
+      </w:r>
+      <w:r>
+        <w:rPr>
+          <w:rFonts w:ascii="Times New Roman" w:hAnsi="Times New Roman" w:cs="Times New Roman"/>
+        </w:rPr>
+        <w:t>or</w:t>
+      </w:r>
+      <w:r>
+        <w:rPr>
+          <w:rFonts w:ascii="Times New Roman" w:hAnsi="Times New Roman" w:cs="Times New Roman"/>
+        </w:rPr>
+        <w:t xml:space="preserve"> unfertilised (UF) soils. </w:t>
+      </w:r>
+      <w:r>
+        <w:rPr>
+          <w:rFonts w:ascii="Times New Roman" w:hAnsi="Times New Roman" w:cs="Times New Roman"/>
+        </w:rPr>
+        <w:t xml:space="preserve">Each replicate consisted of three pots containing 10 plants per pot for </w:t>
+      </w:r>
+      <w:r>
+        <w:rPr>
+          <w:rFonts w:ascii="Times New Roman" w:hAnsi="Times New Roman" w:cs="Times New Roman"/>
+          <w:i/>
+          <w:iCs/>
+        </w:rPr>
+        <w:t>Lotus</w:t>
+      </w:r>
+      <w:r>
+        <w:rPr>
+          <w:rFonts w:ascii="Times New Roman" w:hAnsi="Times New Roman" w:cs="Times New Roman"/>
+        </w:rPr>
+        <w:t xml:space="preserve"> (n=60) and one plant per pot for </w:t>
+      </w:r>
+      <w:r>
+        <w:rPr>
+          <w:rFonts w:ascii="Times New Roman" w:hAnsi="Times New Roman" w:cs="Times New Roman"/>
+          <w:i/>
+          <w:iCs/>
+        </w:rPr>
+        <w:t>Hordeum</w:t>
+      </w:r>
+      <w:r>
+        <w:rPr>
+          <w:rFonts w:ascii="Times New Roman" w:hAnsi="Times New Roman" w:cs="Times New Roman"/>
+        </w:rPr>
+        <w:t xml:space="preserve"> (total n=18). Plants were pooled per replicate to collect rhizosphere, root, and nodule fractions for m</w:t>
+      </w:r>
+      <w:r>
+        <w:rPr>
+          <w:rFonts w:ascii="Times New Roman" w:hAnsi="Times New Roman" w:cs="Times New Roman"/>
+        </w:rPr>
+        <w:t>icrobiome profiling using 16S rRNA V5-V7 amplicon sequencing</w:t>
+      </w:r>
+      <w:r>
+        <w:rPr>
+          <w:rFonts w:ascii="Times New Roman" w:hAnsi="Times New Roman" w:cs="Times New Roman"/>
+        </w:rPr>
+        <w:t xml:space="preserve"> (n=6 per plant-compartment combination).</w:t>
+      </w:r>
+      <w:r>
+        <w:rPr>
+          <w:rFonts w:ascii="Times New Roman" w:hAnsi="Times New Roman" w:cs="Times New Roman"/>
+        </w:rPr>
+        <w:t xml:space="preserve"> (B) Shoot fresh weight</w:t>
+      </w:r>
+      <w:r>
+        <w:rPr>
+          <w:rFonts w:ascii="Times New Roman" w:hAnsi="Times New Roman" w:cs="Times New Roman"/>
+        </w:rPr>
+        <w:t xml:space="preserve"> (g)</w:t>
+      </w:r>
+      <w:r>
+        <w:rPr>
+          <w:rFonts w:ascii="Times New Roman" w:hAnsi="Times New Roman" w:cs="Times New Roman"/>
+        </w:rPr>
+        <w:t xml:space="preserve"> per plant. (C) Number of pink nodules per </w:t>
+      </w:r>
+      <w:r>
+        <w:rPr>
+          <w:rFonts w:ascii="Times New Roman" w:hAnsi="Times New Roman" w:cs="Times New Roman"/>
+          <w:i/>
+          <w:iCs/>
+        </w:rPr>
+        <w:t>Lotus</w:t>
+      </w:r>
+      <w:r>
+        <w:rPr>
+          <w:rFonts w:ascii="Times New Roman" w:hAnsi="Times New Roman" w:cs="Times New Roman"/>
+        </w:rPr>
+        <w:t xml:space="preserve"> plant. (D) Constrained principal coordinates analysis (</w:t>
+      </w:r>
+      <w:proofErr w:type="spellStart"/>
+      <w:r>
+        <w:rPr>
+          <w:rFonts w:ascii="Times New Roman" w:hAnsi="Times New Roman" w:cs="Times New Roman"/>
+        </w:rPr>
+        <w:t>PCoA</w:t>
+      </w:r>
+      <w:proofErr w:type="spellEnd"/>
+      <w:r>
+        <w:rPr>
+          <w:rFonts w:ascii="Times New Roman" w:hAnsi="Times New Roman" w:cs="Times New Roman"/>
+        </w:rPr>
+        <w:t xml:space="preserve">) </w:t>
+      </w:r>
+      <w:r>
+        <w:rPr>
+          <w:rFonts w:ascii="Times New Roman" w:hAnsi="Times New Roman" w:cs="Times New Roman"/>
+        </w:rPr>
+        <w:t>of</w:t>
+      </w:r>
+      <w:r>
+        <w:rPr>
+          <w:rFonts w:ascii="Times New Roman" w:hAnsi="Times New Roman" w:cs="Times New Roman"/>
+        </w:rPr>
+        <w:t xml:space="preserve"> Bray-Curtis distances showing bacterial community composition </w:t>
+      </w:r>
+      <w:r>
+        <w:rPr>
+          <w:rFonts w:ascii="Times New Roman" w:hAnsi="Times New Roman" w:cs="Times New Roman"/>
+        </w:rPr>
+        <w:t>in</w:t>
+      </w:r>
+      <w:r>
+        <w:rPr>
+          <w:rFonts w:ascii="Times New Roman" w:hAnsi="Times New Roman" w:cs="Times New Roman"/>
+        </w:rPr>
+        <w:t xml:space="preserve"> rhizosphere, root, and nodule (</w:t>
+      </w:r>
+      <w:r>
+        <w:rPr>
+          <w:rFonts w:ascii="Times New Roman" w:hAnsi="Times New Roman" w:cs="Times New Roman"/>
+        </w:rPr>
+        <w:t>for</w:t>
+      </w:r>
+      <w:r>
+        <w:rPr>
+          <w:rFonts w:ascii="Times New Roman" w:hAnsi="Times New Roman" w:cs="Times New Roman"/>
+        </w:rPr>
+        <w:t xml:space="preserve"> </w:t>
+      </w:r>
+      <w:r>
+        <w:rPr>
+          <w:rFonts w:ascii="Times New Roman" w:hAnsi="Times New Roman" w:cs="Times New Roman"/>
+          <w:i/>
+          <w:iCs/>
+        </w:rPr>
+        <w:t>Lotus</w:t>
+      </w:r>
+      <w:r>
+        <w:rPr>
+          <w:rFonts w:ascii="Times New Roman" w:hAnsi="Times New Roman" w:cs="Times New Roman"/>
+        </w:rPr>
+        <w:t>) compartments</w:t>
+      </w:r>
+      <w:r>
+        <w:rPr>
+          <w:rFonts w:ascii="Times New Roman" w:hAnsi="Times New Roman" w:cs="Times New Roman"/>
+        </w:rPr>
+        <w:t>.</w:t>
+      </w:r>
+      <w:r>
+        <w:rPr>
+          <w:rFonts w:ascii="Times New Roman" w:hAnsi="Times New Roman" w:cs="Times New Roman"/>
+        </w:rPr>
+        <w:t xml:space="preserve"> </w:t>
+      </w:r>
+      <w:r>
+        <w:rPr>
+          <w:rFonts w:ascii="Times New Roman" w:hAnsi="Times New Roman" w:cs="Times New Roman"/>
+        </w:rPr>
+        <w:t>S</w:t>
+      </w:r>
+      <w:r>
+        <w:rPr>
+          <w:rFonts w:ascii="Times New Roman" w:hAnsi="Times New Roman" w:cs="Times New Roman"/>
+        </w:rPr>
+        <w:t>hapes indicate compartment</w:t>
+      </w:r>
+      <w:r>
+        <w:rPr>
+          <w:rFonts w:ascii="Times New Roman" w:hAnsi="Times New Roman" w:cs="Times New Roman"/>
+        </w:rPr>
+        <w:t>,</w:t>
+      </w:r>
+      <w:r>
+        <w:rPr>
+          <w:rFonts w:ascii="Times New Roman" w:hAnsi="Times New Roman" w:cs="Times New Roman"/>
+        </w:rPr>
+        <w:t xml:space="preserve"> and colours indicate soil. (E) Heatmap </w:t>
+      </w:r>
+      <w:r>
+        <w:rPr>
+          <w:rFonts w:ascii="Times New Roman" w:hAnsi="Times New Roman" w:cs="Times New Roman"/>
+        </w:rPr>
+        <w:t>of the</w:t>
+      </w:r>
+      <w:r>
+        <w:rPr>
+          <w:rFonts w:ascii="Times New Roman" w:hAnsi="Times New Roman" w:cs="Times New Roman"/>
+        </w:rPr>
+        <w:t xml:space="preserve"> mean relative abundance of the top </w:t>
+      </w:r>
+      <w:r>
+        <w:rPr>
+          <w:rFonts w:ascii="Times New Roman" w:hAnsi="Times New Roman" w:cs="Times New Roman"/>
+        </w:rPr>
+        <w:t>20</w:t>
+      </w:r>
+      <w:r>
+        <w:rPr>
+          <w:rFonts w:ascii="Times New Roman" w:hAnsi="Times New Roman" w:cs="Times New Roman"/>
+        </w:rPr>
+        <w:t xml:space="preserve"> bacterial orders </w:t>
+      </w:r>
+      <w:r>
+        <w:rPr>
+          <w:rFonts w:ascii="Times New Roman" w:hAnsi="Times New Roman" w:cs="Times New Roman"/>
+        </w:rPr>
+        <w:t>(mean RA ≥1% a</w:t>
+      </w:r>
+      <w:r>
+        <w:rPr>
+          <w:rFonts w:ascii="Times New Roman" w:hAnsi="Times New Roman" w:cs="Times New Roman"/>
+        </w:rPr>
+        <w:t>c</w:t>
+      </w:r>
+      <w:r>
+        <w:rPr>
+          <w:rFonts w:ascii="Times New Roman" w:hAnsi="Times New Roman" w:cs="Times New Roman"/>
+        </w:rPr>
+        <w:t>ross all</w:t>
+      </w:r>
+      <w:r>
+        <w:rPr>
+          <w:rFonts w:ascii="Times New Roman" w:hAnsi="Times New Roman" w:cs="Times New Roman"/>
+        </w:rPr>
+        <w:t xml:space="preserve"> rhizosphere and root </w:t>
+      </w:r>
+      <w:r>
+        <w:rPr>
+          <w:rFonts w:ascii="Times New Roman" w:hAnsi="Times New Roman" w:cs="Times New Roman"/>
+        </w:rPr>
+        <w:t xml:space="preserve">samples, combining </w:t>
+      </w:r>
+      <w:r>
+        <w:rPr>
+          <w:rFonts w:ascii="Times New Roman" w:hAnsi="Times New Roman" w:cs="Times New Roman"/>
+          <w:i/>
+          <w:iCs/>
+        </w:rPr>
+        <w:t>Lotus</w:t>
+      </w:r>
+      <w:r>
+        <w:rPr>
+          <w:rFonts w:ascii="Times New Roman" w:hAnsi="Times New Roman" w:cs="Times New Roman"/>
         </w:rPr>
         <w:t xml:space="preserve"> and </w:t>
       </w:r>
       <w:r>
         <w:rPr>
           <w:rFonts w:ascii="Times New Roman" w:hAnsi="Times New Roman" w:cs="Times New Roman"/>
-          <w:b/>
-          <w:bCs/>
-          <w:i/>
-          <w:iCs/>
-        </w:rPr>
-        <w:t>Hordeum vulgare</w:t>
-      </w:r>
-      <w:r>
-        <w:rPr>
-          <w:rFonts w:ascii="Times New Roman" w:hAnsi="Times New Roman" w:cs="Times New Roman"/>
-          <w:b/>
-          <w:bCs/>
-        </w:rPr>
-        <w:t>.</w:t>
-      </w:r>
-      <w:r>
-        <w:rPr>
-          <w:rFonts w:ascii="Times New Roman" w:hAnsi="Times New Roman" w:cs="Times New Roman"/>
-        </w:rPr>
-        <w:t xml:space="preserve"> (A)</w:t>
-      </w:r>
-      <w:r>
-        <w:rPr>
-          <w:rFonts w:ascii="Times New Roman" w:hAnsi="Times New Roman" w:cs="Times New Roman"/>
-        </w:rPr>
-        <w:t xml:space="preserve"> Wild-type</w:t>
-      </w:r>
-      <w:r>
-        <w:rPr>
-          <w:rFonts w:ascii="Times New Roman" w:hAnsi="Times New Roman" w:cs="Times New Roman"/>
-        </w:rPr>
-        <w:t xml:space="preserve"> </w:t>
-      </w:r>
-      <w:r>
-        <w:rPr>
-          <w:rFonts w:ascii="Times New Roman" w:hAnsi="Times New Roman" w:cs="Times New Roman"/>
-          <w:i/>
-          <w:iCs/>
-        </w:rPr>
-        <w:t xml:space="preserve">Lotus </w:t>
-      </w:r>
-      <w:r>
-        <w:rPr>
-          <w:rFonts w:ascii="Times New Roman" w:hAnsi="Times New Roman" w:cs="Times New Roman"/>
-        </w:rPr>
-        <w:t xml:space="preserve">and </w:t>
-      </w:r>
-      <w:r>
-        <w:rPr>
-          <w:rFonts w:ascii="Times New Roman" w:hAnsi="Times New Roman" w:cs="Times New Roman"/>
-          <w:i/>
-          <w:iCs/>
-        </w:rPr>
-        <w:t xml:space="preserve">Hordeum </w:t>
-      </w:r>
-      <w:r>
-        <w:rPr>
-          <w:rFonts w:ascii="Times New Roman" w:hAnsi="Times New Roman" w:cs="Times New Roman"/>
-        </w:rPr>
-        <w:t xml:space="preserve">were grown for three weeks on nitrogen, phosphorus, and potassium fertilised (NPK), phosphorus and potassium fertilised (PK), </w:t>
-      </w:r>
-      <w:r>
-        <w:rPr>
-          <w:rFonts w:ascii="Times New Roman" w:hAnsi="Times New Roman" w:cs="Times New Roman"/>
-        </w:rPr>
-        <w:t>or</w:t>
-      </w:r>
-      <w:r>
-        <w:rPr>
-          <w:rFonts w:ascii="Times New Roman" w:hAnsi="Times New Roman" w:cs="Times New Roman"/>
-        </w:rPr>
-        <w:t xml:space="preserve"> unfertilised (UF) soils. </w:t>
-      </w:r>
-      <w:r>
-        <w:rPr>
-          <w:rFonts w:ascii="Times New Roman" w:hAnsi="Times New Roman" w:cs="Times New Roman"/>
-        </w:rPr>
-        <w:t xml:space="preserve">Each replicate consisted of three pots containing 10 plants per pot for </w:t>
-      </w:r>
-      <w:r>
-        <w:rPr>
-          <w:rFonts w:ascii="Times New Roman" w:hAnsi="Times New Roman" w:cs="Times New Roman"/>
-          <w:i/>
-          <w:iCs/>
-        </w:rPr>
-        <w:t>Lotus</w:t>
-      </w:r>
-      <w:r>
-        <w:rPr>
-          <w:rFonts w:ascii="Times New Roman" w:hAnsi="Times New Roman" w:cs="Times New Roman"/>
-        </w:rPr>
-        <w:t xml:space="preserve"> (n=60) and one plant per pot for </w:t>
-      </w:r>
-      <w:r>
-        <w:rPr>
-          <w:rFonts w:ascii="Times New Roman" w:hAnsi="Times New Roman" w:cs="Times New Roman"/>
           <w:i/>
           <w:iCs/>
         </w:rPr>
@@ -40457,145 +40669,20 @@
         <w:rPr>
           <w:rFonts w:ascii="Times New Roman" w:hAnsi="Times New Roman" w:cs="Times New Roman"/>
         </w:rPr>
-        <w:t xml:space="preserve"> (total n=18). Plants were pooled per replicate to collect rhizosphere, root, and nodule fractions for m</w:t>
-      </w:r>
-      <w:r>
-        <w:rPr>
-          <w:rFonts w:ascii="Times New Roman" w:hAnsi="Times New Roman" w:cs="Times New Roman"/>
-        </w:rPr>
-        <w:t>icrobiome</w:t>
-      </w:r>
-      <w:r>
-        <w:rPr>
-          <w:rFonts w:ascii="Times New Roman" w:hAnsi="Times New Roman" w:cs="Times New Roman"/>
-        </w:rPr>
-        <w:t xml:space="preserve"> profiling using 16S rRNA V5-V7 amplicon sequencing</w:t>
-      </w:r>
-      <w:r>
-        <w:rPr>
-          <w:rFonts w:ascii="Times New Roman" w:hAnsi="Times New Roman" w:cs="Times New Roman"/>
-        </w:rPr>
-        <w:t xml:space="preserve"> (n=6 per plant-compartment combination).</w:t>
-      </w:r>
-      <w:r>
-        <w:rPr>
-          <w:rFonts w:ascii="Times New Roman" w:hAnsi="Times New Roman" w:cs="Times New Roman"/>
-        </w:rPr>
-        <w:t xml:space="preserve"> (B) Shoot fresh weight</w:t>
-      </w:r>
-      <w:r>
-        <w:rPr>
-          <w:rFonts w:ascii="Times New Roman" w:hAnsi="Times New Roman" w:cs="Times New Roman"/>
-        </w:rPr>
-        <w:t xml:space="preserve"> (g)</w:t>
-      </w:r>
-      <w:r>
-        <w:rPr>
-          <w:rFonts w:ascii="Times New Roman" w:hAnsi="Times New Roman" w:cs="Times New Roman"/>
-        </w:rPr>
-        <w:t xml:space="preserve"> per plant. (C) Number of pink nodules per </w:t>
-      </w:r>
-      <w:r>
-        <w:rPr>
-          <w:rFonts w:ascii="Times New Roman" w:hAnsi="Times New Roman" w:cs="Times New Roman"/>
-          <w:i/>
-          <w:iCs/>
-        </w:rPr>
-        <w:t>Lotus</w:t>
-      </w:r>
-      <w:r>
-        <w:rPr>
-          <w:rFonts w:ascii="Times New Roman" w:hAnsi="Times New Roman" w:cs="Times New Roman"/>
-        </w:rPr>
-        <w:t xml:space="preserve"> plant. (D) Constrained principal coordinates analysis (</w:t>
-      </w:r>
-      <w:proofErr w:type="spellStart"/>
-      <w:r>
-        <w:rPr>
-          <w:rFonts w:ascii="Times New Roman" w:hAnsi="Times New Roman" w:cs="Times New Roman"/>
-        </w:rPr>
-        <w:t>PCoA</w:t>
-      </w:r>
-      <w:proofErr w:type="spellEnd"/>
-      <w:r>
-        <w:rPr>
-          <w:rFonts w:ascii="Times New Roman" w:hAnsi="Times New Roman" w:cs="Times New Roman"/>
-        </w:rPr>
-        <w:t xml:space="preserve">) </w:t>
-      </w:r>
-      <w:r>
-        <w:rPr>
-          <w:rFonts w:ascii="Times New Roman" w:hAnsi="Times New Roman" w:cs="Times New Roman"/>
-        </w:rPr>
-        <w:t>of</w:t>
-      </w:r>
-      <w:r>
-        <w:rPr>
-          <w:rFonts w:ascii="Times New Roman" w:hAnsi="Times New Roman" w:cs="Times New Roman"/>
-        </w:rPr>
-        <w:t xml:space="preserve"> Bray-Curtis distances showing bacterial community composition </w:t>
-      </w:r>
-      <w:r>
-        <w:rPr>
-          <w:rFonts w:ascii="Times New Roman" w:hAnsi="Times New Roman" w:cs="Times New Roman"/>
-        </w:rPr>
-        <w:t>in</w:t>
-      </w:r>
-      <w:r>
-        <w:rPr>
-          <w:rFonts w:ascii="Times New Roman" w:hAnsi="Times New Roman" w:cs="Times New Roman"/>
-        </w:rPr>
-        <w:t xml:space="preserve"> rhizosphere, root, and nodule (</w:t>
-      </w:r>
-      <w:r>
-        <w:rPr>
-          <w:rFonts w:ascii="Times New Roman" w:hAnsi="Times New Roman" w:cs="Times New Roman"/>
-        </w:rPr>
-        <w:t>for</w:t>
-      </w:r>
-      <w:r>
-        <w:rPr>
-          <w:rFonts w:ascii="Times New Roman" w:hAnsi="Times New Roman" w:cs="Times New Roman"/>
-        </w:rPr>
-        <w:t xml:space="preserve"> </w:t>
-      </w:r>
-      <w:r>
-        <w:rPr>
-          <w:rFonts w:ascii="Times New Roman" w:hAnsi="Times New Roman" w:cs="Times New Roman"/>
-          <w:i/>
-          <w:iCs/>
-        </w:rPr>
-        <w:t>Lotus</w:t>
-      </w:r>
-      <w:r>
-        <w:rPr>
-          <w:rFonts w:ascii="Times New Roman" w:hAnsi="Times New Roman" w:cs="Times New Roman"/>
-        </w:rPr>
-        <w:t>) compartments</w:t>
-      </w:r>
-      <w:r>
-        <w:rPr>
-          <w:rFonts w:ascii="Times New Roman" w:hAnsi="Times New Roman" w:cs="Times New Roman"/>
-        </w:rPr>
-        <w:t>.</w:t>
-      </w:r>
-      <w:r>
-        <w:rPr>
-          <w:rFonts w:ascii="Times New Roman" w:hAnsi="Times New Roman" w:cs="Times New Roman"/>
-        </w:rPr>
-        <w:t xml:space="preserve"> </w:t>
-      </w:r>
-      <w:r>
-        <w:rPr>
-          <w:rFonts w:ascii="Times New Roman" w:hAnsi="Times New Roman" w:cs="Times New Roman"/>
-        </w:rPr>
-        <w:t>S</w:t>
-      </w:r>
-      <w:r>
-        <w:rPr>
-          <w:rFonts w:ascii="Times New Roman" w:hAnsi="Times New Roman" w:cs="Times New Roman"/>
-        </w:rPr>
-        <w:t>hapes indicate compartment</w:t>
+        <w:t>). Lower-abundance orders are grouped as “Other”.</w:t>
+      </w:r>
+      <w:r>
+        <w:rPr>
+          <w:rFonts w:ascii="Times New Roman" w:hAnsi="Times New Roman" w:cs="Times New Roman"/>
+        </w:rPr>
+        <w:t xml:space="preserve"> Letters indicate significant differences between soils within each plant-compartment (</w:t>
+      </w:r>
+      <w:commentRangeStart w:id="17"/>
+      <w:r>
+        <w:rPr>
+          <w:rFonts w:ascii="Times New Roman" w:hAnsi="Times New Roman" w:cs="Times New Roman"/>
+        </w:rPr>
+        <w:t>one-way ANOVA</w:t>
       </w:r>
       <w:r>
         <w:rPr>
@@ -40607,102 +40694,7 @@
         <w:rPr>
           <w:rFonts w:ascii="Times New Roman" w:hAnsi="Times New Roman" w:cs="Times New Roman"/>
         </w:rPr>
-        <w:t xml:space="preserve"> and colours indicate soil. (E) Heatmap </w:t>
-      </w:r>
-      <w:r>
-        <w:rPr>
-          <w:rFonts w:ascii="Times New Roman" w:hAnsi="Times New Roman" w:cs="Times New Roman"/>
-        </w:rPr>
-        <w:t>of the</w:t>
-      </w:r>
-      <w:r>
-        <w:rPr>
-          <w:rFonts w:ascii="Times New Roman" w:hAnsi="Times New Roman" w:cs="Times New Roman"/>
-        </w:rPr>
-        <w:t xml:space="preserve"> mean relative abundance of the top </w:t>
-      </w:r>
-      <w:r>
-        <w:rPr>
-          <w:rFonts w:ascii="Times New Roman" w:hAnsi="Times New Roman" w:cs="Times New Roman"/>
-        </w:rPr>
-        <w:t>20</w:t>
-      </w:r>
-      <w:r>
-        <w:rPr>
-          <w:rFonts w:ascii="Times New Roman" w:hAnsi="Times New Roman" w:cs="Times New Roman"/>
-        </w:rPr>
-        <w:t xml:space="preserve"> bacterial orders </w:t>
-      </w:r>
-      <w:r>
-        <w:rPr>
-          <w:rFonts w:ascii="Times New Roman" w:hAnsi="Times New Roman" w:cs="Times New Roman"/>
-        </w:rPr>
-        <w:t>(mean RA ≥1% a</w:t>
-      </w:r>
-      <w:r>
-        <w:rPr>
-          <w:rFonts w:ascii="Times New Roman" w:hAnsi="Times New Roman" w:cs="Times New Roman"/>
-        </w:rPr>
-        <w:t>c</w:t>
-      </w:r>
-      <w:r>
-        <w:rPr>
-          <w:rFonts w:ascii="Times New Roman" w:hAnsi="Times New Roman" w:cs="Times New Roman"/>
-        </w:rPr>
-        <w:t>ross all</w:t>
-      </w:r>
-      <w:r>
-        <w:rPr>
-          <w:rFonts w:ascii="Times New Roman" w:hAnsi="Times New Roman" w:cs="Times New Roman"/>
-        </w:rPr>
-        <w:t xml:space="preserve"> rhizosphere and root </w:t>
-      </w:r>
-      <w:r>
-        <w:rPr>
-          <w:rFonts w:ascii="Times New Roman" w:hAnsi="Times New Roman" w:cs="Times New Roman"/>
-        </w:rPr>
-        <w:t xml:space="preserve">samples, combining </w:t>
-      </w:r>
-      <w:r>
-        <w:rPr>
-          <w:rFonts w:ascii="Times New Roman" w:hAnsi="Times New Roman" w:cs="Times New Roman"/>
-          <w:i/>
-          <w:iCs/>
-        </w:rPr>
-        <w:t>Lotus</w:t>
-      </w:r>
-      <w:r>
-        <w:rPr>
-          <w:rFonts w:ascii="Times New Roman" w:hAnsi="Times New Roman" w:cs="Times New Roman"/>
-        </w:rPr>
-        <w:t xml:space="preserve"> and </w:t>
-      </w:r>
-      <w:r>
-        <w:rPr>
-          <w:rFonts w:ascii="Times New Roman" w:hAnsi="Times New Roman" w:cs="Times New Roman"/>
-          <w:i/>
-          <w:iCs/>
-        </w:rPr>
-        <w:t>Hordeum</w:t>
-      </w:r>
-      <w:r>
-        <w:rPr>
-          <w:rFonts w:ascii="Times New Roman" w:hAnsi="Times New Roman" w:cs="Times New Roman"/>
-        </w:rPr>
-        <w:t>). Lower-abundance orders are grouped as “Other”.</w:t>
-      </w:r>
-      <w:r>
-        <w:rPr>
-          <w:rFonts w:ascii="Times New Roman" w:hAnsi="Times New Roman" w:cs="Times New Roman"/>
-        </w:rPr>
-        <w:t xml:space="preserve"> Letters indicate significant differences between soils within each plant-compartment (</w:t>
-      </w:r>
-      <w:commentRangeStart w:id="21"/>
-      <w:r>
-        <w:rPr>
-          <w:rFonts w:ascii="Times New Roman" w:hAnsi="Times New Roman" w:cs="Times New Roman"/>
-        </w:rPr>
-        <w:t>one-way ANOVA</w:t>
+        <w:t xml:space="preserve"> Tukey’s HSD</w:t>
       </w:r>
       <w:r>
         <w:rPr>
@@ -40714,26 +40706,14 @@
         <w:rPr>
           <w:rFonts w:ascii="Times New Roman" w:hAnsi="Times New Roman" w:cs="Times New Roman"/>
         </w:rPr>
-        <w:t xml:space="preserve"> Tukey’s HSD</w:t>
-      </w:r>
-      <w:r>
-        <w:rPr>
-          <w:rFonts w:ascii="Times New Roman" w:hAnsi="Times New Roman" w:cs="Times New Roman"/>
-        </w:rPr>
-        <w:t>,</w:t>
-      </w:r>
-      <w:r>
-        <w:rPr>
-          <w:rFonts w:ascii="Times New Roman" w:hAnsi="Times New Roman" w:cs="Times New Roman"/>
-        </w:rPr>
         <w:t xml:space="preserve"> P &lt; 0.05</w:t>
       </w:r>
-      <w:commentRangeEnd w:id="21"/>
+      <w:commentRangeEnd w:id="17"/>
       <w:r>
         <w:rPr>
           <w:rStyle w:val="CommentReference"/>
         </w:rPr>
-        <w:commentReference w:id="21"/>
+        <w:commentReference w:id="17"/>
       </w:r>
       <w:r>
         <w:rPr>
@@ -40759,14 +40739,13 @@
           <w:rFonts w:ascii="Times New Roman" w:hAnsi="Times New Roman" w:cs="Times New Roman"/>
         </w:rPr>
       </w:pPr>
-      <w:commentRangeStart w:id="22"/>
       <w:r>
         <w:rPr>
           <w:rFonts w:ascii="Times New Roman" w:hAnsi="Times New Roman" w:cs="Times New Roman"/>
           <w:b/>
           <w:bCs/>
         </w:rPr>
-        <w:t xml:space="preserve">Figure </w:t>
+        <w:t xml:space="preserve">Figure 3. </w:t>
       </w:r>
       <w:r>
         <w:rPr>
@@ -40774,7 +40753,7 @@
           <w:b/>
           <w:bCs/>
         </w:rPr>
-        <w:t>3</w:t>
+        <w:t>Prediction of plant nutrient status from bacterial community composition</w:t>
       </w:r>
       <w:r>
         <w:rPr>
@@ -40782,58 +40761,433 @@
           <w:b/>
           <w:bCs/>
         </w:rPr>
-        <w:t xml:space="preserve">. </w:t>
+        <w:t>.</w:t>
+      </w:r>
+      <w:r>
+        <w:rPr>
+          <w:rFonts w:ascii="Times New Roman" w:hAnsi="Times New Roman" w:cs="Times New Roman"/>
+        </w:rPr>
+        <w:t xml:space="preserve"> (A)</w:t>
+      </w:r>
+      <w:r>
+        <w:rPr>
+          <w:rFonts w:ascii="Times New Roman" w:hAnsi="Times New Roman" w:cs="Times New Roman"/>
+        </w:rPr>
+        <w:t xml:space="preserve"> Schematic of the nested modelling </w:t>
       </w:r>
       <w:proofErr w:type="spellStart"/>
       <w:r>
         <w:rPr>
           <w:rFonts w:ascii="Times New Roman" w:hAnsi="Times New Roman" w:cs="Times New Roman"/>
-          <w:b/>
-          <w:bCs/>
-        </w:rPr>
-        <w:t>Ib</w:t>
+        </w:rPr>
+        <w:t xml:space="preserve">approach used </w:t>
       </w:r>
       <w:proofErr w:type="spellEnd"/>
       <w:r>
         <w:rPr>
           <w:rFonts w:ascii="Times New Roman" w:hAnsi="Times New Roman" w:cs="Times New Roman"/>
-          <w:b/>
-          <w:bCs/>
-        </w:rPr>
-        <w:t xml:space="preserve"> add prediction figure caption.</w:t>
-      </w:r>
-      <w:r>
-        <w:rPr>
-          <w:rFonts w:ascii="Times New Roman" w:hAnsi="Times New Roman" w:cs="Times New Roman"/>
-        </w:rPr>
-        <w:t xml:space="preserve"> </w:t>
-      </w:r>
-      <w:r>
-        <w:rPr>
-          <w:rFonts w:ascii="Times New Roman" w:hAnsi="Times New Roman" w:cs="Times New Roman"/>
-        </w:rPr>
-        <w:t>(A</w:t>
-      </w:r>
-      <w:proofErr w:type="gramStart"/>
-      <w:r>
-        <w:rPr>
-          <w:rFonts w:ascii="Times New Roman" w:hAnsi="Times New Roman" w:cs="Times New Roman"/>
-        </w:rPr>
-        <w:t>)</w:t>
-      </w:r>
-      <w:r>
-        <w:rPr>
-          <w:rFonts w:ascii="Times New Roman" w:hAnsi="Times New Roman" w:cs="Times New Roman"/>
-        </w:rPr>
-        <w:t>..</w:t>
-      </w:r>
-      <w:commentRangeEnd w:id="22"/>
-      <w:proofErr w:type="gramEnd"/>
-      <w:r>
-        <w:rPr>
-          <w:rStyle w:val="CommentReference"/>
-        </w:rPr>
-        <w:commentReference w:id="22"/>
+        </w:rPr>
+        <w:t xml:space="preserve">to predict soil type based on bacterial ASV profiles. Two binary classifiers were fitted using </w:t>
+      </w:r>
+      <w:proofErr w:type="spellStart"/>
+      <w:r>
+        <w:rPr>
+          <w:rFonts w:ascii="Times New Roman" w:hAnsi="Times New Roman" w:cs="Times New Roman"/>
+        </w:rPr>
+        <w:t>codacore</w:t>
+      </w:r>
+      <w:proofErr w:type="spellEnd"/>
+      <w:r>
+        <w:rPr>
+          <w:rFonts w:ascii="Times New Roman" w:hAnsi="Times New Roman" w:cs="Times New Roman"/>
+        </w:rPr>
+        <w:t xml:space="preserve">: the first distinguishes nitrogen, phosphorus, and potassium fertilised (NPK) from non-NPK soils, and the second distinguishes phosphorus and potassium fertilised (PF) from unfertilised (UF) soils. Separate models were trained for </w:t>
+      </w:r>
+      <w:r>
+        <w:rPr>
+          <w:rFonts w:ascii="Times New Roman" w:hAnsi="Times New Roman" w:cs="Times New Roman"/>
+          <w:i/>
+          <w:iCs/>
+        </w:rPr>
+        <w:t>Lotus japonicus</w:t>
+      </w:r>
+      <w:r>
+        <w:rPr>
+          <w:rFonts w:ascii="Times New Roman" w:hAnsi="Times New Roman" w:cs="Times New Roman"/>
+        </w:rPr>
+        <w:t xml:space="preserve"> and </w:t>
+      </w:r>
+      <w:r>
+        <w:rPr>
+          <w:rFonts w:ascii="Times New Roman" w:hAnsi="Times New Roman" w:cs="Times New Roman"/>
+          <w:i/>
+          <w:iCs/>
+        </w:rPr>
+        <w:t>Hordeum vulgare</w:t>
+      </w:r>
+      <w:r>
+        <w:rPr>
+          <w:rFonts w:ascii="Times New Roman" w:hAnsi="Times New Roman" w:cs="Times New Roman"/>
+        </w:rPr>
+        <w:t xml:space="preserve">. Two-thirds of samples were used for training and one-third for testing with balanced representation of soils and genotypes (wild-type, </w:t>
+      </w:r>
+      <w:proofErr w:type="spellStart"/>
+      <w:r>
+        <w:rPr>
+          <w:rFonts w:ascii="Times New Roman" w:hAnsi="Times New Roman" w:cs="Times New Roman"/>
+          <w:i/>
+          <w:iCs/>
+        </w:rPr>
+        <w:t>symrk</w:t>
+      </w:r>
+      <w:proofErr w:type="spellEnd"/>
+      <w:r>
+        <w:rPr>
+          <w:rFonts w:ascii="Times New Roman" w:hAnsi="Times New Roman" w:cs="Times New Roman"/>
+        </w:rPr>
+        <w:t xml:space="preserve">, </w:t>
+      </w:r>
+      <w:proofErr w:type="spellStart"/>
+      <w:r>
+        <w:rPr>
+          <w:rFonts w:ascii="Times New Roman" w:hAnsi="Times New Roman" w:cs="Times New Roman"/>
+          <w:i/>
+          <w:iCs/>
+        </w:rPr>
+        <w:t>ccamk</w:t>
+      </w:r>
+      <w:proofErr w:type="spellEnd"/>
+      <w:r>
+        <w:rPr>
+          <w:rFonts w:ascii="Times New Roman" w:hAnsi="Times New Roman" w:cs="Times New Roman"/>
+        </w:rPr>
+        <w:t xml:space="preserve">, </w:t>
+      </w:r>
+      <w:r>
+        <w:rPr>
+          <w:rFonts w:ascii="Times New Roman" w:hAnsi="Times New Roman" w:cs="Times New Roman"/>
+          <w:i/>
+          <w:iCs/>
+        </w:rPr>
+        <w:t>nsp1</w:t>
+      </w:r>
+      <w:r>
+        <w:rPr>
+          <w:rFonts w:ascii="Times New Roman" w:hAnsi="Times New Roman" w:cs="Times New Roman"/>
+        </w:rPr>
+        <w:t xml:space="preserve">, </w:t>
+      </w:r>
+      <w:r>
+        <w:rPr>
+          <w:rFonts w:ascii="Times New Roman" w:hAnsi="Times New Roman" w:cs="Times New Roman"/>
+          <w:i/>
+          <w:iCs/>
+        </w:rPr>
+        <w:t>nsp2</w:t>
+      </w:r>
+      <w:r>
+        <w:rPr>
+          <w:rFonts w:ascii="Times New Roman" w:hAnsi="Times New Roman" w:cs="Times New Roman"/>
+        </w:rPr>
+        <w:t>). (B) Prediction results for</w:t>
+      </w:r>
+      <w:r>
+        <w:rPr>
+          <w:rFonts w:ascii="Times New Roman" w:hAnsi="Times New Roman" w:cs="Times New Roman"/>
+        </w:rPr>
+        <w:t xml:space="preserve"> the test dataset</w:t>
+      </w:r>
+      <w:r>
+        <w:rPr>
+          <w:rFonts w:ascii="Times New Roman" w:hAnsi="Times New Roman" w:cs="Times New Roman"/>
+        </w:rPr>
+        <w:t>. T</w:t>
+      </w:r>
+      <w:r>
+        <w:rPr>
+          <w:rFonts w:ascii="Times New Roman" w:hAnsi="Times New Roman" w:cs="Times New Roman"/>
+        </w:rPr>
+        <w:t xml:space="preserve">he x-axis </w:t>
+      </w:r>
+      <w:r>
+        <w:rPr>
+          <w:rFonts w:ascii="Times New Roman" w:hAnsi="Times New Roman" w:cs="Times New Roman"/>
+        </w:rPr>
+        <w:t>indicates</w:t>
+      </w:r>
+      <w:r>
+        <w:rPr>
+          <w:rFonts w:ascii="Times New Roman" w:hAnsi="Times New Roman" w:cs="Times New Roman"/>
+        </w:rPr>
+        <w:t xml:space="preserve"> true soil type and the y-axis </w:t>
+      </w:r>
+      <w:r>
+        <w:rPr>
+          <w:rFonts w:ascii="Times New Roman" w:hAnsi="Times New Roman" w:cs="Times New Roman"/>
+        </w:rPr>
+        <w:t>indicates</w:t>
+      </w:r>
+      <w:r>
+        <w:rPr>
+          <w:rFonts w:ascii="Times New Roman" w:hAnsi="Times New Roman" w:cs="Times New Roman"/>
+        </w:rPr>
+        <w:t xml:space="preserve"> predicted </w:t>
+      </w:r>
+      <w:r>
+        <w:rPr>
+          <w:rFonts w:ascii="Times New Roman" w:hAnsi="Times New Roman" w:cs="Times New Roman"/>
+        </w:rPr>
+        <w:t>soil type</w:t>
+      </w:r>
+      <w:r>
+        <w:rPr>
+          <w:rFonts w:ascii="Times New Roman" w:hAnsi="Times New Roman" w:cs="Times New Roman"/>
+        </w:rPr>
+        <w:t xml:space="preserve">. Each </w:t>
+      </w:r>
+      <w:r>
+        <w:rPr>
+          <w:rFonts w:ascii="Times New Roman" w:hAnsi="Times New Roman" w:cs="Times New Roman"/>
+        </w:rPr>
+        <w:t>point</w:t>
+      </w:r>
+      <w:r>
+        <w:rPr>
+          <w:rFonts w:ascii="Times New Roman" w:hAnsi="Times New Roman" w:cs="Times New Roman"/>
+        </w:rPr>
+        <w:t xml:space="preserve"> represents </w:t>
+      </w:r>
+      <w:r>
+        <w:rPr>
+          <w:rFonts w:ascii="Times New Roman" w:hAnsi="Times New Roman" w:cs="Times New Roman"/>
+        </w:rPr>
+        <w:t>one sample;</w:t>
+      </w:r>
+      <w:r>
+        <w:rPr>
+          <w:rFonts w:ascii="Times New Roman" w:hAnsi="Times New Roman" w:cs="Times New Roman"/>
+        </w:rPr>
+        <w:t xml:space="preserve"> </w:t>
+      </w:r>
+      <w:r>
+        <w:rPr>
+          <w:rFonts w:ascii="Times New Roman" w:hAnsi="Times New Roman" w:cs="Times New Roman"/>
+        </w:rPr>
+        <w:t>b</w:t>
+      </w:r>
+      <w:r>
+        <w:rPr>
+          <w:rFonts w:ascii="Times New Roman" w:hAnsi="Times New Roman" w:cs="Times New Roman"/>
+        </w:rPr>
+        <w:t xml:space="preserve">ubbles on the diagonal </w:t>
+      </w:r>
+      <w:r>
+        <w:rPr>
+          <w:rFonts w:ascii="Times New Roman" w:hAnsi="Times New Roman" w:cs="Times New Roman"/>
+        </w:rPr>
+        <w:t>indicate</w:t>
+      </w:r>
+      <w:r>
+        <w:rPr>
+          <w:rFonts w:ascii="Times New Roman" w:hAnsi="Times New Roman" w:cs="Times New Roman"/>
+        </w:rPr>
+        <w:t xml:space="preserve"> correct predictions and off-diagonal bubbles </w:t>
+      </w:r>
+      <w:r>
+        <w:rPr>
+          <w:rFonts w:ascii="Times New Roman" w:hAnsi="Times New Roman" w:cs="Times New Roman"/>
+        </w:rPr>
+        <w:t>indicate</w:t>
+      </w:r>
+      <w:r>
+        <w:rPr>
+          <w:rFonts w:ascii="Times New Roman" w:hAnsi="Times New Roman" w:cs="Times New Roman"/>
+        </w:rPr>
+        <w:t xml:space="preserve"> </w:t>
+      </w:r>
+      <w:proofErr w:type="spellStart"/>
+      <w:r>
+        <w:rPr>
+          <w:rFonts w:ascii="Times New Roman" w:hAnsi="Times New Roman" w:cs="Times New Roman"/>
+        </w:rPr>
+        <w:t>indicate</w:t>
+      </w:r>
+      <w:proofErr w:type="spellEnd"/>
+      <w:r>
+        <w:rPr>
+          <w:rFonts w:ascii="Times New Roman" w:hAnsi="Times New Roman" w:cs="Times New Roman"/>
+        </w:rPr>
+        <w:t xml:space="preserve"> </w:t>
+      </w:r>
+      <w:r>
+        <w:rPr>
+          <w:rFonts w:ascii="Times New Roman" w:hAnsi="Times New Roman" w:cs="Times New Roman"/>
+        </w:rPr>
+        <w:t>misclassifications</w:t>
+      </w:r>
+      <w:r>
+        <w:rPr>
+          <w:rFonts w:ascii="Times New Roman" w:hAnsi="Times New Roman" w:cs="Times New Roman"/>
+        </w:rPr>
+        <w:t>.</w:t>
+      </w:r>
+      <w:r>
+        <w:rPr>
+          <w:rFonts w:ascii="Times New Roman" w:hAnsi="Times New Roman" w:cs="Times New Roman"/>
+        </w:rPr>
+        <w:t xml:space="preserve"> (C)</w:t>
+      </w:r>
+      <w:r>
+        <w:rPr>
+          <w:rFonts w:ascii="Times New Roman" w:hAnsi="Times New Roman" w:cs="Times New Roman"/>
+        </w:rPr>
+        <w:t xml:space="preserve"> </w:t>
+      </w:r>
+      <w:r>
+        <w:rPr>
+          <w:rFonts w:ascii="Times New Roman" w:hAnsi="Times New Roman" w:cs="Times New Roman"/>
+        </w:rPr>
+        <w:t>L</w:t>
+      </w:r>
+      <w:r>
+        <w:rPr>
+          <w:rFonts w:ascii="Times New Roman" w:hAnsi="Times New Roman" w:cs="Times New Roman"/>
+        </w:rPr>
+        <w:t>og-ratio</w:t>
+      </w:r>
+      <w:r>
+        <w:rPr>
+          <w:rFonts w:ascii="Times New Roman" w:hAnsi="Times New Roman" w:cs="Times New Roman"/>
+        </w:rPr>
+        <w:t xml:space="preserve"> features selected by each model</w:t>
+      </w:r>
+      <w:r>
+        <w:rPr>
+          <w:rFonts w:ascii="Times New Roman" w:hAnsi="Times New Roman" w:cs="Times New Roman"/>
+        </w:rPr>
+        <w:t xml:space="preserve">, showing the number of ASVs included in each log ratio (numbers in </w:t>
+      </w:r>
+      <w:proofErr w:type="spellStart"/>
+      <w:r>
+        <w:rPr>
+          <w:rFonts w:ascii="Times New Roman" w:hAnsi="Times New Roman" w:cs="Times New Roman"/>
+        </w:rPr>
+        <w:t>parantheses</w:t>
+      </w:r>
+      <w:proofErr w:type="spellEnd"/>
+      <w:r>
+        <w:rPr>
+          <w:rFonts w:ascii="Times New Roman" w:hAnsi="Times New Roman" w:cs="Times New Roman"/>
+        </w:rPr>
+        <w:t>) and</w:t>
+      </w:r>
+      <w:r>
+        <w:rPr>
+          <w:rFonts w:ascii="Times New Roman" w:hAnsi="Times New Roman" w:cs="Times New Roman"/>
+        </w:rPr>
+        <w:t xml:space="preserve"> prediction accuracy </w:t>
+      </w:r>
+      <w:r>
+        <w:rPr>
+          <w:rFonts w:ascii="Times New Roman" w:hAnsi="Times New Roman" w:cs="Times New Roman"/>
+        </w:rPr>
+        <w:t>for</w:t>
+      </w:r>
+      <w:r>
+        <w:rPr>
+          <w:rFonts w:ascii="Times New Roman" w:hAnsi="Times New Roman" w:cs="Times New Roman"/>
+        </w:rPr>
+        <w:t xml:space="preserve"> the test dataset.</w:t>
+      </w:r>
+      <w:r>
+        <w:rPr>
+          <w:rFonts w:ascii="Times New Roman" w:hAnsi="Times New Roman" w:cs="Times New Roman"/>
+        </w:rPr>
+        <w:t xml:space="preserve"> Model 1 corresponds to NPK versus non-NPK classification (NPK ratios) and Model 2 corresponds to PK versus UF classification (PK ratios). (D)</w:t>
+      </w:r>
+      <w:r>
+        <w:rPr>
+          <w:rFonts w:ascii="Times New Roman" w:hAnsi="Times New Roman" w:cs="Times New Roman"/>
+        </w:rPr>
+        <w:t xml:space="preserve"> </w:t>
+      </w:r>
+      <w:r>
+        <w:rPr>
+          <w:rFonts w:ascii="Times New Roman" w:hAnsi="Times New Roman" w:cs="Times New Roman"/>
+        </w:rPr>
+        <w:t>Mean</w:t>
+      </w:r>
+      <w:r>
+        <w:rPr>
+          <w:rFonts w:ascii="Times New Roman" w:hAnsi="Times New Roman" w:cs="Times New Roman"/>
+        </w:rPr>
+        <w:t xml:space="preserve"> cumulative relative abundance of ASVs </w:t>
+      </w:r>
+      <w:r>
+        <w:rPr>
+          <w:rFonts w:ascii="Times New Roman" w:hAnsi="Times New Roman" w:cs="Times New Roman"/>
+        </w:rPr>
+        <w:t>used</w:t>
+      </w:r>
+      <w:r>
+        <w:rPr>
+          <w:rFonts w:ascii="Times New Roman" w:hAnsi="Times New Roman" w:cs="Times New Roman"/>
+        </w:rPr>
+        <w:t xml:space="preserve"> in prediction (</w:t>
+      </w:r>
+      <w:r>
+        <w:rPr>
+          <w:rFonts w:ascii="Times New Roman" w:hAnsi="Times New Roman" w:cs="Times New Roman"/>
+        </w:rPr>
+        <w:t>all</w:t>
+      </w:r>
+      <w:r>
+        <w:rPr>
+          <w:rFonts w:ascii="Times New Roman" w:hAnsi="Times New Roman" w:cs="Times New Roman"/>
+        </w:rPr>
+        <w:t xml:space="preserve"> log-ratio </w:t>
+      </w:r>
+      <w:r>
+        <w:rPr>
+          <w:rFonts w:ascii="Times New Roman" w:hAnsi="Times New Roman" w:cs="Times New Roman"/>
+        </w:rPr>
+        <w:t>components across both models</w:t>
+      </w:r>
+      <w:r>
+        <w:rPr>
+          <w:rFonts w:ascii="Times New Roman" w:hAnsi="Times New Roman" w:cs="Times New Roman"/>
+        </w:rPr>
+        <w:t xml:space="preserve">) </w:t>
+      </w:r>
+      <w:r>
+        <w:rPr>
+          <w:rFonts w:ascii="Times New Roman" w:hAnsi="Times New Roman" w:cs="Times New Roman"/>
+        </w:rPr>
+        <w:t>grouped</w:t>
+      </w:r>
+      <w:r>
+        <w:rPr>
+          <w:rFonts w:ascii="Times New Roman" w:hAnsi="Times New Roman" w:cs="Times New Roman"/>
+        </w:rPr>
+        <w:t xml:space="preserve"> by </w:t>
+      </w:r>
+      <w:r>
+        <w:rPr>
+          <w:rFonts w:ascii="Times New Roman" w:hAnsi="Times New Roman" w:cs="Times New Roman"/>
+        </w:rPr>
+        <w:t xml:space="preserve">bacterial </w:t>
+      </w:r>
+      <w:r>
+        <w:rPr>
+          <w:rFonts w:ascii="Times New Roman" w:hAnsi="Times New Roman" w:cs="Times New Roman"/>
+        </w:rPr>
+        <w:t>order</w:t>
+      </w:r>
+      <w:r>
+        <w:rPr>
+          <w:rFonts w:ascii="Times New Roman" w:hAnsi="Times New Roman" w:cs="Times New Roman"/>
+        </w:rPr>
+        <w:t>.</w:t>
       </w:r>
     </w:p>
     <w:p>
@@ -40883,17 +41237,15 @@
           <w:b/>
           <w:bCs/>
         </w:rPr>
-        <w:t xml:space="preserve">Soil legacy shapes plant growth and root-associated bacterial communities in </w:t>
+        <w:t xml:space="preserve">Symbiosis signalling </w:t>
       </w:r>
       <w:r>
         <w:rPr>
           <w:rFonts w:ascii="Times New Roman" w:hAnsi="Times New Roman" w:cs="Times New Roman"/>
           <w:b/>
           <w:bCs/>
-          <w:i/>
-          <w:iCs/>
-        </w:rPr>
-        <w:t>Lotus japonicus</w:t>
+        </w:rPr>
+        <w:t>shapes</w:t>
       </w:r>
       <w:r>
         <w:rPr>
@@ -40901,59 +41253,681 @@
           <w:b/>
           <w:bCs/>
         </w:rPr>
+        <w:t xml:space="preserve"> host-specific plant growth and </w:t>
+      </w:r>
+      <w:r>
+        <w:rPr>
+          <w:rFonts w:ascii="Times New Roman" w:hAnsi="Times New Roman" w:cs="Times New Roman"/>
+          <w:b/>
+          <w:bCs/>
+        </w:rPr>
+        <w:t xml:space="preserve">root-associated </w:t>
+      </w:r>
+      <w:r>
+        <w:rPr>
+          <w:rFonts w:ascii="Times New Roman" w:hAnsi="Times New Roman" w:cs="Times New Roman"/>
+          <w:b/>
+          <w:bCs/>
+        </w:rPr>
+        <w:t xml:space="preserve">microbiota. </w:t>
+      </w:r>
+      <w:r>
+        <w:rPr>
+          <w:rFonts w:ascii="Times New Roman" w:hAnsi="Times New Roman" w:cs="Times New Roman"/>
+        </w:rPr>
+        <w:t xml:space="preserve">(A) </w:t>
+      </w:r>
+      <w:r>
+        <w:rPr>
+          <w:rFonts w:ascii="Times New Roman" w:hAnsi="Times New Roman" w:cs="Times New Roman"/>
+          <w:i/>
+          <w:iCs/>
+        </w:rPr>
+        <w:t>Lotus</w:t>
+      </w:r>
+      <w:r>
+        <w:rPr>
+          <w:rFonts w:ascii="Times New Roman" w:hAnsi="Times New Roman" w:cs="Times New Roman"/>
+        </w:rPr>
         <w:t xml:space="preserve"> and </w:t>
       </w:r>
       <w:r>
         <w:rPr>
           <w:rFonts w:ascii="Times New Roman" w:hAnsi="Times New Roman" w:cs="Times New Roman"/>
-          <w:b/>
-          <w:bCs/>
-          <w:i/>
-          <w:iCs/>
-        </w:rPr>
-        <w:t>Hordeum vulgare</w:t>
-      </w:r>
-      <w:r>
-        <w:rPr>
-          <w:rFonts w:ascii="Times New Roman" w:hAnsi="Times New Roman" w:cs="Times New Roman"/>
-          <w:b/>
-          <w:bCs/>
+          <w:i/>
+          <w:iCs/>
+        </w:rPr>
+        <w:t>Hordeum</w:t>
+      </w:r>
+      <w:r>
+        <w:rPr>
+          <w:rFonts w:ascii="Times New Roman" w:hAnsi="Times New Roman" w:cs="Times New Roman"/>
+        </w:rPr>
+        <w:t xml:space="preserve"> wild-type and symbiosis mutants (</w:t>
+      </w:r>
+      <w:proofErr w:type="spellStart"/>
+      <w:r>
+        <w:rPr>
+          <w:rFonts w:ascii="Times New Roman" w:hAnsi="Times New Roman" w:cs="Times New Roman"/>
+          <w:i/>
+          <w:iCs/>
+        </w:rPr>
+        <w:t>symrk</w:t>
+      </w:r>
+      <w:proofErr w:type="spellEnd"/>
+      <w:r>
+        <w:rPr>
+          <w:rFonts w:ascii="Times New Roman" w:hAnsi="Times New Roman" w:cs="Times New Roman"/>
+        </w:rPr>
+        <w:t xml:space="preserve">, </w:t>
+      </w:r>
+      <w:proofErr w:type="spellStart"/>
+      <w:r>
+        <w:rPr>
+          <w:rFonts w:ascii="Times New Roman" w:hAnsi="Times New Roman" w:cs="Times New Roman"/>
+          <w:i/>
+          <w:iCs/>
+        </w:rPr>
+        <w:t>ccamk</w:t>
+      </w:r>
+      <w:proofErr w:type="spellEnd"/>
+      <w:r>
+        <w:rPr>
+          <w:rFonts w:ascii="Times New Roman" w:hAnsi="Times New Roman" w:cs="Times New Roman"/>
+        </w:rPr>
+        <w:t xml:space="preserve">, </w:t>
+      </w:r>
+      <w:r>
+        <w:rPr>
+          <w:rFonts w:ascii="Times New Roman" w:hAnsi="Times New Roman" w:cs="Times New Roman"/>
+          <w:i/>
+          <w:iCs/>
+        </w:rPr>
+        <w:t>nsp1</w:t>
+      </w:r>
+      <w:r>
+        <w:rPr>
+          <w:rFonts w:ascii="Times New Roman" w:hAnsi="Times New Roman" w:cs="Times New Roman"/>
+        </w:rPr>
+        <w:t xml:space="preserve">, </w:t>
+      </w:r>
+      <w:r>
+        <w:rPr>
+          <w:rFonts w:ascii="Times New Roman" w:hAnsi="Times New Roman" w:cs="Times New Roman"/>
+          <w:i/>
+          <w:iCs/>
+        </w:rPr>
+        <w:t>nsp2</w:t>
+      </w:r>
+      <w:r>
+        <w:rPr>
+          <w:rFonts w:ascii="Times New Roman" w:hAnsi="Times New Roman" w:cs="Times New Roman"/>
+        </w:rPr>
+        <w:t xml:space="preserve">) were </w:t>
+      </w:r>
+      <w:r>
+        <w:rPr>
+          <w:rFonts w:ascii="Times New Roman" w:hAnsi="Times New Roman" w:cs="Times New Roman"/>
+        </w:rPr>
+        <w:t>grown</w:t>
+      </w:r>
+      <w:r>
+        <w:rPr>
+          <w:rFonts w:ascii="Times New Roman" w:hAnsi="Times New Roman" w:cs="Times New Roman"/>
+        </w:rPr>
+        <w:t xml:space="preserve"> for three weeks in NPK, PK, or UF soils</w:t>
+      </w:r>
+      <w:r>
+        <w:rPr>
+          <w:rFonts w:ascii="Times New Roman" w:hAnsi="Times New Roman" w:cs="Times New Roman"/>
+        </w:rPr>
+        <w:t>;</w:t>
+      </w:r>
+      <w:r>
+        <w:rPr>
+          <w:rFonts w:ascii="Times New Roman" w:hAnsi="Times New Roman" w:cs="Times New Roman"/>
+        </w:rPr>
+        <w:t xml:space="preserve"> </w:t>
+      </w:r>
+      <w:r>
+        <w:rPr>
+          <w:rFonts w:ascii="Times New Roman" w:hAnsi="Times New Roman" w:cs="Times New Roman"/>
+        </w:rPr>
+        <w:t>rhizosphere and root</w:t>
+      </w:r>
+      <w:r>
+        <w:rPr>
+          <w:rFonts w:ascii="Times New Roman" w:hAnsi="Times New Roman" w:cs="Times New Roman"/>
+        </w:rPr>
+        <w:t xml:space="preserve"> microbiome samples were collected as </w:t>
+      </w:r>
+      <w:r>
+        <w:rPr>
+          <w:rFonts w:ascii="Times New Roman" w:hAnsi="Times New Roman" w:cs="Times New Roman"/>
+        </w:rPr>
+        <w:t xml:space="preserve">described in Figure 2. </w:t>
+      </w:r>
+      <w:r>
+        <w:rPr>
+          <w:rFonts w:ascii="Times New Roman" w:hAnsi="Times New Roman" w:cs="Times New Roman"/>
+        </w:rPr>
+        <w:t>(B) Shoot fresh weight (g) per plant</w:t>
+      </w:r>
+      <w:r>
+        <w:rPr>
+          <w:rFonts w:ascii="Times New Roman" w:hAnsi="Times New Roman" w:cs="Times New Roman"/>
+        </w:rPr>
+        <w:t xml:space="preserve"> (n</w:t>
+      </w:r>
+      <w:r>
+        <w:rPr>
+          <w:rFonts w:ascii="Times New Roman" w:hAnsi="Times New Roman" w:cs="Times New Roman"/>
+        </w:rPr>
+        <w:t xml:space="preserve">=60 for </w:t>
+      </w:r>
+      <w:r>
+        <w:rPr>
+          <w:rFonts w:ascii="Times New Roman" w:hAnsi="Times New Roman" w:cs="Times New Roman"/>
+          <w:i/>
+          <w:iCs/>
+        </w:rPr>
+        <w:lastRenderedPageBreak/>
+        <w:t>Lotus</w:t>
+      </w:r>
+      <w:r>
+        <w:rPr>
+          <w:rFonts w:ascii="Times New Roman" w:hAnsi="Times New Roman" w:cs="Times New Roman"/>
+        </w:rPr>
+        <w:t xml:space="preserve"> and n=18 for </w:t>
+      </w:r>
+      <w:r>
+        <w:rPr>
+          <w:rFonts w:ascii="Times New Roman" w:hAnsi="Times New Roman" w:cs="Times New Roman"/>
+          <w:i/>
+          <w:iCs/>
+        </w:rPr>
+        <w:t>Hordeum</w:t>
+      </w:r>
+      <w:r>
+        <w:rPr>
+          <w:rFonts w:ascii="Times New Roman" w:hAnsi="Times New Roman" w:cs="Times New Roman"/>
+        </w:rPr>
+        <w:t xml:space="preserve"> for most genotypes)</w:t>
+      </w:r>
+      <w:r>
+        <w:rPr>
+          <w:rFonts w:ascii="Times New Roman" w:hAnsi="Times New Roman" w:cs="Times New Roman"/>
+        </w:rPr>
+        <w:t xml:space="preserve">. (C) Constrained </w:t>
+      </w:r>
+      <w:proofErr w:type="spellStart"/>
+      <w:r>
+        <w:rPr>
+          <w:rFonts w:ascii="Times New Roman" w:hAnsi="Times New Roman" w:cs="Times New Roman"/>
+        </w:rPr>
+        <w:t>PCoA</w:t>
+      </w:r>
+      <w:proofErr w:type="spellEnd"/>
+      <w:r>
+        <w:rPr>
+          <w:rFonts w:ascii="Times New Roman" w:hAnsi="Times New Roman" w:cs="Times New Roman"/>
+        </w:rPr>
+        <w:t xml:space="preserve"> of Bray-Curtis distances showing bacterial community composition in </w:t>
+      </w:r>
+      <w:r>
+        <w:rPr>
+          <w:rFonts w:ascii="Times New Roman" w:hAnsi="Times New Roman" w:cs="Times New Roman"/>
+        </w:rPr>
+        <w:t>root</w:t>
+      </w:r>
+      <w:r>
+        <w:rPr>
+          <w:rFonts w:ascii="Times New Roman" w:hAnsi="Times New Roman" w:cs="Times New Roman"/>
+        </w:rPr>
+        <w:t xml:space="preserve"> samples across all soils</w:t>
+      </w:r>
+      <w:r>
+        <w:rPr>
+          <w:rFonts w:ascii="Times New Roman" w:hAnsi="Times New Roman" w:cs="Times New Roman"/>
+        </w:rPr>
+        <w:t>,</w:t>
+      </w:r>
+      <w:r>
+        <w:rPr>
+          <w:rFonts w:ascii="Times New Roman" w:hAnsi="Times New Roman" w:cs="Times New Roman"/>
+        </w:rPr>
+        <w:t xml:space="preserve"> with colours indicating genotype and s</w:t>
+      </w:r>
+      <w:r>
+        <w:rPr>
+          <w:rFonts w:ascii="Times New Roman" w:hAnsi="Times New Roman" w:cs="Times New Roman"/>
+        </w:rPr>
+        <w:t>hapes indicat</w:t>
+      </w:r>
+      <w:r>
+        <w:rPr>
+          <w:rFonts w:ascii="Times New Roman" w:hAnsi="Times New Roman" w:cs="Times New Roman"/>
+        </w:rPr>
+        <w:t>ing</w:t>
+      </w:r>
+      <w:r>
+        <w:rPr>
+          <w:rFonts w:ascii="Times New Roman" w:hAnsi="Times New Roman" w:cs="Times New Roman"/>
+        </w:rPr>
+        <w:t xml:space="preserve"> </w:t>
+      </w:r>
+      <w:r>
+        <w:rPr>
+          <w:rFonts w:ascii="Times New Roman" w:hAnsi="Times New Roman" w:cs="Times New Roman"/>
+        </w:rPr>
+        <w:t>soil type</w:t>
+      </w:r>
+      <w:r>
+        <w:rPr>
+          <w:rFonts w:ascii="Times New Roman" w:hAnsi="Times New Roman" w:cs="Times New Roman"/>
+        </w:rPr>
+        <w:t xml:space="preserve"> (left)</w:t>
+      </w:r>
+      <w:r>
+        <w:rPr>
+          <w:rFonts w:ascii="Times New Roman" w:hAnsi="Times New Roman" w:cs="Times New Roman"/>
+        </w:rPr>
+        <w:t>,</w:t>
+      </w:r>
+      <w:r>
+        <w:rPr>
+          <w:rFonts w:ascii="Times New Roman" w:hAnsi="Times New Roman" w:cs="Times New Roman"/>
+        </w:rPr>
+        <w:t xml:space="preserve"> and unconstrained </w:t>
+      </w:r>
+      <w:proofErr w:type="spellStart"/>
+      <w:r>
+        <w:rPr>
+          <w:rFonts w:ascii="Times New Roman" w:hAnsi="Times New Roman" w:cs="Times New Roman"/>
+        </w:rPr>
+        <w:t>PCoA</w:t>
+      </w:r>
+      <w:proofErr w:type="spellEnd"/>
+      <w:r>
+        <w:rPr>
+          <w:rFonts w:ascii="Times New Roman" w:hAnsi="Times New Roman" w:cs="Times New Roman"/>
+        </w:rPr>
+        <w:t xml:space="preserve"> </w:t>
+      </w:r>
+      <w:r>
+        <w:rPr>
+          <w:rFonts w:ascii="Times New Roman" w:hAnsi="Times New Roman" w:cs="Times New Roman"/>
+        </w:rPr>
+        <w:t>of</w:t>
+      </w:r>
+      <w:r>
+        <w:rPr>
+          <w:rFonts w:ascii="Times New Roman" w:hAnsi="Times New Roman" w:cs="Times New Roman"/>
+        </w:rPr>
+        <w:t xml:space="preserve"> root samples from UF soil colour</w:t>
+      </w:r>
+      <w:r>
+        <w:rPr>
+          <w:rFonts w:ascii="Times New Roman" w:hAnsi="Times New Roman" w:cs="Times New Roman"/>
+        </w:rPr>
+        <w:t>ed by</w:t>
+      </w:r>
+      <w:r>
+        <w:rPr>
+          <w:rFonts w:ascii="Times New Roman" w:hAnsi="Times New Roman" w:cs="Times New Roman"/>
+        </w:rPr>
+        <w:t xml:space="preserve"> genotype (right). </w:t>
+      </w:r>
+      <w:r>
+        <w:rPr>
+          <w:rFonts w:ascii="Times New Roman" w:hAnsi="Times New Roman" w:cs="Times New Roman"/>
+        </w:rPr>
+        <w:t>E</w:t>
+      </w:r>
+      <w:r>
+        <w:rPr>
+          <w:rFonts w:ascii="Times New Roman" w:hAnsi="Times New Roman" w:cs="Times New Roman"/>
+        </w:rPr>
+        <w:t xml:space="preserve">xtended </w:t>
+      </w:r>
+      <w:proofErr w:type="spellStart"/>
+      <w:r>
+        <w:rPr>
+          <w:rFonts w:ascii="Times New Roman" w:hAnsi="Times New Roman" w:cs="Times New Roman"/>
+        </w:rPr>
+        <w:t>PCoA</w:t>
+      </w:r>
+      <w:proofErr w:type="spellEnd"/>
+      <w:r>
+        <w:rPr>
+          <w:rFonts w:ascii="Times New Roman" w:hAnsi="Times New Roman" w:cs="Times New Roman"/>
+        </w:rPr>
+        <w:t xml:space="preserve"> plots</w:t>
+      </w:r>
+      <w:r>
+        <w:rPr>
+          <w:rFonts w:ascii="Times New Roman" w:hAnsi="Times New Roman" w:cs="Times New Roman"/>
+        </w:rPr>
+        <w:t>,</w:t>
+      </w:r>
+      <w:r>
+        <w:rPr>
+          <w:rFonts w:ascii="Times New Roman" w:hAnsi="Times New Roman" w:cs="Times New Roman"/>
+        </w:rPr>
+        <w:t xml:space="preserve"> </w:t>
+      </w:r>
+      <w:r>
+        <w:rPr>
+          <w:rFonts w:ascii="Times New Roman" w:hAnsi="Times New Roman" w:cs="Times New Roman"/>
+        </w:rPr>
+        <w:t>including rhizosphere and individual soil compartments, are shown in</w:t>
+      </w:r>
+      <w:r>
+        <w:rPr>
+          <w:rFonts w:ascii="Times New Roman" w:hAnsi="Times New Roman" w:cs="Times New Roman"/>
+        </w:rPr>
+        <w:t xml:space="preserve"> </w:t>
+      </w:r>
+      <w:r>
+        <w:rPr>
+          <w:rFonts w:ascii="Times New Roman" w:hAnsi="Times New Roman" w:cs="Times New Roman"/>
+          <w:highlight w:val="magenta"/>
+        </w:rPr>
+        <w:t>Suppl. Fig. 3C-F</w:t>
+      </w:r>
+      <w:r>
+        <w:rPr>
+          <w:rFonts w:ascii="Times New Roman" w:hAnsi="Times New Roman" w:cs="Times New Roman"/>
+        </w:rPr>
+        <w:t xml:space="preserve">. </w:t>
+      </w:r>
+      <w:r>
+        <w:rPr>
+          <w:rFonts w:ascii="Times New Roman" w:hAnsi="Times New Roman" w:cs="Times New Roman"/>
+        </w:rPr>
+        <w:t>(</w:t>
+      </w:r>
+      <w:r>
+        <w:rPr>
+          <w:rFonts w:ascii="Times New Roman" w:hAnsi="Times New Roman" w:cs="Times New Roman"/>
+        </w:rPr>
+        <w:t>D</w:t>
+      </w:r>
+      <w:r>
+        <w:rPr>
+          <w:rFonts w:ascii="Times New Roman" w:hAnsi="Times New Roman" w:cs="Times New Roman"/>
+        </w:rPr>
+        <w:t xml:space="preserve">) Heatmap </w:t>
+      </w:r>
+      <w:r>
+        <w:rPr>
+          <w:rFonts w:ascii="Times New Roman" w:hAnsi="Times New Roman" w:cs="Times New Roman"/>
+        </w:rPr>
+        <w:t>of</w:t>
+      </w:r>
+      <w:r>
+        <w:rPr>
+          <w:rFonts w:ascii="Times New Roman" w:hAnsi="Times New Roman" w:cs="Times New Roman"/>
+        </w:rPr>
+        <w:t xml:space="preserve"> ASVs with differential abundance</w:t>
+      </w:r>
+      <w:r>
+        <w:rPr>
+          <w:rFonts w:ascii="Times New Roman" w:hAnsi="Times New Roman" w:cs="Times New Roman"/>
+        </w:rPr>
+        <w:t xml:space="preserve"> (DA ASVs</w:t>
+      </w:r>
+      <w:r>
+        <w:rPr>
+          <w:rFonts w:ascii="Times New Roman" w:hAnsi="Times New Roman" w:cs="Times New Roman"/>
+        </w:rPr>
+        <w:t>;</w:t>
+      </w:r>
+      <w:r>
+        <w:rPr>
+          <w:rFonts w:ascii="Times New Roman" w:hAnsi="Times New Roman" w:cs="Times New Roman"/>
+        </w:rPr>
+        <w:t xml:space="preserve"> </w:t>
+      </w:r>
+      <w:r>
+        <w:rPr>
+          <w:rFonts w:ascii="Times New Roman" w:hAnsi="Times New Roman" w:cs="Times New Roman"/>
+        </w:rPr>
+        <w:t>identified</w:t>
+      </w:r>
+      <w:r>
+        <w:rPr>
+          <w:rFonts w:ascii="Times New Roman" w:hAnsi="Times New Roman" w:cs="Times New Roman"/>
+        </w:rPr>
+        <w:t xml:space="preserve"> via </w:t>
+      </w:r>
+      <w:r>
+        <w:rPr>
+          <w:rFonts w:ascii="Times New Roman" w:hAnsi="Times New Roman" w:cs="Times New Roman"/>
+        </w:rPr>
+        <w:t>MaAsLin2 and str</w:t>
+      </w:r>
+      <w:r>
+        <w:rPr>
+          <w:rFonts w:ascii="Times New Roman" w:hAnsi="Times New Roman" w:cs="Times New Roman"/>
+        </w:rPr>
+        <w:t>u</w:t>
+      </w:r>
+      <w:r>
+        <w:rPr>
+          <w:rFonts w:ascii="Times New Roman" w:hAnsi="Times New Roman" w:cs="Times New Roman"/>
+        </w:rPr>
+        <w:t>c</w:t>
+      </w:r>
+      <w:r>
+        <w:rPr>
+          <w:rFonts w:ascii="Times New Roman" w:hAnsi="Times New Roman" w:cs="Times New Roman"/>
+        </w:rPr>
+        <w:t>t</w:t>
+      </w:r>
+      <w:r>
+        <w:rPr>
+          <w:rFonts w:ascii="Times New Roman" w:hAnsi="Times New Roman" w:cs="Times New Roman"/>
+        </w:rPr>
+        <w:t xml:space="preserve">ural zero analysis) in at least one mutant </w:t>
+      </w:r>
+      <w:r>
+        <w:rPr>
+          <w:rFonts w:ascii="Times New Roman" w:hAnsi="Times New Roman" w:cs="Times New Roman"/>
+        </w:rPr>
+        <w:t>relative</w:t>
+      </w:r>
+      <w:r>
+        <w:rPr>
+          <w:rFonts w:ascii="Times New Roman" w:hAnsi="Times New Roman" w:cs="Times New Roman"/>
+        </w:rPr>
+        <w:t xml:space="preserve"> to wild-type </w:t>
+      </w:r>
+      <w:r>
+        <w:rPr>
+          <w:rFonts w:ascii="Times New Roman" w:hAnsi="Times New Roman" w:cs="Times New Roman"/>
+        </w:rPr>
+        <w:t>across</w:t>
+      </w:r>
+      <w:r>
+        <w:rPr>
+          <w:rFonts w:ascii="Times New Roman" w:hAnsi="Times New Roman" w:cs="Times New Roman"/>
+        </w:rPr>
+        <w:t xml:space="preserve"> </w:t>
+      </w:r>
+      <w:r>
+        <w:rPr>
+          <w:rFonts w:ascii="Times New Roman" w:hAnsi="Times New Roman" w:cs="Times New Roman"/>
+        </w:rPr>
+        <w:t>compartment</w:t>
+      </w:r>
+      <w:r>
+        <w:rPr>
+          <w:rFonts w:ascii="Times New Roman" w:hAnsi="Times New Roman" w:cs="Times New Roman"/>
+        </w:rPr>
+        <w:t xml:space="preserve">-soil combinations. </w:t>
+      </w:r>
+      <w:r>
+        <w:rPr>
+          <w:rFonts w:ascii="Times New Roman" w:hAnsi="Times New Roman" w:cs="Times New Roman"/>
+        </w:rPr>
+        <w:t xml:space="preserve">Depleted </w:t>
+      </w:r>
+      <w:r>
+        <w:rPr>
+          <w:rFonts w:ascii="Times New Roman" w:hAnsi="Times New Roman" w:cs="Times New Roman"/>
+        </w:rPr>
+        <w:t xml:space="preserve">ASVs are shown in blue, </w:t>
+      </w:r>
+      <w:r>
+        <w:rPr>
+          <w:rFonts w:ascii="Times New Roman" w:hAnsi="Times New Roman" w:cs="Times New Roman"/>
+        </w:rPr>
+        <w:t>enriched</w:t>
+      </w:r>
+      <w:r>
+        <w:rPr>
+          <w:rFonts w:ascii="Times New Roman" w:hAnsi="Times New Roman" w:cs="Times New Roman"/>
+        </w:rPr>
+        <w:t xml:space="preserve"> ASVs in red. </w:t>
+      </w:r>
+      <w:r>
+        <w:rPr>
+          <w:rFonts w:ascii="Times New Roman" w:hAnsi="Times New Roman" w:cs="Times New Roman"/>
+        </w:rPr>
+        <w:t>The top bar indicates</w:t>
+      </w:r>
+      <w:r>
+        <w:rPr>
+          <w:rFonts w:ascii="Times New Roman" w:hAnsi="Times New Roman" w:cs="Times New Roman"/>
+        </w:rPr>
+        <w:t xml:space="preserve"> taxonomic assign</w:t>
+      </w:r>
+      <w:r>
+        <w:rPr>
+          <w:rFonts w:ascii="Times New Roman" w:hAnsi="Times New Roman" w:cs="Times New Roman"/>
+        </w:rPr>
+        <w:t>men</w:t>
+      </w:r>
+      <w:r>
+        <w:rPr>
+          <w:rFonts w:ascii="Times New Roman" w:hAnsi="Times New Roman" w:cs="Times New Roman"/>
+        </w:rPr>
+        <w:t xml:space="preserve">t at </w:t>
+      </w:r>
+      <w:r>
+        <w:rPr>
+          <w:rFonts w:ascii="Times New Roman" w:hAnsi="Times New Roman" w:cs="Times New Roman"/>
+        </w:rPr>
+        <w:t>the</w:t>
+      </w:r>
+      <w:r>
+        <w:rPr>
+          <w:rFonts w:ascii="Times New Roman" w:hAnsi="Times New Roman" w:cs="Times New Roman"/>
+        </w:rPr>
+        <w:t xml:space="preserve"> order level (top20 bacterial orders </w:t>
+      </w:r>
+      <w:r>
+        <w:rPr>
+          <w:rFonts w:ascii="Times New Roman" w:hAnsi="Times New Roman" w:cs="Times New Roman"/>
+        </w:rPr>
+        <w:t>shown</w:t>
+      </w:r>
+      <w:r>
+        <w:rPr>
+          <w:rFonts w:ascii="Times New Roman" w:hAnsi="Times New Roman" w:cs="Times New Roman"/>
+        </w:rPr>
+        <w:t>;</w:t>
+      </w:r>
+      <w:r>
+        <w:rPr>
+          <w:rFonts w:ascii="Times New Roman" w:hAnsi="Times New Roman" w:cs="Times New Roman"/>
+        </w:rPr>
+        <w:t xml:space="preserve"> other</w:t>
+      </w:r>
+      <w:r>
+        <w:rPr>
+          <w:rFonts w:ascii="Times New Roman" w:hAnsi="Times New Roman" w:cs="Times New Roman"/>
+        </w:rPr>
+        <w:t>s</w:t>
+      </w:r>
+      <w:r>
+        <w:rPr>
+          <w:rFonts w:ascii="Times New Roman" w:hAnsi="Times New Roman" w:cs="Times New Roman"/>
+        </w:rPr>
+        <w:t xml:space="preserve"> grouped as “Other”</w:t>
+      </w:r>
+      <w:r>
+        <w:rPr>
+          <w:rFonts w:ascii="Times New Roman" w:hAnsi="Times New Roman" w:cs="Times New Roman"/>
+        </w:rPr>
+        <w:t>)</w:t>
+      </w:r>
+      <w:r>
+        <w:rPr>
+          <w:rFonts w:ascii="Times New Roman" w:hAnsi="Times New Roman" w:cs="Times New Roman"/>
+        </w:rPr>
+        <w:t xml:space="preserve">. </w:t>
+      </w:r>
+      <w:r>
+        <w:rPr>
+          <w:rFonts w:ascii="Times New Roman" w:hAnsi="Times New Roman" w:cs="Times New Roman"/>
+        </w:rPr>
+        <w:t>N</w:t>
+      </w:r>
+      <w:r>
+        <w:rPr>
+          <w:rFonts w:ascii="Times New Roman" w:hAnsi="Times New Roman" w:cs="Times New Roman"/>
+        </w:rPr>
+        <w:t xml:space="preserve">umbers in brackets </w:t>
+      </w:r>
+      <w:r>
+        <w:rPr>
+          <w:rFonts w:ascii="Times New Roman" w:hAnsi="Times New Roman" w:cs="Times New Roman"/>
+        </w:rPr>
+        <w:t>indicate</w:t>
+      </w:r>
+      <w:r>
+        <w:rPr>
+          <w:rFonts w:ascii="Times New Roman" w:hAnsi="Times New Roman" w:cs="Times New Roman"/>
+        </w:rPr>
+        <w:t xml:space="preserve"> the total </w:t>
+      </w:r>
+      <w:r>
+        <w:rPr>
+          <w:rFonts w:ascii="Times New Roman" w:hAnsi="Times New Roman" w:cs="Times New Roman"/>
+        </w:rPr>
+        <w:t>DA</w:t>
+      </w:r>
+      <w:r>
+        <w:rPr>
+          <w:rFonts w:ascii="Times New Roman" w:hAnsi="Times New Roman" w:cs="Times New Roman"/>
+        </w:rPr>
+        <w:t xml:space="preserve"> ASVs </w:t>
+      </w:r>
+      <w:r>
+        <w:rPr>
+          <w:rFonts w:ascii="Times New Roman" w:hAnsi="Times New Roman" w:cs="Times New Roman"/>
+        </w:rPr>
+        <w:t>per</w:t>
+      </w:r>
+      <w:r>
+        <w:rPr>
+          <w:rFonts w:ascii="Times New Roman" w:hAnsi="Times New Roman" w:cs="Times New Roman"/>
+        </w:rPr>
+        <w:t xml:space="preserve"> compartment-soil-genotype combination. Bars to the right show the mean cumulative relative abundance of DA ASVs in the corresponding wild-type </w:t>
+      </w:r>
+      <w:r>
+        <w:rPr>
+          <w:rFonts w:ascii="Times New Roman" w:hAnsi="Times New Roman" w:cs="Times New Roman"/>
+        </w:rPr>
+        <w:t>compartment</w:t>
+      </w:r>
+      <w:r>
+        <w:rPr>
+          <w:rFonts w:ascii="Times New Roman" w:hAnsi="Times New Roman" w:cs="Times New Roman"/>
         </w:rPr>
         <w:t>.</w:t>
-      </w:r>
-      <w:r>
-        <w:rPr>
-          <w:rFonts w:ascii="Times New Roman" w:hAnsi="Times New Roman" w:cs="Times New Roman"/>
-        </w:rPr>
-        <w:t xml:space="preserve"> (A) Wild-type </w:t>
-      </w:r>
-      <w:r>
-        <w:rPr>
-          <w:rFonts w:ascii="Times New Roman" w:hAnsi="Times New Roman" w:cs="Times New Roman"/>
-          <w:i/>
-          <w:iCs/>
-        </w:rPr>
-        <w:t xml:space="preserve">Lotus </w:t>
-      </w:r>
-      <w:r>
-        <w:rPr>
-          <w:rFonts w:ascii="Times New Roman" w:hAnsi="Times New Roman" w:cs="Times New Roman"/>
-        </w:rPr>
-        <w:t xml:space="preserve">and </w:t>
-      </w:r>
-      <w:r>
-        <w:rPr>
-          <w:rFonts w:ascii="Times New Roman" w:hAnsi="Times New Roman" w:cs="Times New Roman"/>
-          <w:i/>
-          <w:iCs/>
-        </w:rPr>
-        <w:t xml:space="preserve">Hordeum </w:t>
-      </w:r>
-      <w:r>
-        <w:rPr>
-          <w:rFonts w:ascii="Times New Roman" w:hAnsi="Times New Roman" w:cs="Times New Roman"/>
-        </w:rPr>
-        <w:t>were grown for three weeks on nitrogen, phosphorus</w:t>
       </w:r>
     </w:p>
     <w:p>
@@ -40971,17 +41945,255 @@
         <w:jc w:val="both"/>
         <w:rPr>
           <w:rFonts w:ascii="Times New Roman" w:hAnsi="Times New Roman" w:cs="Times New Roman"/>
+        </w:rPr>
+      </w:pPr>
+      <w:r>
+        <w:rPr>
+          <w:rFonts w:ascii="Times New Roman" w:hAnsi="Times New Roman" w:cs="Times New Roman"/>
           <w:b/>
           <w:bCs/>
         </w:rPr>
-      </w:pPr>
+        <w:t xml:space="preserve">Figure </w:t>
+      </w:r>
       <w:r>
         <w:rPr>
           <w:rFonts w:ascii="Times New Roman" w:hAnsi="Times New Roman" w:cs="Times New Roman"/>
           <w:b/>
           <w:bCs/>
         </w:rPr>
-        <w:t>Supplementary Figure legends</w:t>
+        <w:t>5</w:t>
+      </w:r>
+      <w:r>
+        <w:rPr>
+          <w:rFonts w:ascii="Times New Roman" w:hAnsi="Times New Roman" w:cs="Times New Roman"/>
+          <w:b/>
+          <w:bCs/>
+        </w:rPr>
+        <w:t xml:space="preserve">. </w:t>
+      </w:r>
+      <w:r>
+        <w:rPr>
+          <w:rFonts w:ascii="Times New Roman" w:hAnsi="Times New Roman" w:cs="Times New Roman"/>
+          <w:b/>
+          <w:bCs/>
+        </w:rPr>
+        <w:t xml:space="preserve">Root exudation profiles are altered in CSSP </w:t>
+      </w:r>
+      <w:proofErr w:type="spellStart"/>
+      <w:r>
+        <w:rPr>
+          <w:rFonts w:ascii="Times New Roman" w:hAnsi="Times New Roman" w:cs="Times New Roman"/>
+          <w:b/>
+          <w:bCs/>
+        </w:rPr>
+        <w:t xml:space="preserve">mutants </w:t>
+      </w:r>
+      <w:proofErr w:type="spellEnd"/>
+      <w:r>
+        <w:rPr>
+          <w:rFonts w:ascii="Times New Roman" w:hAnsi="Times New Roman" w:cs="Times New Roman"/>
+          <w:b/>
+          <w:bCs/>
+        </w:rPr>
+        <w:t xml:space="preserve">of </w:t>
+      </w:r>
+      <w:r>
+        <w:rPr>
+          <w:rFonts w:ascii="Times New Roman" w:hAnsi="Times New Roman" w:cs="Times New Roman"/>
+          <w:b/>
+          <w:bCs/>
+          <w:i/>
+          <w:iCs/>
+        </w:rPr>
+        <w:t>Lotus</w:t>
+      </w:r>
+      <w:r>
+        <w:rPr>
+          <w:rFonts w:ascii="Times New Roman" w:hAnsi="Times New Roman" w:cs="Times New Roman"/>
+          <w:b/>
+          <w:bCs/>
+        </w:rPr>
+        <w:t xml:space="preserve"> and </w:t>
+      </w:r>
+      <w:r>
+        <w:rPr>
+          <w:rFonts w:ascii="Times New Roman" w:hAnsi="Times New Roman" w:cs="Times New Roman"/>
+          <w:b/>
+          <w:bCs/>
+          <w:i/>
+          <w:iCs/>
+        </w:rPr>
+        <w:t>Hordeum</w:t>
+      </w:r>
+      <w:r>
+        <w:rPr>
+          <w:rFonts w:ascii="Times New Roman" w:hAnsi="Times New Roman" w:cs="Times New Roman"/>
+          <w:b/>
+          <w:bCs/>
+        </w:rPr>
+        <w:t>.</w:t>
+      </w:r>
+      <w:r>
+        <w:rPr>
+          <w:rFonts w:ascii="Times New Roman" w:hAnsi="Times New Roman" w:cs="Times New Roman"/>
+        </w:rPr>
+        <w:t xml:space="preserve"> </w:t>
+      </w:r>
+      <w:r>
+        <w:rPr>
+          <w:rFonts w:ascii="Times New Roman" w:hAnsi="Times New Roman" w:cs="Times New Roman"/>
+        </w:rPr>
+        <w:t>Sterile, non-inoculated wild-type and CSSP mutant seedlings were cultivated under controlled, microbe-free conditions (</w:t>
+      </w:r>
+      <w:r>
+        <w:rPr>
+          <w:rFonts w:ascii="Times New Roman" w:hAnsi="Times New Roman" w:cs="Times New Roman"/>
+          <w:i/>
+          <w:iCs/>
+        </w:rPr>
+        <w:t>Lotus</w:t>
+      </w:r>
+      <w:r>
+        <w:rPr>
+          <w:rFonts w:ascii="Times New Roman" w:hAnsi="Times New Roman" w:cs="Times New Roman"/>
+        </w:rPr>
+        <w:t xml:space="preserve">: 6 biological replicates per genotype, 12 plants per replicate; </w:t>
+      </w:r>
+      <w:r>
+        <w:rPr>
+          <w:rFonts w:ascii="Times New Roman" w:hAnsi="Times New Roman" w:cs="Times New Roman"/>
+          <w:i/>
+          <w:iCs/>
+        </w:rPr>
+        <w:t>Hordeum</w:t>
+      </w:r>
+      <w:r>
+        <w:rPr>
+          <w:rFonts w:ascii="Times New Roman" w:hAnsi="Times New Roman" w:cs="Times New Roman"/>
+        </w:rPr>
+        <w:t xml:space="preserve">: 6 biological replicates, one plant per replicate) and root exudates were collected for untargeted LC-MS/MS analysis. </w:t>
+      </w:r>
+      <w:r>
+        <w:rPr>
+          <w:rFonts w:ascii="Times New Roman" w:hAnsi="Times New Roman" w:cs="Times New Roman"/>
+        </w:rPr>
+        <w:t xml:space="preserve">(A) </w:t>
+      </w:r>
+      <w:r>
+        <w:rPr>
+          <w:rFonts w:ascii="Times New Roman" w:hAnsi="Times New Roman" w:cs="Times New Roman"/>
+        </w:rPr>
+        <w:t>Principal component analysis (PCA) of all detected metabolites (background and low-frequency features removed), separated by host species, with colours indicating genotypes. (B) Volcano plots showing differential exudation of metabolites for each mutant relative to wild-type, with x-axis representing log2 fold change and y-axis showing -log10 FDR-adjusted p-value. Dots are coloured by depletion (blue), enrichment (red), or not significant (</w:t>
+      </w:r>
+      <w:proofErr w:type="spellStart"/>
+      <w:r>
+        <w:rPr>
+          <w:rFonts w:ascii="Times New Roman" w:hAnsi="Times New Roman" w:cs="Times New Roman"/>
+        </w:rPr>
+        <w:t>gray</w:t>
+      </w:r>
+      <w:proofErr w:type="spellEnd"/>
+      <w:r>
+        <w:rPr>
+          <w:rFonts w:ascii="Times New Roman" w:hAnsi="Times New Roman" w:cs="Times New Roman"/>
+        </w:rPr>
+        <w:t xml:space="preserve">). The number in each </w:t>
+      </w:r>
+      <w:r>
+        <w:rPr>
+          <w:rFonts w:ascii="Times New Roman" w:hAnsi="Times New Roman" w:cs="Times New Roman"/>
+        </w:rPr>
+        <w:t>p</w:t>
+      </w:r>
+      <w:r>
+        <w:rPr>
+          <w:rFonts w:ascii="Times New Roman" w:hAnsi="Times New Roman" w:cs="Times New Roman"/>
+        </w:rPr>
+        <w:t xml:space="preserve">anel indicates the total number of significantly differentially exuded metabolites (DEMs) for the genotype. </w:t>
+      </w:r>
+      <w:r>
+        <w:rPr>
+          <w:rFonts w:ascii="Times New Roman" w:hAnsi="Times New Roman" w:cs="Times New Roman"/>
+        </w:rPr>
+        <w:t xml:space="preserve">Features with estimated log2 fold-change above 30 were omitted for visual clarity. </w:t>
+      </w:r>
+      <w:r>
+        <w:rPr>
+          <w:rFonts w:ascii="Times New Roman" w:hAnsi="Times New Roman" w:cs="Times New Roman"/>
+        </w:rPr>
+        <w:t>(C) Bubble plot summarising the total number of DEMs per genotype (x-axis) and their distribution across chemical classes (</w:t>
+      </w:r>
+      <w:proofErr w:type="spellStart"/>
+      <w:r>
+        <w:rPr>
+          <w:rFonts w:ascii="Times New Roman" w:hAnsi="Times New Roman" w:cs="Times New Roman"/>
+        </w:rPr>
+        <w:t>ClassyFire</w:t>
+      </w:r>
+      <w:proofErr w:type="spellEnd"/>
+      <w:r>
+        <w:rPr>
+          <w:rFonts w:ascii="Times New Roman" w:hAnsi="Times New Roman" w:cs="Times New Roman"/>
+        </w:rPr>
+        <w:t xml:space="preserve"> annotation). Bubble size reflects the number of DEMs per class, and bubble colour indicates the proportion of mostly depleted (blue), mixed (whi</w:t>
+      </w:r>
+      <w:r>
+        <w:rPr>
+          <w:rFonts w:ascii="Times New Roman" w:hAnsi="Times New Roman" w:cs="Times New Roman"/>
+        </w:rPr>
+        <w:t>t</w:t>
+      </w:r>
+      <w:r>
+        <w:rPr>
+          <w:rFonts w:ascii="Times New Roman" w:hAnsi="Times New Roman" w:cs="Times New Roman"/>
+        </w:rPr>
+        <w:t xml:space="preserve">e), or mostly enriched (red) metabolites relative to wild-type. </w:t>
+      </w:r>
+      <w:r>
+        <w:rPr>
+          <w:rFonts w:ascii="Times New Roman" w:hAnsi="Times New Roman" w:cs="Times New Roman"/>
+        </w:rPr>
+        <w:t xml:space="preserve">For visual purposes, only classes where at least two metabolites are differentially exuded in at least one mutant compared to wild-type are shown. </w:t>
+      </w:r>
+      <w:r>
+        <w:rPr>
+          <w:rFonts w:ascii="Times New Roman" w:hAnsi="Times New Roman" w:cs="Times New Roman"/>
+        </w:rPr>
+        <w:t>(D) Boxplots for selected DEMs with high-confidence structure annotations, showing intensity (y-axis) across genotypes (x-axis); asterisks indicate significant differences relative to wild-type (</w:t>
+      </w:r>
+      <w:commentRangeStart w:id="18"/>
+      <w:r>
+        <w:rPr>
+          <w:rFonts w:ascii="Times New Roman" w:hAnsi="Times New Roman" w:cs="Times New Roman"/>
+        </w:rPr>
+        <w:t xml:space="preserve">pairwise </w:t>
+      </w:r>
+      <w:proofErr w:type="spellStart"/>
+      <w:r>
+        <w:rPr>
+          <w:rFonts w:ascii="Times New Roman" w:hAnsi="Times New Roman" w:cs="Times New Roman"/>
+        </w:rPr>
+        <w:t>Wilxocon</w:t>
+      </w:r>
+      <w:proofErr w:type="spellEnd"/>
+      <w:r>
+        <w:rPr>
+          <w:rFonts w:ascii="Times New Roman" w:hAnsi="Times New Roman" w:cs="Times New Roman"/>
+        </w:rPr>
+        <w:t xml:space="preserve"> rank-sum test, P&lt;0.05</w:t>
+      </w:r>
+      <w:commentRangeEnd w:id="18"/>
+      <w:r>
+        <w:rPr>
+          <w:rStyle w:val="CommentReference"/>
+        </w:rPr>
+        <w:commentReference w:id="18"/>
+      </w:r>
+      <w:r>
+        <w:rPr>
+          <w:rFonts w:ascii="Times New Roman" w:hAnsi="Times New Roman" w:cs="Times New Roman"/>
+        </w:rPr>
+        <w:t>). Details on growth setups, LC-MS/MS conditions, and data processing can be found in Material and Methods.</w:t>
       </w:r>
     </w:p>
     <w:p>
@@ -40990,399 +42202,6 @@
         <w:jc w:val="both"/>
         <w:rPr>
           <w:rFonts w:ascii="Times New Roman" w:hAnsi="Times New Roman" w:cs="Times New Roman"/>
-        </w:rPr>
-      </w:pPr>
-      <w:r>
-        <w:rPr>
-          <w:rFonts w:ascii="Times New Roman" w:hAnsi="Times New Roman" w:cs="Times New Roman"/>
-          <w:b/>
-          <w:bCs/>
-        </w:rPr>
-        <w:t xml:space="preserve">Supplementary </w:t>
-      </w:r>
-      <w:r>
-        <w:rPr>
-          <w:rFonts w:ascii="Times New Roman" w:hAnsi="Times New Roman" w:cs="Times New Roman"/>
-          <w:b/>
-          <w:bCs/>
-        </w:rPr>
-        <w:t xml:space="preserve">Figure </w:t>
-      </w:r>
-      <w:r>
-        <w:rPr>
-          <w:rFonts w:ascii="Times New Roman" w:hAnsi="Times New Roman" w:cs="Times New Roman"/>
-          <w:b/>
-          <w:bCs/>
-        </w:rPr>
-        <w:t>1</w:t>
-      </w:r>
-      <w:r>
-        <w:rPr>
-          <w:rFonts w:ascii="Times New Roman" w:hAnsi="Times New Roman" w:cs="Times New Roman"/>
-          <w:b/>
-          <w:bCs/>
-        </w:rPr>
-        <w:t xml:space="preserve">. </w:t>
-      </w:r>
-      <w:r>
-        <w:rPr>
-          <w:rFonts w:ascii="Times New Roman" w:hAnsi="Times New Roman" w:cs="Times New Roman"/>
-          <w:b/>
-          <w:bCs/>
-        </w:rPr>
-        <w:t xml:space="preserve">Microbial diversity and composition in rhizosphere, root, and nodule compartments of </w:t>
-      </w:r>
-      <w:r>
-        <w:rPr>
-          <w:rFonts w:ascii="Times New Roman" w:hAnsi="Times New Roman" w:cs="Times New Roman"/>
-          <w:b/>
-          <w:bCs/>
-          <w:i/>
-          <w:iCs/>
-        </w:rPr>
-        <w:t>Lotus</w:t>
-      </w:r>
-      <w:r>
-        <w:rPr>
-          <w:rFonts w:ascii="Times New Roman" w:hAnsi="Times New Roman" w:cs="Times New Roman"/>
-          <w:b/>
-          <w:bCs/>
-        </w:rPr>
-        <w:t xml:space="preserve"> </w:t>
-      </w:r>
-      <w:r>
-        <w:rPr>
-          <w:rFonts w:ascii="Times New Roman" w:hAnsi="Times New Roman" w:cs="Times New Roman"/>
-          <w:b/>
-          <w:bCs/>
-          <w:i/>
-          <w:iCs/>
-        </w:rPr>
-        <w:t>japonicus</w:t>
-      </w:r>
-      <w:r>
-        <w:rPr>
-          <w:rFonts w:ascii="Times New Roman" w:hAnsi="Times New Roman" w:cs="Times New Roman"/>
-          <w:b/>
-          <w:bCs/>
-        </w:rPr>
-        <w:t xml:space="preserve"> and </w:t>
-      </w:r>
-      <w:r>
-        <w:rPr>
-          <w:rFonts w:ascii="Times New Roman" w:hAnsi="Times New Roman" w:cs="Times New Roman"/>
-          <w:b/>
-          <w:bCs/>
-          <w:i/>
-          <w:iCs/>
-        </w:rPr>
-        <w:t>Hordeum vulgare</w:t>
-      </w:r>
-      <w:r>
-        <w:rPr>
-          <w:rFonts w:ascii="Times New Roman" w:hAnsi="Times New Roman" w:cs="Times New Roman"/>
-          <w:b/>
-          <w:bCs/>
-        </w:rPr>
-        <w:t>.</w:t>
-      </w:r>
-      <w:r>
-        <w:rPr>
-          <w:rFonts w:ascii="Times New Roman" w:hAnsi="Times New Roman" w:cs="Times New Roman"/>
-        </w:rPr>
-        <w:t xml:space="preserve"> Samples were collected as described in Figure 2. (</w:t>
-      </w:r>
-      <w:proofErr w:type="gramStart"/>
-      <w:r>
-        <w:rPr>
-          <w:rFonts w:ascii="Times New Roman" w:hAnsi="Times New Roman" w:cs="Times New Roman"/>
-        </w:rPr>
-        <w:t>A</w:t>
-      </w:r>
-      <w:r>
-        <w:rPr>
-          <w:rFonts w:ascii="Times New Roman" w:hAnsi="Times New Roman" w:cs="Times New Roman"/>
-        </w:rPr>
-        <w:t>,B</w:t>
-      </w:r>
-      <w:proofErr w:type="gramEnd"/>
-      <w:r>
-        <w:rPr>
-          <w:rFonts w:ascii="Times New Roman" w:hAnsi="Times New Roman" w:cs="Times New Roman"/>
-        </w:rPr>
-        <w:t xml:space="preserve">) Chao1 alpha diversity of bacterial communities in </w:t>
-      </w:r>
-      <w:r>
-        <w:rPr>
-          <w:rFonts w:ascii="Times New Roman" w:hAnsi="Times New Roman" w:cs="Times New Roman"/>
-          <w:i/>
-          <w:iCs/>
-        </w:rPr>
-        <w:t>Lotus</w:t>
-      </w:r>
-      <w:r>
-        <w:rPr>
-          <w:rFonts w:ascii="Times New Roman" w:hAnsi="Times New Roman" w:cs="Times New Roman"/>
-        </w:rPr>
-        <w:t xml:space="preserve"> </w:t>
-      </w:r>
-      <w:r>
-        <w:rPr>
-          <w:rFonts w:ascii="Times New Roman" w:hAnsi="Times New Roman" w:cs="Times New Roman"/>
-        </w:rPr>
-        <w:t>(</w:t>
-      </w:r>
-      <w:r>
-        <w:rPr>
-          <w:rFonts w:ascii="Times New Roman" w:hAnsi="Times New Roman" w:cs="Times New Roman"/>
-        </w:rPr>
-        <w:t>rhizosphere, root, and nodule</w:t>
-      </w:r>
-      <w:r>
-        <w:rPr>
-          <w:rFonts w:ascii="Times New Roman" w:hAnsi="Times New Roman" w:cs="Times New Roman"/>
-        </w:rPr>
-        <w:t>)</w:t>
-      </w:r>
-      <w:r>
-        <w:rPr>
-          <w:rFonts w:ascii="Times New Roman" w:hAnsi="Times New Roman" w:cs="Times New Roman"/>
-        </w:rPr>
-        <w:t xml:space="preserve"> </w:t>
-      </w:r>
-      <w:r>
-        <w:rPr>
-          <w:rFonts w:ascii="Times New Roman" w:hAnsi="Times New Roman" w:cs="Times New Roman"/>
-        </w:rPr>
-        <w:t xml:space="preserve">and </w:t>
-      </w:r>
-      <w:r>
-        <w:rPr>
-          <w:rFonts w:ascii="Times New Roman" w:hAnsi="Times New Roman" w:cs="Times New Roman"/>
-          <w:i/>
-          <w:iCs/>
-        </w:rPr>
-        <w:t>Hordeum</w:t>
-      </w:r>
-      <w:r>
-        <w:rPr>
-          <w:rFonts w:ascii="Times New Roman" w:hAnsi="Times New Roman" w:cs="Times New Roman"/>
-        </w:rPr>
-        <w:t xml:space="preserve"> </w:t>
-      </w:r>
-      <w:proofErr w:type="gramStart"/>
-      <w:r>
-        <w:rPr>
-          <w:rFonts w:ascii="Times New Roman" w:hAnsi="Times New Roman" w:cs="Times New Roman"/>
-        </w:rPr>
-        <w:t>(</w:t>
-      </w:r>
-      <w:r>
-        <w:rPr>
-          <w:rFonts w:ascii="Times New Roman" w:hAnsi="Times New Roman" w:cs="Times New Roman"/>
-        </w:rPr>
-        <w:t xml:space="preserve"> rhizosphere</w:t>
-      </w:r>
-      <w:proofErr w:type="gramEnd"/>
-      <w:r>
-        <w:rPr>
-          <w:rFonts w:ascii="Times New Roman" w:hAnsi="Times New Roman" w:cs="Times New Roman"/>
-        </w:rPr>
-        <w:t xml:space="preserve"> and root</w:t>
-      </w:r>
-      <w:r>
-        <w:rPr>
-          <w:rFonts w:ascii="Times New Roman" w:hAnsi="Times New Roman" w:cs="Times New Roman"/>
-        </w:rPr>
-        <w:t>)</w:t>
-      </w:r>
-      <w:r>
-        <w:rPr>
-          <w:rFonts w:ascii="Times New Roman" w:hAnsi="Times New Roman" w:cs="Times New Roman"/>
-        </w:rPr>
-        <w:t xml:space="preserve"> compartments across three soil</w:t>
-      </w:r>
-      <w:r>
-        <w:rPr>
-          <w:rFonts w:ascii="Times New Roman" w:hAnsi="Times New Roman" w:cs="Times New Roman"/>
-        </w:rPr>
-        <w:t xml:space="preserve"> types (NPK, PK, UF)</w:t>
-      </w:r>
-      <w:r>
-        <w:rPr>
-          <w:rFonts w:ascii="Times New Roman" w:hAnsi="Times New Roman" w:cs="Times New Roman"/>
-        </w:rPr>
-        <w:t xml:space="preserve">. (C) Stacked </w:t>
-      </w:r>
-      <w:proofErr w:type="spellStart"/>
-      <w:r>
-        <w:rPr>
-          <w:rFonts w:ascii="Times New Roman" w:hAnsi="Times New Roman" w:cs="Times New Roman"/>
-        </w:rPr>
-        <w:t>barplots</w:t>
-      </w:r>
-      <w:proofErr w:type="spellEnd"/>
-      <w:r>
-        <w:rPr>
-          <w:rFonts w:ascii="Times New Roman" w:hAnsi="Times New Roman" w:cs="Times New Roman"/>
-        </w:rPr>
-        <w:t xml:space="preserve"> showing mean relative abundances of the combined top</w:t>
-      </w:r>
-      <w:r>
-        <w:rPr>
-          <w:rFonts w:ascii="Times New Roman" w:hAnsi="Times New Roman" w:cs="Times New Roman"/>
-        </w:rPr>
-        <w:t xml:space="preserve"> </w:t>
-      </w:r>
-      <w:r>
-        <w:rPr>
-          <w:rFonts w:ascii="Times New Roman" w:hAnsi="Times New Roman" w:cs="Times New Roman"/>
-        </w:rPr>
-        <w:t xml:space="preserve">20 bacterial orders (mean RA ≥1% across all rhizosphere and root samples, combining </w:t>
-      </w:r>
-      <w:r>
-        <w:rPr>
-          <w:rFonts w:ascii="Times New Roman" w:hAnsi="Times New Roman" w:cs="Times New Roman"/>
-          <w:i/>
-          <w:iCs/>
-        </w:rPr>
-        <w:t>Lotus</w:t>
-      </w:r>
-      <w:r>
-        <w:rPr>
-          <w:rFonts w:ascii="Times New Roman" w:hAnsi="Times New Roman" w:cs="Times New Roman"/>
-        </w:rPr>
-        <w:t xml:space="preserve"> and </w:t>
-      </w:r>
-      <w:r>
-        <w:rPr>
-          <w:rFonts w:ascii="Times New Roman" w:hAnsi="Times New Roman" w:cs="Times New Roman"/>
-          <w:i/>
-          <w:iCs/>
-        </w:rPr>
-        <w:t>Hordeum</w:t>
-      </w:r>
-      <w:r>
-        <w:rPr>
-          <w:rFonts w:ascii="Times New Roman" w:hAnsi="Times New Roman" w:cs="Times New Roman"/>
-        </w:rPr>
-        <w:t>).</w:t>
-      </w:r>
-      <w:r>
-        <w:rPr>
-          <w:rFonts w:ascii="Times New Roman" w:hAnsi="Times New Roman" w:cs="Times New Roman"/>
-        </w:rPr>
-        <w:t xml:space="preserve"> Lower-abundance</w:t>
-      </w:r>
-      <w:r>
-        <w:rPr>
-          <w:rFonts w:ascii="Times New Roman" w:hAnsi="Times New Roman" w:cs="Times New Roman"/>
-        </w:rPr>
-        <w:t xml:space="preserve"> orders are grouped as “Other”. </w:t>
-      </w:r>
-      <w:r>
-        <w:rPr>
-          <w:rFonts w:ascii="Times New Roman" w:hAnsi="Times New Roman" w:cs="Times New Roman"/>
-        </w:rPr>
-        <w:t xml:space="preserve">(D) </w:t>
-      </w:r>
-      <w:r>
-        <w:rPr>
-          <w:rFonts w:ascii="Times New Roman" w:hAnsi="Times New Roman" w:cs="Times New Roman"/>
-        </w:rPr>
-        <w:t xml:space="preserve">Stacked </w:t>
-      </w:r>
-      <w:proofErr w:type="spellStart"/>
-      <w:r>
-        <w:rPr>
-          <w:rFonts w:ascii="Times New Roman" w:hAnsi="Times New Roman" w:cs="Times New Roman"/>
-        </w:rPr>
-        <w:t>barplots</w:t>
-      </w:r>
-      <w:proofErr w:type="spellEnd"/>
-      <w:r>
-        <w:rPr>
-          <w:rFonts w:ascii="Times New Roman" w:hAnsi="Times New Roman" w:cs="Times New Roman"/>
-        </w:rPr>
-        <w:t xml:space="preserve"> of </w:t>
-      </w:r>
-      <w:r>
-        <w:rPr>
-          <w:rFonts w:ascii="Times New Roman" w:hAnsi="Times New Roman" w:cs="Times New Roman"/>
-          <w:i/>
-          <w:iCs/>
-        </w:rPr>
-        <w:t>Lotus</w:t>
-      </w:r>
-      <w:r>
-        <w:rPr>
-          <w:rFonts w:ascii="Times New Roman" w:hAnsi="Times New Roman" w:cs="Times New Roman"/>
-        </w:rPr>
-        <w:t xml:space="preserve"> nodule ASVs. Top 20 ASVs per soil with ≥1% mean relative abundance </w:t>
-      </w:r>
-      <w:proofErr w:type="gramStart"/>
-      <w:r>
-        <w:rPr>
-          <w:rFonts w:ascii="Times New Roman" w:hAnsi="Times New Roman" w:cs="Times New Roman"/>
-        </w:rPr>
-        <w:t>were</w:t>
-      </w:r>
-      <w:proofErr w:type="gramEnd"/>
-      <w:r>
-        <w:rPr>
-          <w:rFonts w:ascii="Times New Roman" w:hAnsi="Times New Roman" w:cs="Times New Roman"/>
-        </w:rPr>
-        <w:t xml:space="preserve"> plotted; less abundant ASVs were excluded. </w:t>
-      </w:r>
-      <w:r>
-        <w:rPr>
-          <w:rFonts w:ascii="Times New Roman" w:hAnsi="Times New Roman" w:cs="Times New Roman"/>
-        </w:rPr>
-        <w:t>U</w:t>
-      </w:r>
-      <w:r>
-        <w:rPr>
-          <w:rFonts w:ascii="Times New Roman" w:hAnsi="Times New Roman" w:cs="Times New Roman"/>
-        </w:rPr>
-        <w:t xml:space="preserve">nknown genera were annotated based on family information. </w:t>
-      </w:r>
-      <w:proofErr w:type="spellStart"/>
-      <w:r>
-        <w:rPr>
-          <w:rFonts w:ascii="Times New Roman" w:hAnsi="Times New Roman" w:cs="Times New Roman"/>
-        </w:rPr>
-        <w:t>Colors</w:t>
-      </w:r>
-      <w:proofErr w:type="spellEnd"/>
-      <w:r>
-        <w:rPr>
-          <w:rFonts w:ascii="Times New Roman" w:hAnsi="Times New Roman" w:cs="Times New Roman"/>
-        </w:rPr>
-        <w:t xml:space="preserve"> correspond to genera/ASVs. Letters indicate significant differences between soils within each compartment (one-way ANOVA followed by </w:t>
-      </w:r>
-      <w:proofErr w:type="spellStart"/>
-      <w:r>
-        <w:rPr>
-          <w:rFonts w:ascii="Times New Roman" w:hAnsi="Times New Roman" w:cs="Times New Roman"/>
-        </w:rPr>
-        <w:t>Tukey’S</w:t>
-      </w:r>
-      <w:proofErr w:type="spellEnd"/>
-      <w:r>
-        <w:rPr>
-          <w:rFonts w:ascii="Times New Roman" w:hAnsi="Times New Roman" w:cs="Times New Roman"/>
-        </w:rPr>
-        <w:t xml:space="preserve"> HSD, P &lt; 0.05).</w:t>
-      </w:r>
-    </w:p>
-    <w:p>
-      <w:pPr>
-        <w:spacing w:line="276" w:lineRule="auto"/>
-        <w:jc w:val="both"/>
-        <w:rPr>
-          <w:rFonts w:ascii="Times New Roman" w:hAnsi="Times New Roman" w:cs="Times New Roman"/>
-          <w:b/>
-          <w:bCs/>
         </w:rPr>
       </w:pPr>
     </w:p>
@@ -41392,17 +42211,67 @@
         <w:jc w:val="both"/>
         <w:rPr>
           <w:rFonts w:ascii="Times New Roman" w:hAnsi="Times New Roman" w:cs="Times New Roman"/>
+        </w:rPr>
+      </w:pPr>
+      <w:r>
+        <w:rPr>
+          <w:rFonts w:ascii="Times New Roman" w:hAnsi="Times New Roman" w:cs="Times New Roman"/>
           <w:b/>
           <w:bCs/>
-        </w:rPr>
-      </w:pPr>
+          <w:highlight w:val="red"/>
+        </w:rPr>
+        <w:t xml:space="preserve">Figure </w:t>
+      </w:r>
       <w:r>
         <w:rPr>
           <w:rFonts w:ascii="Times New Roman" w:hAnsi="Times New Roman" w:cs="Times New Roman"/>
           <w:b/>
           <w:bCs/>
-        </w:rPr>
-        <w:t>Supplementary Table legends</w:t>
+          <w:highlight w:val="red"/>
+        </w:rPr>
+        <w:t>6</w:t>
+      </w:r>
+      <w:r>
+        <w:rPr>
+          <w:rFonts w:ascii="Times New Roman" w:hAnsi="Times New Roman" w:cs="Times New Roman"/>
+          <w:b/>
+          <w:bCs/>
+          <w:highlight w:val="red"/>
+        </w:rPr>
+        <w:t xml:space="preserve">. </w:t>
+      </w:r>
+      <w:proofErr w:type="spellStart"/>
+      <w:r>
+        <w:rPr>
+          <w:rFonts w:ascii="Times New Roman" w:hAnsi="Times New Roman" w:cs="Times New Roman"/>
+          <w:b/>
+          <w:bCs/>
+          <w:highlight w:val="red"/>
+        </w:rPr>
+        <w:t>SynComs</w:t>
+      </w:r>
+      <w:proofErr w:type="spellEnd"/>
+      <w:r>
+        <w:rPr>
+          <w:rFonts w:ascii="Times New Roman" w:hAnsi="Times New Roman" w:cs="Times New Roman"/>
+          <w:b/>
+          <w:bCs/>
+          <w:highlight w:val="red"/>
+        </w:rPr>
+        <w:t>.</w:t>
+      </w:r>
+      <w:r>
+        <w:rPr>
+          <w:rFonts w:ascii="Times New Roman" w:hAnsi="Times New Roman" w:cs="Times New Roman"/>
+          <w:highlight w:val="red"/>
+        </w:rPr>
+        <w:t xml:space="preserve"> (A)</w:t>
+      </w:r>
+      <w:r>
+        <w:rPr>
+          <w:rFonts w:ascii="Times New Roman" w:hAnsi="Times New Roman" w:cs="Times New Roman"/>
+        </w:rPr>
+        <w:t xml:space="preserve"> </w:t>
       </w:r>
     </w:p>
     <w:p>
@@ -41413,95 +42282,6 @@
           <w:rFonts w:ascii="Times New Roman" w:hAnsi="Times New Roman" w:cs="Times New Roman"/>
         </w:rPr>
       </w:pPr>
-      <w:r>
-        <w:rPr>
-          <w:rFonts w:ascii="Times New Roman" w:hAnsi="Times New Roman" w:cs="Times New Roman"/>
-          <w:b/>
-          <w:bCs/>
-        </w:rPr>
-        <w:t>Supplementary Table</w:t>
-      </w:r>
-      <w:r>
-        <w:rPr>
-          <w:rFonts w:ascii="Times New Roman" w:hAnsi="Times New Roman" w:cs="Times New Roman"/>
-          <w:b/>
-          <w:bCs/>
-        </w:rPr>
-        <w:t xml:space="preserve"> </w:t>
-      </w:r>
-      <w:r>
-        <w:rPr>
-          <w:rFonts w:ascii="Times New Roman" w:hAnsi="Times New Roman" w:cs="Times New Roman"/>
-          <w:b/>
-          <w:bCs/>
-        </w:rPr>
-        <w:t>1</w:t>
-      </w:r>
-      <w:r>
-        <w:rPr>
-          <w:rFonts w:ascii="Times New Roman" w:hAnsi="Times New Roman" w:cs="Times New Roman"/>
-          <w:b/>
-          <w:bCs/>
-        </w:rPr>
-        <w:t xml:space="preserve">. </w:t>
-      </w:r>
-      <w:r>
-        <w:rPr>
-          <w:rFonts w:ascii="Times New Roman" w:hAnsi="Times New Roman" w:cs="Times New Roman"/>
-          <w:b/>
-          <w:bCs/>
-        </w:rPr>
-        <w:t>Overlap of ASVs across soil types.</w:t>
-      </w:r>
-      <w:r>
-        <w:rPr>
-          <w:rFonts w:ascii="Times New Roman" w:hAnsi="Times New Roman" w:cs="Times New Roman"/>
-        </w:rPr>
-        <w:t xml:space="preserve"> ASVs were identified from bulk soil samples (n=3 per soil) as described in Figure </w:t>
-      </w:r>
-      <w:r>
-        <w:rPr>
-          <w:rFonts w:ascii="Times New Roman" w:hAnsi="Times New Roman" w:cs="Times New Roman"/>
-        </w:rPr>
-        <w:t>1</w:t>
-      </w:r>
-      <w:r>
-        <w:rPr>
-          <w:rFonts w:ascii="Times New Roman" w:hAnsi="Times New Roman" w:cs="Times New Roman"/>
-        </w:rPr>
-        <w:t xml:space="preserve">. </w:t>
-      </w:r>
-      <w:r>
-        <w:rPr>
-          <w:rFonts w:ascii="Times New Roman" w:hAnsi="Times New Roman" w:cs="Times New Roman"/>
-        </w:rPr>
-        <w:t xml:space="preserve">An ASV was considered present in a soil if its relative abundance was &gt;0 in at least 2 out of 3 samples. </w:t>
-      </w:r>
-      <w:r>
-        <w:rPr>
-          <w:rFonts w:ascii="Times New Roman" w:hAnsi="Times New Roman" w:cs="Times New Roman"/>
-        </w:rPr>
-        <w:t xml:space="preserve">The table lists amplicon sequence </w:t>
-      </w:r>
-      <w:r>
-        <w:rPr>
-          <w:rFonts w:ascii="Times New Roman" w:hAnsi="Times New Roman" w:cs="Times New Roman"/>
-        </w:rPr>
-        <w:lastRenderedPageBreak/>
-        <w:t xml:space="preserve">variants (ASVs), taxonomy from Kingdom to Species, confidence of taxonomic annotation, and category of occurrence across soils. Categories indicate whether an ASV was detected </w:t>
-      </w:r>
-      <w:r>
-        <w:rPr>
-          <w:rFonts w:ascii="Times New Roman" w:hAnsi="Times New Roman" w:cs="Times New Roman"/>
-        </w:rPr>
-        <w:t>o</w:t>
-      </w:r>
-      <w:r>
-        <w:rPr>
-          <w:rFonts w:ascii="Times New Roman" w:hAnsi="Times New Roman" w:cs="Times New Roman"/>
-        </w:rPr>
-        <w:t>nly in one soil (NPK only, PK only, UF only), two soils (NPK &amp; PK, NPK &amp; UF, PK &amp; UF), or all soils (NPK, PK, UF).</w:t>
-      </w:r>
     </w:p>
     <w:p>
       <w:pPr>
@@ -41513,13 +42293,1508 @@
           <w:bCs/>
         </w:rPr>
       </w:pPr>
-      <w:commentRangeStart w:id="23"/>
       <w:r>
         <w:rPr>
           <w:rFonts w:ascii="Times New Roman" w:hAnsi="Times New Roman" w:cs="Times New Roman"/>
           <w:b/>
           <w:bCs/>
         </w:rPr>
+        <w:t>Supplementary Figure legends</w:t>
+      </w:r>
+    </w:p>
+    <w:p>
+      <w:pPr>
+        <w:spacing w:line="276" w:lineRule="auto"/>
+        <w:jc w:val="both"/>
+        <w:rPr>
+          <w:rFonts w:ascii="Times New Roman" w:hAnsi="Times New Roman" w:cs="Times New Roman"/>
+        </w:rPr>
+      </w:pPr>
+      <w:r>
+        <w:rPr>
+          <w:rFonts w:ascii="Times New Roman" w:hAnsi="Times New Roman" w:cs="Times New Roman"/>
+          <w:b/>
+          <w:bCs/>
+        </w:rPr>
+        <w:t xml:space="preserve">Supplementary Figure 1. Microbial diversity and composition in rhizosphere, root, and nodule compartments of </w:t>
+      </w:r>
+      <w:r>
+        <w:rPr>
+          <w:rFonts w:ascii="Times New Roman" w:hAnsi="Times New Roman" w:cs="Times New Roman"/>
+          <w:b/>
+          <w:bCs/>
+          <w:i/>
+          <w:iCs/>
+        </w:rPr>
+        <w:t>Lotus</w:t>
+      </w:r>
+      <w:r>
+        <w:rPr>
+          <w:rFonts w:ascii="Times New Roman" w:hAnsi="Times New Roman" w:cs="Times New Roman"/>
+          <w:b/>
+          <w:bCs/>
+        </w:rPr>
+        <w:t xml:space="preserve"> </w:t>
+      </w:r>
+      <w:r>
+        <w:rPr>
+          <w:rFonts w:ascii="Times New Roman" w:hAnsi="Times New Roman" w:cs="Times New Roman"/>
+          <w:b/>
+          <w:bCs/>
+          <w:i/>
+          <w:iCs/>
+        </w:rPr>
+        <w:t>japonicus</w:t>
+      </w:r>
+      <w:r>
+        <w:rPr>
+          <w:rFonts w:ascii="Times New Roman" w:hAnsi="Times New Roman" w:cs="Times New Roman"/>
+          <w:b/>
+          <w:bCs/>
+        </w:rPr>
+        <w:t xml:space="preserve"> and </w:t>
+      </w:r>
+      <w:r>
+        <w:rPr>
+          <w:rFonts w:ascii="Times New Roman" w:hAnsi="Times New Roman" w:cs="Times New Roman"/>
+          <w:b/>
+          <w:bCs/>
+          <w:i/>
+          <w:iCs/>
+        </w:rPr>
+        <w:t>Hordeum vulgare</w:t>
+      </w:r>
+      <w:r>
+        <w:rPr>
+          <w:rFonts w:ascii="Times New Roman" w:hAnsi="Times New Roman" w:cs="Times New Roman"/>
+          <w:b/>
+          <w:bCs/>
+        </w:rPr>
+        <w:t>.</w:t>
+      </w:r>
+      <w:r>
+        <w:rPr>
+          <w:rFonts w:ascii="Times New Roman" w:hAnsi="Times New Roman" w:cs="Times New Roman"/>
+        </w:rPr>
+        <w:t xml:space="preserve"> Samples were collected as described in Figure 2. (</w:t>
+      </w:r>
+      <w:proofErr w:type="gramStart"/>
+      <w:r>
+        <w:rPr>
+          <w:rFonts w:ascii="Times New Roman" w:hAnsi="Times New Roman" w:cs="Times New Roman"/>
+        </w:rPr>
+        <w:t>A</w:t>
+      </w:r>
+      <w:r>
+        <w:rPr>
+          <w:rFonts w:ascii="Times New Roman" w:hAnsi="Times New Roman" w:cs="Times New Roman"/>
+        </w:rPr>
+        <w:t>,B</w:t>
+      </w:r>
+      <w:proofErr w:type="gramEnd"/>
+      <w:r>
+        <w:rPr>
+          <w:rFonts w:ascii="Times New Roman" w:hAnsi="Times New Roman" w:cs="Times New Roman"/>
+        </w:rPr>
+        <w:t xml:space="preserve">) Chao1 alpha diversity of bacterial communities in </w:t>
+      </w:r>
+      <w:r>
+        <w:rPr>
+          <w:rFonts w:ascii="Times New Roman" w:hAnsi="Times New Roman" w:cs="Times New Roman"/>
+          <w:i/>
+          <w:iCs/>
+        </w:rPr>
+        <w:t>Lotus</w:t>
+      </w:r>
+      <w:r>
+        <w:rPr>
+          <w:rFonts w:ascii="Times New Roman" w:hAnsi="Times New Roman" w:cs="Times New Roman"/>
+        </w:rPr>
+        <w:t xml:space="preserve"> </w:t>
+      </w:r>
+      <w:r>
+        <w:rPr>
+          <w:rFonts w:ascii="Times New Roman" w:hAnsi="Times New Roman" w:cs="Times New Roman"/>
+        </w:rPr>
+        <w:t>(</w:t>
+      </w:r>
+      <w:r>
+        <w:rPr>
+          <w:rFonts w:ascii="Times New Roman" w:hAnsi="Times New Roman" w:cs="Times New Roman"/>
+        </w:rPr>
+        <w:t>rhizosphere, root, and nodule</w:t>
+      </w:r>
+      <w:r>
+        <w:rPr>
+          <w:rFonts w:ascii="Times New Roman" w:hAnsi="Times New Roman" w:cs="Times New Roman"/>
+        </w:rPr>
+        <w:t>)</w:t>
+      </w:r>
+      <w:r>
+        <w:rPr>
+          <w:rFonts w:ascii="Times New Roman" w:hAnsi="Times New Roman" w:cs="Times New Roman"/>
+        </w:rPr>
+        <w:t xml:space="preserve"> </w:t>
+      </w:r>
+      <w:r>
+        <w:rPr>
+          <w:rFonts w:ascii="Times New Roman" w:hAnsi="Times New Roman" w:cs="Times New Roman"/>
+        </w:rPr>
+        <w:t xml:space="preserve">and </w:t>
+      </w:r>
+      <w:r>
+        <w:rPr>
+          <w:rFonts w:ascii="Times New Roman" w:hAnsi="Times New Roman" w:cs="Times New Roman"/>
+          <w:i/>
+          <w:iCs/>
+        </w:rPr>
+        <w:t>Hordeum</w:t>
+      </w:r>
+      <w:r>
+        <w:rPr>
+          <w:rFonts w:ascii="Times New Roman" w:hAnsi="Times New Roman" w:cs="Times New Roman"/>
+        </w:rPr>
+        <w:t xml:space="preserve"> </w:t>
+      </w:r>
+      <w:proofErr w:type="gramStart"/>
+      <w:r>
+        <w:rPr>
+          <w:rFonts w:ascii="Times New Roman" w:hAnsi="Times New Roman" w:cs="Times New Roman"/>
+        </w:rPr>
+        <w:t>(</w:t>
+      </w:r>
+      <w:r>
+        <w:rPr>
+          <w:rFonts w:ascii="Times New Roman" w:hAnsi="Times New Roman" w:cs="Times New Roman"/>
+        </w:rPr>
+        <w:t xml:space="preserve"> rhizosphere</w:t>
+      </w:r>
+      <w:proofErr w:type="gramEnd"/>
+      <w:r>
+        <w:rPr>
+          <w:rFonts w:ascii="Times New Roman" w:hAnsi="Times New Roman" w:cs="Times New Roman"/>
+        </w:rPr>
+        <w:t xml:space="preserve"> and root</w:t>
+      </w:r>
+      <w:r>
+        <w:rPr>
+          <w:rFonts w:ascii="Times New Roman" w:hAnsi="Times New Roman" w:cs="Times New Roman"/>
+        </w:rPr>
+        <w:t>)</w:t>
+      </w:r>
+      <w:r>
+        <w:rPr>
+          <w:rFonts w:ascii="Times New Roman" w:hAnsi="Times New Roman" w:cs="Times New Roman"/>
+        </w:rPr>
+        <w:t xml:space="preserve"> compartments across three soil</w:t>
+      </w:r>
+      <w:r>
+        <w:rPr>
+          <w:rFonts w:ascii="Times New Roman" w:hAnsi="Times New Roman" w:cs="Times New Roman"/>
+        </w:rPr>
+        <w:t xml:space="preserve"> types (NPK, PK, UF)</w:t>
+      </w:r>
+      <w:r>
+        <w:rPr>
+          <w:rFonts w:ascii="Times New Roman" w:hAnsi="Times New Roman" w:cs="Times New Roman"/>
+        </w:rPr>
+        <w:t xml:space="preserve">. (C) Stacked </w:t>
+      </w:r>
+      <w:proofErr w:type="spellStart"/>
+      <w:r>
+        <w:rPr>
+          <w:rFonts w:ascii="Times New Roman" w:hAnsi="Times New Roman" w:cs="Times New Roman"/>
+        </w:rPr>
+        <w:t>barplots</w:t>
+      </w:r>
+      <w:proofErr w:type="spellEnd"/>
+      <w:r>
+        <w:rPr>
+          <w:rFonts w:ascii="Times New Roman" w:hAnsi="Times New Roman" w:cs="Times New Roman"/>
+        </w:rPr>
+        <w:t xml:space="preserve"> showing mean relative abundances of the combined top</w:t>
+      </w:r>
+      <w:r>
+        <w:rPr>
+          <w:rFonts w:ascii="Times New Roman" w:hAnsi="Times New Roman" w:cs="Times New Roman"/>
+        </w:rPr>
+        <w:t xml:space="preserve"> </w:t>
+      </w:r>
+      <w:r>
+        <w:rPr>
+          <w:rFonts w:ascii="Times New Roman" w:hAnsi="Times New Roman" w:cs="Times New Roman"/>
+        </w:rPr>
+        <w:t xml:space="preserve">20 bacterial orders (mean RA ≥1% across all rhizosphere and root samples, </w:t>
+      </w:r>
+      <w:r>
+        <w:rPr>
+          <w:rFonts w:ascii="Times New Roman" w:hAnsi="Times New Roman" w:cs="Times New Roman"/>
+        </w:rPr>
+        <w:lastRenderedPageBreak/>
+        <w:t xml:space="preserve">combining </w:t>
+      </w:r>
+      <w:r>
+        <w:rPr>
+          <w:rFonts w:ascii="Times New Roman" w:hAnsi="Times New Roman" w:cs="Times New Roman"/>
+          <w:i/>
+          <w:iCs/>
+        </w:rPr>
+        <w:t>Lotus</w:t>
+      </w:r>
+      <w:r>
+        <w:rPr>
+          <w:rFonts w:ascii="Times New Roman" w:hAnsi="Times New Roman" w:cs="Times New Roman"/>
+        </w:rPr>
+        <w:t xml:space="preserve"> and </w:t>
+      </w:r>
+      <w:r>
+        <w:rPr>
+          <w:rFonts w:ascii="Times New Roman" w:hAnsi="Times New Roman" w:cs="Times New Roman"/>
+          <w:i/>
+          <w:iCs/>
+        </w:rPr>
+        <w:t>Hordeum</w:t>
+      </w:r>
+      <w:r>
+        <w:rPr>
+          <w:rFonts w:ascii="Times New Roman" w:hAnsi="Times New Roman" w:cs="Times New Roman"/>
+        </w:rPr>
+        <w:t>).</w:t>
+      </w:r>
+      <w:r>
+        <w:rPr>
+          <w:rFonts w:ascii="Times New Roman" w:hAnsi="Times New Roman" w:cs="Times New Roman"/>
+        </w:rPr>
+        <w:t xml:space="preserve"> Lower-abundance</w:t>
+      </w:r>
+      <w:r>
+        <w:rPr>
+          <w:rFonts w:ascii="Times New Roman" w:hAnsi="Times New Roman" w:cs="Times New Roman"/>
+        </w:rPr>
+        <w:t xml:space="preserve"> orders are grouped as “Other”. </w:t>
+      </w:r>
+      <w:r>
+        <w:rPr>
+          <w:rFonts w:ascii="Times New Roman" w:hAnsi="Times New Roman" w:cs="Times New Roman"/>
+        </w:rPr>
+        <w:t xml:space="preserve">(D) </w:t>
+      </w:r>
+      <w:r>
+        <w:rPr>
+          <w:rFonts w:ascii="Times New Roman" w:hAnsi="Times New Roman" w:cs="Times New Roman"/>
+        </w:rPr>
+        <w:t xml:space="preserve">Stacked </w:t>
+      </w:r>
+      <w:proofErr w:type="spellStart"/>
+      <w:r>
+        <w:rPr>
+          <w:rFonts w:ascii="Times New Roman" w:hAnsi="Times New Roman" w:cs="Times New Roman"/>
+        </w:rPr>
+        <w:t>barplots</w:t>
+      </w:r>
+      <w:proofErr w:type="spellEnd"/>
+      <w:r>
+        <w:rPr>
+          <w:rFonts w:ascii="Times New Roman" w:hAnsi="Times New Roman" w:cs="Times New Roman"/>
+        </w:rPr>
+        <w:t xml:space="preserve"> of </w:t>
+      </w:r>
+      <w:r>
+        <w:rPr>
+          <w:rFonts w:ascii="Times New Roman" w:hAnsi="Times New Roman" w:cs="Times New Roman"/>
+          <w:i/>
+          <w:iCs/>
+        </w:rPr>
+        <w:t>Lotus</w:t>
+      </w:r>
+      <w:r>
+        <w:rPr>
+          <w:rFonts w:ascii="Times New Roman" w:hAnsi="Times New Roman" w:cs="Times New Roman"/>
+        </w:rPr>
+        <w:t xml:space="preserve"> nodule ASVs. Top 20 ASVs per soil with ≥1% mean relative abundance </w:t>
+      </w:r>
+      <w:proofErr w:type="gramStart"/>
+      <w:r>
+        <w:rPr>
+          <w:rFonts w:ascii="Times New Roman" w:hAnsi="Times New Roman" w:cs="Times New Roman"/>
+        </w:rPr>
+        <w:t>were</w:t>
+      </w:r>
+      <w:proofErr w:type="gramEnd"/>
+      <w:r>
+        <w:rPr>
+          <w:rFonts w:ascii="Times New Roman" w:hAnsi="Times New Roman" w:cs="Times New Roman"/>
+        </w:rPr>
+        <w:t xml:space="preserve"> plotted; less abundant ASVs were excluded. </w:t>
+      </w:r>
+      <w:r>
+        <w:rPr>
+          <w:rFonts w:ascii="Times New Roman" w:hAnsi="Times New Roman" w:cs="Times New Roman"/>
+        </w:rPr>
+        <w:t>U</w:t>
+      </w:r>
+      <w:r>
+        <w:rPr>
+          <w:rFonts w:ascii="Times New Roman" w:hAnsi="Times New Roman" w:cs="Times New Roman"/>
+        </w:rPr>
+        <w:t xml:space="preserve">nknown genera were annotated based on family information. </w:t>
+      </w:r>
+      <w:proofErr w:type="spellStart"/>
+      <w:r>
+        <w:rPr>
+          <w:rFonts w:ascii="Times New Roman" w:hAnsi="Times New Roman" w:cs="Times New Roman"/>
+        </w:rPr>
+        <w:t>Colors</w:t>
+      </w:r>
+      <w:proofErr w:type="spellEnd"/>
+      <w:r>
+        <w:rPr>
+          <w:rFonts w:ascii="Times New Roman" w:hAnsi="Times New Roman" w:cs="Times New Roman"/>
+        </w:rPr>
+        <w:t xml:space="preserve"> correspond to genera/ASVs. Letters indicate significant differences between soils within each compartment (one-way ANOVA followed by Tukey’</w:t>
+      </w:r>
+      <w:r>
+        <w:rPr>
+          <w:rFonts w:ascii="Times New Roman" w:hAnsi="Times New Roman" w:cs="Times New Roman"/>
+        </w:rPr>
+        <w:t>s</w:t>
+      </w:r>
+      <w:r>
+        <w:rPr>
+          <w:rFonts w:ascii="Times New Roman" w:hAnsi="Times New Roman" w:cs="Times New Roman"/>
+        </w:rPr>
+        <w:t xml:space="preserve"> HSD, P &lt; 0.05).</w:t>
+      </w:r>
+    </w:p>
+    <w:p>
+      <w:pPr>
+        <w:spacing w:line="276" w:lineRule="auto"/>
+        <w:jc w:val="both"/>
+        <w:rPr>
+          <w:rFonts w:ascii="Times New Roman" w:hAnsi="Times New Roman" w:cs="Times New Roman"/>
+        </w:rPr>
+      </w:pPr>
+    </w:p>
+    <w:p>
+      <w:pPr>
+        <w:spacing w:line="276" w:lineRule="auto"/>
+        <w:jc w:val="both"/>
+        <w:rPr>
+          <w:rFonts w:ascii="Times New Roman" w:hAnsi="Times New Roman" w:cs="Times New Roman"/>
+        </w:rPr>
+      </w:pPr>
+      <w:r>
+        <w:rPr>
+          <w:rFonts w:ascii="Times New Roman" w:hAnsi="Times New Roman" w:cs="Times New Roman"/>
+          <w:b/>
+          <w:bCs/>
+        </w:rPr>
+        <w:t xml:space="preserve">Supplementary </w:t>
+      </w:r>
+      <w:r>
+        <w:rPr>
+          <w:rFonts w:ascii="Times New Roman" w:hAnsi="Times New Roman" w:cs="Times New Roman"/>
+          <w:b/>
+          <w:bCs/>
+        </w:rPr>
+        <w:t xml:space="preserve">Figure </w:t>
+      </w:r>
+      <w:r>
+        <w:rPr>
+          <w:rFonts w:ascii="Times New Roman" w:hAnsi="Times New Roman" w:cs="Times New Roman"/>
+          <w:b/>
+          <w:bCs/>
+        </w:rPr>
+        <w:t>2</w:t>
+      </w:r>
+      <w:r>
+        <w:rPr>
+          <w:rFonts w:ascii="Times New Roman" w:hAnsi="Times New Roman" w:cs="Times New Roman"/>
+          <w:b/>
+          <w:bCs/>
+        </w:rPr>
+        <w:t xml:space="preserve">. </w:t>
+      </w:r>
+      <w:r>
+        <w:rPr>
+          <w:rFonts w:ascii="Times New Roman" w:hAnsi="Times New Roman" w:cs="Times New Roman"/>
+          <w:b/>
+          <w:bCs/>
+        </w:rPr>
+        <w:t xml:space="preserve">Nodule counts </w:t>
+      </w:r>
+      <w:r>
+        <w:rPr>
+          <w:rFonts w:ascii="Times New Roman" w:hAnsi="Times New Roman" w:cs="Times New Roman"/>
+          <w:b/>
+          <w:bCs/>
+        </w:rPr>
+        <w:t>in</w:t>
+      </w:r>
+      <w:r>
+        <w:rPr>
+          <w:rFonts w:ascii="Times New Roman" w:hAnsi="Times New Roman" w:cs="Times New Roman"/>
+          <w:b/>
+          <w:bCs/>
+        </w:rPr>
+        <w:t xml:space="preserve"> </w:t>
+      </w:r>
+      <w:r>
+        <w:rPr>
+          <w:rFonts w:ascii="Times New Roman" w:hAnsi="Times New Roman" w:cs="Times New Roman"/>
+          <w:b/>
+          <w:bCs/>
+          <w:i/>
+          <w:iCs/>
+        </w:rPr>
+        <w:t>Lotus</w:t>
+      </w:r>
+      <w:r>
+        <w:rPr>
+          <w:rFonts w:ascii="Times New Roman" w:hAnsi="Times New Roman" w:cs="Times New Roman"/>
+          <w:b/>
+          <w:bCs/>
+        </w:rPr>
+        <w:t xml:space="preserve"> genotypes and </w:t>
+      </w:r>
+      <w:r>
+        <w:rPr>
+          <w:rFonts w:ascii="Times New Roman" w:hAnsi="Times New Roman" w:cs="Times New Roman"/>
+          <w:b/>
+          <w:bCs/>
+        </w:rPr>
+        <w:t>microbe-free growth test of</w:t>
+      </w:r>
+      <w:r>
+        <w:rPr>
+          <w:rFonts w:ascii="Times New Roman" w:hAnsi="Times New Roman" w:cs="Times New Roman"/>
+          <w:b/>
+          <w:bCs/>
+        </w:rPr>
+        <w:t xml:space="preserve"> </w:t>
+      </w:r>
+      <w:r>
+        <w:rPr>
+          <w:rFonts w:ascii="Times New Roman" w:hAnsi="Times New Roman" w:cs="Times New Roman"/>
+          <w:b/>
+          <w:bCs/>
+          <w:i/>
+          <w:iCs/>
+        </w:rPr>
+        <w:t>Hordeum</w:t>
+      </w:r>
+      <w:r>
+        <w:rPr>
+          <w:rFonts w:ascii="Times New Roman" w:hAnsi="Times New Roman" w:cs="Times New Roman"/>
+          <w:b/>
+          <w:bCs/>
+        </w:rPr>
+        <w:t xml:space="preserve"> </w:t>
+      </w:r>
+      <w:r>
+        <w:rPr>
+          <w:rFonts w:ascii="Times New Roman" w:hAnsi="Times New Roman" w:cs="Times New Roman"/>
+          <w:b/>
+          <w:bCs/>
+        </w:rPr>
+        <w:t>CSSP mutants</w:t>
+      </w:r>
+      <w:r>
+        <w:rPr>
+          <w:rFonts w:ascii="Times New Roman" w:hAnsi="Times New Roman" w:cs="Times New Roman"/>
+          <w:b/>
+          <w:bCs/>
+        </w:rPr>
+        <w:t>.</w:t>
+      </w:r>
+      <w:proofErr w:type="spellStart"/>
+      <w:r>
+        <w:rPr>
+          <w:rFonts w:ascii="Times New Roman" w:hAnsi="Times New Roman" w:cs="Times New Roman"/>
+        </w:rPr>
+        <w:t xml:space="preserve"> </w:t>
+      </w:r>
+      <w:proofErr w:type="spellEnd"/>
+      <w:r>
+        <w:rPr>
+          <w:rFonts w:ascii="Times New Roman" w:hAnsi="Times New Roman" w:cs="Times New Roman"/>
+        </w:rPr>
+        <w:t xml:space="preserve">(A) Pink nodule counts </w:t>
+      </w:r>
+      <w:r>
+        <w:rPr>
+          <w:rFonts w:ascii="Times New Roman" w:hAnsi="Times New Roman" w:cs="Times New Roman"/>
+        </w:rPr>
+        <w:t>per</w:t>
+      </w:r>
+      <w:r>
+        <w:rPr>
+          <w:rFonts w:ascii="Times New Roman" w:hAnsi="Times New Roman" w:cs="Times New Roman"/>
+        </w:rPr>
+        <w:t xml:space="preserve"> </w:t>
+      </w:r>
+      <w:r>
+        <w:rPr>
+          <w:rFonts w:ascii="Times New Roman" w:hAnsi="Times New Roman" w:cs="Times New Roman"/>
+          <w:i/>
+          <w:iCs/>
+        </w:rPr>
+        <w:t>Lotus</w:t>
+      </w:r>
+      <w:r>
+        <w:rPr>
+          <w:rFonts w:ascii="Times New Roman" w:hAnsi="Times New Roman" w:cs="Times New Roman"/>
+        </w:rPr>
+        <w:t xml:space="preserve"> </w:t>
+      </w:r>
+      <w:r>
+        <w:rPr>
+          <w:rFonts w:ascii="Times New Roman" w:hAnsi="Times New Roman" w:cs="Times New Roman"/>
+        </w:rPr>
+        <w:t>plant grown for three weeks in NPK, PK, or UF soils. Data are shown for wild-type and symbiosis mutants, though mutants did not form nodules. Sample collection and experimental setup followed the procedure described in Figure 4.</w:t>
+      </w:r>
+      <w:r>
+        <w:rPr>
+          <w:rFonts w:ascii="Times New Roman" w:hAnsi="Times New Roman" w:cs="Times New Roman"/>
+        </w:rPr>
+        <w:t xml:space="preserve"> (B) Shoot fresh weight (g) </w:t>
+      </w:r>
+      <w:r>
+        <w:rPr>
+          <w:rFonts w:ascii="Times New Roman" w:hAnsi="Times New Roman" w:cs="Times New Roman"/>
+        </w:rPr>
+        <w:t>for</w:t>
+      </w:r>
+      <w:r>
+        <w:rPr>
+          <w:rFonts w:ascii="Times New Roman" w:hAnsi="Times New Roman" w:cs="Times New Roman"/>
+        </w:rPr>
+        <w:t xml:space="preserve"> </w:t>
+      </w:r>
+      <w:r>
+        <w:rPr>
+          <w:rFonts w:ascii="Times New Roman" w:hAnsi="Times New Roman" w:cs="Times New Roman"/>
+          <w:i/>
+          <w:iCs/>
+        </w:rPr>
+        <w:t>Hordeum</w:t>
+      </w:r>
+      <w:r>
+        <w:rPr>
+          <w:rFonts w:ascii="Times New Roman" w:hAnsi="Times New Roman" w:cs="Times New Roman"/>
+        </w:rPr>
+        <w:t xml:space="preserve"> </w:t>
+      </w:r>
+      <w:r>
+        <w:rPr>
+          <w:rFonts w:ascii="Times New Roman" w:hAnsi="Times New Roman" w:cs="Times New Roman"/>
+        </w:rPr>
+        <w:t>wild-type and symbiosis mutants (n=10, one plant per pot per genotype) grown under sterile, microbe-free conditions with elevated nitrogen and phosphorus (2.5mM NaNO</w:t>
+      </w:r>
+      <w:r>
+        <w:rPr>
+          <w:rFonts w:ascii="Times New Roman" w:hAnsi="Times New Roman" w:cs="Times New Roman"/>
+          <w:vertAlign w:val="subscript"/>
+        </w:rPr>
+        <w:t>3</w:t>
+      </w:r>
+      <w:r>
+        <w:rPr>
+          <w:rFonts w:ascii="Times New Roman" w:hAnsi="Times New Roman" w:cs="Times New Roman"/>
+        </w:rPr>
+        <w:t>, 1mM Na</w:t>
+      </w:r>
+      <w:r>
+        <w:rPr>
+          <w:rFonts w:ascii="Times New Roman" w:hAnsi="Times New Roman" w:cs="Times New Roman"/>
+          <w:vertAlign w:val="subscript"/>
+        </w:rPr>
+        <w:t>2</w:t>
+      </w:r>
+      <w:r>
+        <w:rPr>
+          <w:rFonts w:ascii="Times New Roman" w:hAnsi="Times New Roman" w:cs="Times New Roman"/>
+        </w:rPr>
+        <w:t>HPO</w:t>
+      </w:r>
+      <w:r>
+        <w:rPr>
+          <w:rFonts w:ascii="Times New Roman" w:hAnsi="Times New Roman" w:cs="Times New Roman"/>
+          <w:vertAlign w:val="subscript"/>
+        </w:rPr>
+        <w:t>4</w:t>
+      </w:r>
+      <w:r>
+        <w:rPr>
+          <w:rFonts w:ascii="Times New Roman" w:hAnsi="Times New Roman" w:cs="Times New Roman"/>
+        </w:rPr>
+        <w:t>).</w:t>
+      </w:r>
+      <w:r>
+        <w:rPr>
+          <w:rFonts w:ascii="Times New Roman" w:hAnsi="Times New Roman" w:cs="Times New Roman"/>
+        </w:rPr>
+        <w:t xml:space="preserve"> </w:t>
+      </w:r>
+      <w:r>
+        <w:rPr>
+          <w:rFonts w:ascii="Times New Roman" w:hAnsi="Times New Roman" w:cs="Times New Roman"/>
+        </w:rPr>
+        <w:t>Statistical significance was assessed using o</w:t>
+      </w:r>
+      <w:r>
+        <w:rPr>
+          <w:rFonts w:ascii="Times New Roman" w:hAnsi="Times New Roman" w:cs="Times New Roman"/>
+        </w:rPr>
+        <w:t>ne-way ANOVA followed by Tukey’</w:t>
+      </w:r>
+      <w:r>
+        <w:rPr>
+          <w:rFonts w:ascii="Times New Roman" w:hAnsi="Times New Roman" w:cs="Times New Roman"/>
+        </w:rPr>
+        <w:t>s</w:t>
+      </w:r>
+      <w:r>
+        <w:rPr>
+          <w:rFonts w:ascii="Times New Roman" w:hAnsi="Times New Roman" w:cs="Times New Roman"/>
+        </w:rPr>
+        <w:t xml:space="preserve"> HSD</w:t>
+      </w:r>
+      <w:r>
+        <w:rPr>
+          <w:rFonts w:ascii="Times New Roman" w:hAnsi="Times New Roman" w:cs="Times New Roman"/>
+        </w:rPr>
+        <w:t xml:space="preserve"> (</w:t>
+      </w:r>
+      <w:r>
+        <w:rPr>
+          <w:rFonts w:ascii="Times New Roman" w:hAnsi="Times New Roman" w:cs="Times New Roman"/>
+        </w:rPr>
+        <w:t>P&lt;0.05).</w:t>
+      </w:r>
+    </w:p>
+    <w:p>
+      <w:pPr>
+        <w:spacing w:line="276" w:lineRule="auto"/>
+        <w:jc w:val="both"/>
+        <w:rPr>
+          <w:rFonts w:ascii="Times New Roman" w:hAnsi="Times New Roman" w:cs="Times New Roman"/>
+        </w:rPr>
+      </w:pPr>
+    </w:p>
+    <w:p>
+      <w:pPr>
+        <w:spacing w:line="276" w:lineRule="auto"/>
+        <w:jc w:val="both"/>
+        <w:rPr>
+          <w:rFonts w:ascii="Times New Roman" w:hAnsi="Times New Roman" w:cs="Times New Roman"/>
+        </w:rPr>
+      </w:pPr>
+      <w:r>
+        <w:rPr>
+          <w:rFonts w:ascii="Times New Roman" w:hAnsi="Times New Roman" w:cs="Times New Roman"/>
+          <w:b/>
+          <w:bCs/>
+        </w:rPr>
+        <w:t xml:space="preserve">Supplementary </w:t>
+      </w:r>
+      <w:r>
+        <w:rPr>
+          <w:rFonts w:ascii="Times New Roman" w:hAnsi="Times New Roman" w:cs="Times New Roman"/>
+          <w:b/>
+          <w:bCs/>
+        </w:rPr>
+        <w:t xml:space="preserve">Figure </w:t>
+      </w:r>
+      <w:r>
+        <w:rPr>
+          <w:rFonts w:ascii="Times New Roman" w:hAnsi="Times New Roman" w:cs="Times New Roman"/>
+          <w:b/>
+          <w:bCs/>
+        </w:rPr>
+        <w:t>3</w:t>
+      </w:r>
+      <w:r>
+        <w:rPr>
+          <w:rFonts w:ascii="Times New Roman" w:hAnsi="Times New Roman" w:cs="Times New Roman"/>
+          <w:b/>
+          <w:bCs/>
+        </w:rPr>
+        <w:t xml:space="preserve">. </w:t>
+      </w:r>
+      <w:r>
+        <w:rPr>
+          <w:rFonts w:ascii="Times New Roman" w:hAnsi="Times New Roman" w:cs="Times New Roman"/>
+          <w:b/>
+          <w:bCs/>
+        </w:rPr>
+        <w:t xml:space="preserve">Microbial diversity and composition in </w:t>
+      </w:r>
+      <w:r>
+        <w:rPr>
+          <w:rFonts w:ascii="Times New Roman" w:hAnsi="Times New Roman" w:cs="Times New Roman"/>
+          <w:b/>
+          <w:bCs/>
+          <w:i/>
+          <w:iCs/>
+        </w:rPr>
+        <w:t>Lotus</w:t>
+      </w:r>
+      <w:r>
+        <w:rPr>
+          <w:rFonts w:ascii="Times New Roman" w:hAnsi="Times New Roman" w:cs="Times New Roman"/>
+          <w:b/>
+          <w:bCs/>
+        </w:rPr>
+        <w:t xml:space="preserve"> and </w:t>
+      </w:r>
+      <w:r>
+        <w:rPr>
+          <w:rFonts w:ascii="Times New Roman" w:hAnsi="Times New Roman" w:cs="Times New Roman"/>
+          <w:b/>
+          <w:bCs/>
+          <w:i/>
+          <w:iCs/>
+        </w:rPr>
+        <w:t>Hordeum</w:t>
+      </w:r>
+      <w:r>
+        <w:rPr>
+          <w:rFonts w:ascii="Times New Roman" w:hAnsi="Times New Roman" w:cs="Times New Roman"/>
+          <w:b/>
+          <w:bCs/>
+        </w:rPr>
+        <w:t xml:space="preserve"> wild-type and CSSP mutants across soils</w:t>
+      </w:r>
+      <w:r>
+        <w:rPr>
+          <w:rFonts w:ascii="Times New Roman" w:hAnsi="Times New Roman" w:cs="Times New Roman"/>
+          <w:b/>
+          <w:bCs/>
+        </w:rPr>
+        <w:t>.</w:t>
+      </w:r>
+      <w:r>
+        <w:rPr>
+          <w:rFonts w:ascii="Times New Roman" w:hAnsi="Times New Roman" w:cs="Times New Roman"/>
+        </w:rPr>
+        <w:t xml:space="preserve"> </w:t>
+      </w:r>
+      <w:r>
+        <w:rPr>
+          <w:rFonts w:ascii="Times New Roman" w:hAnsi="Times New Roman" w:cs="Times New Roman"/>
+        </w:rPr>
+        <w:t>Experimental setup is described in Fig</w:t>
+      </w:r>
+      <w:r>
+        <w:rPr>
+          <w:rFonts w:ascii="Times New Roman" w:hAnsi="Times New Roman" w:cs="Times New Roman"/>
+        </w:rPr>
+        <w:t xml:space="preserve">. </w:t>
+      </w:r>
+      <w:r>
+        <w:rPr>
+          <w:rFonts w:ascii="Times New Roman" w:hAnsi="Times New Roman" w:cs="Times New Roman"/>
+        </w:rPr>
+        <w:t xml:space="preserve">4. (A) Chao1 alpha diversity of bacterial communities in </w:t>
+      </w:r>
+      <w:r>
+        <w:rPr>
+          <w:rFonts w:ascii="Times New Roman" w:hAnsi="Times New Roman" w:cs="Times New Roman"/>
+          <w:i/>
+          <w:iCs/>
+        </w:rPr>
+        <w:t>Lotus</w:t>
+      </w:r>
+      <w:r>
+        <w:rPr>
+          <w:rFonts w:ascii="Times New Roman" w:hAnsi="Times New Roman" w:cs="Times New Roman"/>
+        </w:rPr>
+        <w:t xml:space="preserve"> rhizosphere, root, and nodule compartments across NPK, PK, and UF soils for all genotypes. (B) Chao1 alpha diversity in </w:t>
+      </w:r>
+      <w:r>
+        <w:rPr>
+          <w:rFonts w:ascii="Times New Roman" w:hAnsi="Times New Roman" w:cs="Times New Roman"/>
+          <w:i/>
+          <w:iCs/>
+        </w:rPr>
+        <w:t>Hordeum</w:t>
+      </w:r>
+      <w:r>
+        <w:rPr>
+          <w:rFonts w:ascii="Times New Roman" w:hAnsi="Times New Roman" w:cs="Times New Roman"/>
+        </w:rPr>
+        <w:t xml:space="preserve"> rhizosphere and root compartments across soils for all genotypes.</w:t>
+      </w:r>
+      <w:r>
+        <w:rPr>
+          <w:rFonts w:ascii="Times New Roman" w:hAnsi="Times New Roman" w:cs="Times New Roman"/>
+        </w:rPr>
+        <w:t xml:space="preserve"> Statistical significance across genotypes within each compartment-soil combination (</w:t>
+      </w:r>
+      <w:proofErr w:type="gramStart"/>
+      <w:r>
+        <w:rPr>
+          <w:rFonts w:ascii="Times New Roman" w:hAnsi="Times New Roman" w:cs="Times New Roman"/>
+        </w:rPr>
+        <w:t>A,B</w:t>
+      </w:r>
+      <w:proofErr w:type="gramEnd"/>
+      <w:r>
+        <w:rPr>
+          <w:rFonts w:ascii="Times New Roman" w:hAnsi="Times New Roman" w:cs="Times New Roman"/>
+        </w:rPr>
+        <w:t>) was assessed using one-way ANOVA followed by Tukey’s HSD (P&lt;0.05).</w:t>
+      </w:r>
+      <w:r>
+        <w:rPr>
+          <w:rFonts w:ascii="Times New Roman" w:hAnsi="Times New Roman" w:cs="Times New Roman"/>
+        </w:rPr>
+        <w:t xml:space="preserve"> (</w:t>
+      </w:r>
+      <w:proofErr w:type="gramStart"/>
+      <w:r>
+        <w:rPr>
+          <w:rFonts w:ascii="Times New Roman" w:hAnsi="Times New Roman" w:cs="Times New Roman"/>
+        </w:rPr>
+        <w:t>C,D</w:t>
+      </w:r>
+      <w:proofErr w:type="gramEnd"/>
+      <w:r>
+        <w:rPr>
+          <w:rFonts w:ascii="Times New Roman" w:hAnsi="Times New Roman" w:cs="Times New Roman"/>
+        </w:rPr>
+        <w:t xml:space="preserve">) Constrained </w:t>
+      </w:r>
+      <w:proofErr w:type="spellStart"/>
+      <w:r>
+        <w:rPr>
+          <w:rFonts w:ascii="Times New Roman" w:hAnsi="Times New Roman" w:cs="Times New Roman"/>
+        </w:rPr>
+        <w:t>PCoA</w:t>
+      </w:r>
+      <w:proofErr w:type="spellEnd"/>
+      <w:r>
+        <w:rPr>
+          <w:rFonts w:ascii="Times New Roman" w:hAnsi="Times New Roman" w:cs="Times New Roman"/>
+        </w:rPr>
+        <w:t xml:space="preserve"> of Bray-Curtis distances showing bacterial community composition in rhizosphere and root compartments across all soils, with genotypes indicated by colours and soil types by shapes (C: </w:t>
+      </w:r>
+      <w:r>
+        <w:rPr>
+          <w:rFonts w:ascii="Times New Roman" w:hAnsi="Times New Roman" w:cs="Times New Roman"/>
+          <w:i/>
+          <w:iCs/>
+        </w:rPr>
+        <w:t>Lotus</w:t>
+      </w:r>
+      <w:r>
+        <w:rPr>
+          <w:rFonts w:ascii="Times New Roman" w:hAnsi="Times New Roman" w:cs="Times New Roman"/>
+        </w:rPr>
+        <w:t xml:space="preserve">; D: </w:t>
+      </w:r>
+      <w:r>
+        <w:rPr>
+          <w:rFonts w:ascii="Times New Roman" w:hAnsi="Times New Roman" w:cs="Times New Roman"/>
+          <w:i/>
+          <w:iCs/>
+        </w:rPr>
+        <w:t>Hordeum</w:t>
+      </w:r>
+      <w:r>
+        <w:rPr>
+          <w:rFonts w:ascii="Times New Roman" w:hAnsi="Times New Roman" w:cs="Times New Roman"/>
+        </w:rPr>
+        <w:t>). (</w:t>
+      </w:r>
+      <w:proofErr w:type="gramStart"/>
+      <w:r>
+        <w:rPr>
+          <w:rFonts w:ascii="Times New Roman" w:hAnsi="Times New Roman" w:cs="Times New Roman"/>
+        </w:rPr>
+        <w:t>E,F</w:t>
+      </w:r>
+      <w:proofErr w:type="gramEnd"/>
+      <w:r>
+        <w:rPr>
+          <w:rFonts w:ascii="Times New Roman" w:hAnsi="Times New Roman" w:cs="Times New Roman"/>
+        </w:rPr>
+        <w:t xml:space="preserve">) Unconstrained </w:t>
+      </w:r>
+      <w:proofErr w:type="spellStart"/>
+      <w:r>
+        <w:rPr>
+          <w:rFonts w:ascii="Times New Roman" w:hAnsi="Times New Roman" w:cs="Times New Roman"/>
+        </w:rPr>
+        <w:t>PCoA</w:t>
+      </w:r>
+      <w:proofErr w:type="spellEnd"/>
+      <w:r>
+        <w:rPr>
+          <w:rFonts w:ascii="Times New Roman" w:hAnsi="Times New Roman" w:cs="Times New Roman"/>
+        </w:rPr>
+        <w:t xml:space="preserve"> of Bray-Curtis distances for each compartment-soil combination, with colours indicating genotypes (E: </w:t>
+      </w:r>
+      <w:r>
+        <w:rPr>
+          <w:rFonts w:ascii="Times New Roman" w:hAnsi="Times New Roman" w:cs="Times New Roman"/>
+          <w:i/>
+          <w:iCs/>
+        </w:rPr>
+        <w:t>Lotus</w:t>
+      </w:r>
+      <w:r>
+        <w:rPr>
+          <w:rFonts w:ascii="Times New Roman" w:hAnsi="Times New Roman" w:cs="Times New Roman"/>
+        </w:rPr>
+        <w:t xml:space="preserve">; F: </w:t>
+      </w:r>
+      <w:r>
+        <w:rPr>
+          <w:rFonts w:ascii="Times New Roman" w:hAnsi="Times New Roman" w:cs="Times New Roman"/>
+          <w:i/>
+          <w:iCs/>
+        </w:rPr>
+        <w:t>Hordeum</w:t>
+      </w:r>
+      <w:r>
+        <w:rPr>
+          <w:rFonts w:ascii="Times New Roman" w:hAnsi="Times New Roman" w:cs="Times New Roman"/>
+        </w:rPr>
+        <w:t>).</w:t>
+      </w:r>
+    </w:p>
+    <w:p>
+      <w:pPr>
+        <w:spacing w:line="276" w:lineRule="auto"/>
+        <w:jc w:val="both"/>
+        <w:rPr>
+          <w:rFonts w:ascii="Times New Roman" w:hAnsi="Times New Roman" w:cs="Times New Roman"/>
+        </w:rPr>
+      </w:pPr>
+    </w:p>
+    <w:p>
+      <w:pPr>
+        <w:spacing w:line="276" w:lineRule="auto"/>
+        <w:jc w:val="both"/>
+        <w:rPr>
+          <w:rFonts w:ascii="Times New Roman" w:hAnsi="Times New Roman" w:cs="Times New Roman"/>
+        </w:rPr>
+      </w:pPr>
+      <w:r>
+        <w:rPr>
+          <w:rFonts w:ascii="Times New Roman" w:hAnsi="Times New Roman" w:cs="Times New Roman"/>
+          <w:b/>
+          <w:bCs/>
+        </w:rPr>
+        <w:t xml:space="preserve">Supplementary </w:t>
+      </w:r>
+      <w:r>
+        <w:rPr>
+          <w:rFonts w:ascii="Times New Roman" w:hAnsi="Times New Roman" w:cs="Times New Roman"/>
+          <w:b/>
+          <w:bCs/>
+        </w:rPr>
+        <w:t xml:space="preserve">Figure </w:t>
+      </w:r>
+      <w:r>
+        <w:rPr>
+          <w:rFonts w:ascii="Times New Roman" w:hAnsi="Times New Roman" w:cs="Times New Roman"/>
+          <w:b/>
+          <w:bCs/>
+        </w:rPr>
+        <w:t>4</w:t>
+      </w:r>
+      <w:r>
+        <w:rPr>
+          <w:rFonts w:ascii="Times New Roman" w:hAnsi="Times New Roman" w:cs="Times New Roman"/>
+          <w:b/>
+          <w:bCs/>
+        </w:rPr>
+        <w:t xml:space="preserve">. </w:t>
+      </w:r>
+      <w:r>
+        <w:rPr>
+          <w:rFonts w:ascii="Times New Roman" w:hAnsi="Times New Roman" w:cs="Times New Roman"/>
+          <w:b/>
+          <w:bCs/>
+        </w:rPr>
+        <w:t xml:space="preserve">Relative abundance of dominant bacterial orders in </w:t>
+      </w:r>
+      <w:r>
+        <w:rPr>
+          <w:rFonts w:ascii="Times New Roman" w:hAnsi="Times New Roman" w:cs="Times New Roman"/>
+          <w:b/>
+          <w:bCs/>
+          <w:i/>
+          <w:iCs/>
+        </w:rPr>
+        <w:t>Lotus</w:t>
+      </w:r>
+      <w:r>
+        <w:rPr>
+          <w:rFonts w:ascii="Times New Roman" w:hAnsi="Times New Roman" w:cs="Times New Roman"/>
+          <w:b/>
+          <w:bCs/>
+        </w:rPr>
+        <w:t xml:space="preserve"> and </w:t>
+      </w:r>
+      <w:r>
+        <w:rPr>
+          <w:rFonts w:ascii="Times New Roman" w:hAnsi="Times New Roman" w:cs="Times New Roman"/>
+          <w:b/>
+          <w:bCs/>
+          <w:i/>
+          <w:iCs/>
+        </w:rPr>
+        <w:t>Hordeum</w:t>
+      </w:r>
+      <w:r>
+        <w:rPr>
+          <w:rFonts w:ascii="Times New Roman" w:hAnsi="Times New Roman" w:cs="Times New Roman"/>
+          <w:b/>
+          <w:bCs/>
+        </w:rPr>
+        <w:t xml:space="preserve"> wild-type and CSSP mutants across soils</w:t>
+      </w:r>
+      <w:r>
+        <w:rPr>
+          <w:rFonts w:ascii="Times New Roman" w:hAnsi="Times New Roman" w:cs="Times New Roman"/>
+          <w:b/>
+          <w:bCs/>
+        </w:rPr>
+        <w:t>.</w:t>
+      </w:r>
+      <w:r>
+        <w:rPr>
+          <w:rFonts w:ascii="Times New Roman" w:hAnsi="Times New Roman" w:cs="Times New Roman"/>
+        </w:rPr>
+        <w:t xml:space="preserve"> </w:t>
+      </w:r>
+      <w:r>
+        <w:rPr>
+          <w:rFonts w:ascii="Times New Roman" w:hAnsi="Times New Roman" w:cs="Times New Roman"/>
+        </w:rPr>
+        <w:t xml:space="preserve">Experimental setup is described in Fig. 4. (A) Stacked </w:t>
+      </w:r>
+      <w:proofErr w:type="spellStart"/>
+      <w:r>
+        <w:rPr>
+          <w:rFonts w:ascii="Times New Roman" w:hAnsi="Times New Roman" w:cs="Times New Roman"/>
+        </w:rPr>
+        <w:t>barplots</w:t>
+      </w:r>
+      <w:proofErr w:type="spellEnd"/>
+      <w:r>
+        <w:rPr>
+          <w:rFonts w:ascii="Times New Roman" w:hAnsi="Times New Roman" w:cs="Times New Roman"/>
+        </w:rPr>
+        <w:t xml:space="preserve"> showing mean relative abundance of bacterial orders across plant-compartment-soil-genotype combinations. The top</w:t>
+      </w:r>
+      <w:r>
+        <w:rPr>
+          <w:rFonts w:ascii="Times New Roman" w:hAnsi="Times New Roman" w:cs="Times New Roman"/>
+        </w:rPr>
+        <w:t xml:space="preserve"> </w:t>
+      </w:r>
+      <w:r>
+        <w:rPr>
+          <w:rFonts w:ascii="Times New Roman" w:hAnsi="Times New Roman" w:cs="Times New Roman"/>
+        </w:rPr>
+        <w:t>20 orders (based on mean relative abundance in wild-type samples) are shown, with remaining orders grouped as “Other”. (B) Heatmap showing mean relative abundance of bacterial orders across the same combinations, with colours ranging from low abundance (dark blue) to high abundance (red). Asterisks indicate orders with significantly different relative abundance compared with the wild-type within each plant-compartment-soil combination, based on pairwise Wilcoxon rank-sum tests with Benjamini-Hochberg correction (adjusted P&lt;0.05).</w:t>
+      </w:r>
+    </w:p>
+    <w:p>
+      <w:pPr>
+        <w:spacing w:line="276" w:lineRule="auto"/>
+        <w:jc w:val="both"/>
+        <w:rPr>
+          <w:rFonts w:ascii="Times New Roman" w:hAnsi="Times New Roman" w:cs="Times New Roman"/>
+        </w:rPr>
+      </w:pPr>
+    </w:p>
+    <w:p>
+      <w:pPr>
+        <w:spacing w:line="276" w:lineRule="auto"/>
+        <w:jc w:val="both"/>
+        <w:rPr>
+          <w:rFonts w:ascii="Times New Roman" w:hAnsi="Times New Roman" w:cs="Times New Roman"/>
+        </w:rPr>
+      </w:pPr>
+      <w:r>
+        <w:rPr>
+          <w:rFonts w:ascii="Times New Roman" w:hAnsi="Times New Roman" w:cs="Times New Roman"/>
+          <w:b/>
+          <w:bCs/>
+        </w:rPr>
+        <w:t xml:space="preserve">Supplementary </w:t>
+      </w:r>
+      <w:r>
+        <w:rPr>
+          <w:rFonts w:ascii="Times New Roman" w:hAnsi="Times New Roman" w:cs="Times New Roman"/>
+          <w:b/>
+          <w:bCs/>
+        </w:rPr>
+        <w:t xml:space="preserve">Figure </w:t>
+      </w:r>
+      <w:r>
+        <w:rPr>
+          <w:rFonts w:ascii="Times New Roman" w:hAnsi="Times New Roman" w:cs="Times New Roman"/>
+          <w:b/>
+          <w:bCs/>
+        </w:rPr>
+        <w:t>5</w:t>
+      </w:r>
+      <w:r>
+        <w:rPr>
+          <w:rFonts w:ascii="Times New Roman" w:hAnsi="Times New Roman" w:cs="Times New Roman"/>
+          <w:b/>
+          <w:bCs/>
+        </w:rPr>
+        <w:t xml:space="preserve">. </w:t>
+      </w:r>
+      <w:r>
+        <w:rPr>
+          <w:rFonts w:ascii="Times New Roman" w:hAnsi="Times New Roman" w:cs="Times New Roman"/>
+          <w:b/>
+          <w:bCs/>
+        </w:rPr>
+        <w:t xml:space="preserve">Cumulative pathway-level intensities of root exudates in </w:t>
+      </w:r>
+      <w:r>
+        <w:rPr>
+          <w:rFonts w:ascii="Times New Roman" w:hAnsi="Times New Roman" w:cs="Times New Roman"/>
+          <w:b/>
+          <w:bCs/>
+          <w:i/>
+          <w:iCs/>
+        </w:rPr>
+        <w:t>Lotus</w:t>
+      </w:r>
+      <w:r>
+        <w:rPr>
+          <w:rFonts w:ascii="Times New Roman" w:hAnsi="Times New Roman" w:cs="Times New Roman"/>
+          <w:b/>
+          <w:bCs/>
+        </w:rPr>
+        <w:t xml:space="preserve"> and </w:t>
+      </w:r>
+      <w:r>
+        <w:rPr>
+          <w:rFonts w:ascii="Times New Roman" w:hAnsi="Times New Roman" w:cs="Times New Roman"/>
+          <w:b/>
+          <w:bCs/>
+          <w:i/>
+          <w:iCs/>
+        </w:rPr>
+        <w:t>Hordeum</w:t>
+      </w:r>
+      <w:r>
+        <w:rPr>
+          <w:rFonts w:ascii="Times New Roman" w:hAnsi="Times New Roman" w:cs="Times New Roman"/>
+          <w:b/>
+          <w:bCs/>
+        </w:rPr>
+        <w:t xml:space="preserve"> wild-type and CSSP mutants</w:t>
+      </w:r>
+      <w:r>
+        <w:rPr>
+          <w:rFonts w:ascii="Times New Roman" w:hAnsi="Times New Roman" w:cs="Times New Roman"/>
+          <w:b/>
+          <w:bCs/>
+        </w:rPr>
+        <w:t>.</w:t>
+      </w:r>
+      <w:r>
+        <w:rPr>
+          <w:rFonts w:ascii="Times New Roman" w:hAnsi="Times New Roman" w:cs="Times New Roman"/>
+        </w:rPr>
+        <w:t xml:space="preserve"> </w:t>
+      </w:r>
+      <w:r>
+        <w:rPr>
+          <w:rFonts w:ascii="Times New Roman" w:hAnsi="Times New Roman" w:cs="Times New Roman"/>
+        </w:rPr>
+        <w:t>Experimental setup is described in Figure 5. Boxplots show the cumulative intensity of metabolites grouped by predicted pathway (NPC classifier) for each genotype and host species. An asterisk indicates a statistically significant difference compared to wild-type (</w:t>
+      </w:r>
+      <w:commentRangeStart w:id="19"/>
+      <w:r>
+        <w:rPr>
+          <w:rFonts w:ascii="Times New Roman" w:hAnsi="Times New Roman" w:cs="Times New Roman"/>
+        </w:rPr>
+        <w:t>pairwise Wilcoxon rank-sum test, P&lt;0.05</w:t>
+      </w:r>
+      <w:commentRangeEnd w:id="19"/>
+      <w:r>
+        <w:rPr>
+          <w:rStyle w:val="CommentReference"/>
+        </w:rPr>
+        <w:commentReference w:id="19"/>
+      </w:r>
+      <w:r>
+        <w:rPr>
+          <w:rFonts w:ascii="Times New Roman" w:hAnsi="Times New Roman" w:cs="Times New Roman"/>
+        </w:rPr>
+        <w:t>).</w:t>
+      </w:r>
+    </w:p>
+    <w:p>
+      <w:pPr>
+        <w:spacing w:line="276" w:lineRule="auto"/>
+        <w:jc w:val="both"/>
+        <w:rPr>
+          <w:rFonts w:ascii="Times New Roman" w:hAnsi="Times New Roman" w:cs="Times New Roman"/>
+        </w:rPr>
+      </w:pPr>
+    </w:p>
+    <w:p>
+      <w:pPr>
+        <w:spacing w:line="276" w:lineRule="auto"/>
+        <w:jc w:val="both"/>
+        <w:rPr>
+          <w:rFonts w:ascii="Times New Roman" w:hAnsi="Times New Roman" w:cs="Times New Roman"/>
+          <w:highlight w:val="red"/>
+        </w:rPr>
+      </w:pPr>
+      <w:r>
+        <w:rPr>
+          <w:rFonts w:ascii="Times New Roman" w:hAnsi="Times New Roman" w:cs="Times New Roman"/>
+          <w:b/>
+          <w:bCs/>
+          <w:highlight w:val="red"/>
+        </w:rPr>
+        <w:t xml:space="preserve">Supplementary Figure </w:t>
+      </w:r>
+      <w:r>
+        <w:rPr>
+          <w:rFonts w:ascii="Times New Roman" w:hAnsi="Times New Roman" w:cs="Times New Roman"/>
+          <w:b/>
+          <w:bCs/>
+          <w:highlight w:val="red"/>
+        </w:rPr>
+        <w:t>6</w:t>
+      </w:r>
+      <w:r>
+        <w:rPr>
+          <w:rFonts w:ascii="Times New Roman" w:hAnsi="Times New Roman" w:cs="Times New Roman"/>
+          <w:b/>
+          <w:bCs/>
+          <w:highlight w:val="red"/>
+        </w:rPr>
+        <w:t xml:space="preserve">. </w:t>
+      </w:r>
+      <w:r>
+        <w:rPr>
+          <w:rFonts w:ascii="Times New Roman" w:hAnsi="Times New Roman" w:cs="Times New Roman"/>
+          <w:b/>
+          <w:bCs/>
+          <w:highlight w:val="red"/>
+        </w:rPr>
+        <w:t>SynCom1</w:t>
+      </w:r>
+      <w:r>
+        <w:rPr>
+          <w:rFonts w:ascii="Times New Roman" w:hAnsi="Times New Roman" w:cs="Times New Roman"/>
+          <w:b/>
+          <w:bCs/>
+          <w:highlight w:val="red"/>
+        </w:rPr>
+        <w:t>.</w:t>
+      </w:r>
+      <w:r>
+        <w:rPr>
+          <w:rFonts w:ascii="Times New Roman" w:hAnsi="Times New Roman" w:cs="Times New Roman"/>
+          <w:highlight w:val="red"/>
+        </w:rPr>
+        <w:t xml:space="preserve"> XX</w:t>
+      </w:r>
+    </w:p>
+    <w:p>
+      <w:pPr>
+        <w:spacing w:line="276" w:lineRule="auto"/>
+        <w:jc w:val="both"/>
+        <w:rPr>
+          <w:rFonts w:ascii="Times New Roman" w:hAnsi="Times New Roman" w:cs="Times New Roman"/>
+          <w:b/>
+          <w:bCs/>
+          <w:highlight w:val="red"/>
+        </w:rPr>
+      </w:pPr>
+    </w:p>
+    <w:p>
+      <w:pPr>
+        <w:spacing w:line="276" w:lineRule="auto"/>
+        <w:jc w:val="both"/>
+        <w:rPr>
+          <w:rFonts w:ascii="Times New Roman" w:hAnsi="Times New Roman" w:cs="Times New Roman"/>
+        </w:rPr>
+      </w:pPr>
+      <w:r>
+        <w:rPr>
+          <w:rFonts w:ascii="Times New Roman" w:hAnsi="Times New Roman" w:cs="Times New Roman"/>
+          <w:b/>
+          <w:bCs/>
+          <w:highlight w:val="red"/>
+        </w:rPr>
+        <w:t xml:space="preserve">Supplementary Figure </w:t>
+      </w:r>
+      <w:r>
+        <w:rPr>
+          <w:rFonts w:ascii="Times New Roman" w:hAnsi="Times New Roman" w:cs="Times New Roman"/>
+          <w:b/>
+          <w:bCs/>
+          <w:highlight w:val="red"/>
+        </w:rPr>
+        <w:t>7</w:t>
+      </w:r>
+      <w:r>
+        <w:rPr>
+          <w:rFonts w:ascii="Times New Roman" w:hAnsi="Times New Roman" w:cs="Times New Roman"/>
+          <w:b/>
+          <w:bCs/>
+          <w:highlight w:val="red"/>
+        </w:rPr>
+        <w:t>. SynCom</w:t>
+      </w:r>
+      <w:r>
+        <w:rPr>
+          <w:rFonts w:ascii="Times New Roman" w:hAnsi="Times New Roman" w:cs="Times New Roman"/>
+          <w:b/>
+          <w:bCs/>
+          <w:highlight w:val="red"/>
+        </w:rPr>
+        <w:t>2</w:t>
+      </w:r>
+      <w:r>
+        <w:rPr>
+          <w:rFonts w:ascii="Times New Roman" w:hAnsi="Times New Roman" w:cs="Times New Roman"/>
+          <w:b/>
+          <w:bCs/>
+          <w:highlight w:val="red"/>
+        </w:rPr>
+        <w:t>.</w:t>
+      </w:r>
+      <w:r>
+        <w:rPr>
+          <w:rFonts w:ascii="Times New Roman" w:hAnsi="Times New Roman" w:cs="Times New Roman"/>
+          <w:highlight w:val="red"/>
+        </w:rPr>
+        <w:t xml:space="preserve"> XX</w:t>
+      </w:r>
+    </w:p>
+    <w:p>
+      <w:pPr>
+        <w:spacing w:line="276" w:lineRule="auto"/>
+        <w:jc w:val="both"/>
+        <w:rPr>
+          <w:rFonts w:ascii="Times New Roman" w:hAnsi="Times New Roman" w:cs="Times New Roman"/>
+          <w:b/>
+          <w:bCs/>
+        </w:rPr>
+      </w:pPr>
+    </w:p>
+    <w:p>
+      <w:pPr>
+        <w:spacing w:line="276" w:lineRule="auto"/>
+        <w:jc w:val="both"/>
+        <w:rPr>
+          <w:rFonts w:ascii="Times New Roman" w:hAnsi="Times New Roman" w:cs="Times New Roman"/>
+          <w:b/>
+          <w:bCs/>
+        </w:rPr>
+      </w:pPr>
+      <w:r>
+        <w:rPr>
+          <w:rFonts w:ascii="Times New Roman" w:hAnsi="Times New Roman" w:cs="Times New Roman"/>
+          <w:b/>
+          <w:bCs/>
+        </w:rPr>
+        <w:t>Supplementary Table legends</w:t>
+      </w:r>
+    </w:p>
+    <w:p>
+      <w:pPr>
+        <w:spacing w:line="276" w:lineRule="auto"/>
+        <w:jc w:val="both"/>
+        <w:rPr>
+          <w:rFonts w:ascii="Times New Roman" w:hAnsi="Times New Roman" w:cs="Times New Roman"/>
+        </w:rPr>
+      </w:pPr>
+      <w:r>
+        <w:rPr>
+          <w:rFonts w:ascii="Times New Roman" w:hAnsi="Times New Roman" w:cs="Times New Roman"/>
+          <w:b/>
+          <w:bCs/>
+        </w:rPr>
+        <w:t>Supplementary Table 1. Overlap of ASVs across soil types.</w:t>
+      </w:r>
+      <w:r>
+        <w:rPr>
+          <w:rFonts w:ascii="Times New Roman" w:hAnsi="Times New Roman" w:cs="Times New Roman"/>
+        </w:rPr>
+        <w:t xml:space="preserve"> ASVs were identified from bulk soil samples (n=3 per soil) as described in Figure </w:t>
+      </w:r>
+      <w:r>
+        <w:rPr>
+          <w:rFonts w:ascii="Times New Roman" w:hAnsi="Times New Roman" w:cs="Times New Roman"/>
+        </w:rPr>
+        <w:t>1</w:t>
+      </w:r>
+      <w:r>
+        <w:rPr>
+          <w:rFonts w:ascii="Times New Roman" w:hAnsi="Times New Roman" w:cs="Times New Roman"/>
+        </w:rPr>
+        <w:t xml:space="preserve">. </w:t>
+      </w:r>
+      <w:r>
+        <w:rPr>
+          <w:rFonts w:ascii="Times New Roman" w:hAnsi="Times New Roman" w:cs="Times New Roman"/>
+        </w:rPr>
+        <w:t xml:space="preserve">An ASV was considered present in a soil if its relative abundance was &gt;0 in at least 2 out of 3 samples. </w:t>
+      </w:r>
+      <w:r>
+        <w:rPr>
+          <w:rFonts w:ascii="Times New Roman" w:hAnsi="Times New Roman" w:cs="Times New Roman"/>
+        </w:rPr>
+        <w:t xml:space="preserve">The table lists amplicon sequence variants (ASVs), taxonomy from Kingdom to Species, confidence of taxonomic annotation, and category of occurrence across soils. Categories indicate whether an ASV was detected </w:t>
+      </w:r>
+      <w:r>
+        <w:rPr>
+          <w:rFonts w:ascii="Times New Roman" w:hAnsi="Times New Roman" w:cs="Times New Roman"/>
+        </w:rPr>
+        <w:t>o</w:t>
+      </w:r>
+      <w:r>
+        <w:rPr>
+          <w:rFonts w:ascii="Times New Roman" w:hAnsi="Times New Roman" w:cs="Times New Roman"/>
+        </w:rPr>
+        <w:t>nly in one soil (NPK only, PK only, UF only), two soils (NPK &amp; PK, NPK &amp; UF, PK &amp; UF), or all soils (NPK, PK, UF).</w:t>
+      </w:r>
+    </w:p>
+    <w:p>
+      <w:pPr>
+        <w:spacing w:line="276" w:lineRule="auto"/>
+        <w:jc w:val="both"/>
+        <w:rPr>
+          <w:rFonts w:ascii="Times New Roman" w:hAnsi="Times New Roman" w:cs="Times New Roman"/>
+        </w:rPr>
+      </w:pPr>
+    </w:p>
+    <w:p>
+      <w:pPr>
+        <w:spacing w:line="276" w:lineRule="auto"/>
+        <w:jc w:val="both"/>
+        <w:rPr>
+          <w:rFonts w:ascii="Times New Roman" w:hAnsi="Times New Roman" w:cs="Times New Roman"/>
+        </w:rPr>
+      </w:pPr>
+      <w:r>
+        <w:rPr>
+          <w:rFonts w:ascii="Times New Roman" w:hAnsi="Times New Roman" w:cs="Times New Roman"/>
+          <w:b/>
+          <w:bCs/>
+        </w:rPr>
         <w:t>Supplementary Table</w:t>
       </w:r>
       <w:r>
@@ -41546,39 +43821,327 @@
         </w:rPr>
         <w:t xml:space="preserve">. </w:t>
       </w:r>
+      <w:r>
+        <w:rPr>
+          <w:rFonts w:ascii="Times New Roman" w:hAnsi="Times New Roman" w:cs="Times New Roman"/>
+          <w:b/>
+          <w:bCs/>
+        </w:rPr>
+        <w:t>ASVs contributing to soil type prediction models</w:t>
+      </w:r>
+      <w:r>
+        <w:rPr>
+          <w:rFonts w:ascii="Times New Roman" w:hAnsi="Times New Roman" w:cs="Times New Roman"/>
+          <w:b/>
+          <w:bCs/>
+        </w:rPr>
+        <w:t>.</w:t>
+      </w:r>
+      <w:r>
+        <w:rPr>
+          <w:rFonts w:ascii="Times New Roman" w:hAnsi="Times New Roman" w:cs="Times New Roman"/>
+        </w:rPr>
+        <w:t xml:space="preserve"> </w:t>
+      </w:r>
+      <w:r>
+        <w:rPr>
+          <w:rFonts w:ascii="Times New Roman" w:hAnsi="Times New Roman" w:cs="Times New Roman"/>
+        </w:rPr>
+        <w:t xml:space="preserve">Amplicon sequence variants (ASVs) selected by </w:t>
+      </w:r>
       <w:proofErr w:type="spellStart"/>
       <w:r>
         <w:rPr>
           <w:rFonts w:ascii="Times New Roman" w:hAnsi="Times New Roman" w:cs="Times New Roman"/>
+        </w:rPr>
+        <w:t>codacore</w:t>
+      </w:r>
+      <w:proofErr w:type="spellEnd"/>
+      <w:r>
+        <w:rPr>
+          <w:rFonts w:ascii="Times New Roman" w:hAnsi="Times New Roman" w:cs="Times New Roman"/>
+        </w:rPr>
+        <w:t xml:space="preserve"> as log-ratio components for the nested soil type prediction models shown in Figure 3. The table lists ASV identifiers, their role in the log-ratio (numerator or denominator), prediction task (NPK vs. non-NPK or PK vs. UF), plant compartment, and host species. Mean relative abundance (RA) across soils (NPK, PK, UF) is shown, along with taxonomic annotation from Kingdom to Species and confidence scores for taxonomic assignment.</w:t>
+      </w:r>
+    </w:p>
+    <w:p>
+      <w:pPr>
+        <w:spacing w:line="276" w:lineRule="auto"/>
+        <w:jc w:val="both"/>
+        <w:rPr>
+          <w:rFonts w:ascii="Times New Roman" w:hAnsi="Times New Roman" w:cs="Times New Roman"/>
+        </w:rPr>
+      </w:pPr>
+    </w:p>
+    <w:p>
+      <w:pPr>
+        <w:spacing w:line="276" w:lineRule="auto"/>
+        <w:jc w:val="both"/>
+        <w:rPr>
+          <w:rFonts w:ascii="Times New Roman" w:hAnsi="Times New Roman" w:cs="Times New Roman"/>
           <w:b/>
           <w:bCs/>
         </w:rPr>
-        <w:t>Ib</w:t>
+      </w:pPr>
+      <w:r>
+        <w:rPr>
+          <w:rFonts w:ascii="Times New Roman" w:hAnsi="Times New Roman" w:cs="Times New Roman"/>
+          <w:b/>
+          <w:bCs/>
+        </w:rPr>
+        <w:t>Supplementary Table</w:t>
+      </w:r>
+      <w:r>
+        <w:rPr>
+          <w:rFonts w:ascii="Times New Roman" w:hAnsi="Times New Roman" w:cs="Times New Roman"/>
+          <w:b/>
+          <w:bCs/>
+        </w:rPr>
+        <w:t xml:space="preserve"> </w:t>
+      </w:r>
+      <w:r>
+        <w:rPr>
+          <w:rFonts w:ascii="Times New Roman" w:hAnsi="Times New Roman" w:cs="Times New Roman"/>
+          <w:b/>
+          <w:bCs/>
+        </w:rPr>
+        <w:t>3</w:t>
+      </w:r>
+      <w:r>
+        <w:rPr>
+          <w:rFonts w:ascii="Times New Roman" w:hAnsi="Times New Roman" w:cs="Times New Roman"/>
+          <w:b/>
+          <w:bCs/>
+        </w:rPr>
+        <w:t xml:space="preserve">. </w:t>
+      </w:r>
+      <w:r>
+        <w:rPr>
+          <w:rFonts w:ascii="Times New Roman" w:hAnsi="Times New Roman" w:cs="Times New Roman"/>
+          <w:b/>
+          <w:bCs/>
+        </w:rPr>
+        <w:t xml:space="preserve">Differentially abundant (DA) ASVs in </w:t>
+      </w:r>
+      <w:r>
+        <w:rPr>
+          <w:rFonts w:ascii="Times New Roman" w:hAnsi="Times New Roman" w:cs="Times New Roman"/>
+          <w:b/>
+          <w:bCs/>
+          <w:i/>
+          <w:iCs/>
+        </w:rPr>
+        <w:t>Lotus</w:t>
+      </w:r>
+      <w:r>
+        <w:rPr>
+          <w:rFonts w:ascii="Times New Roman" w:hAnsi="Times New Roman" w:cs="Times New Roman"/>
+          <w:b/>
+          <w:bCs/>
+        </w:rPr>
+        <w:t xml:space="preserve"> and </w:t>
+      </w:r>
+      <w:r>
+        <w:rPr>
+          <w:rFonts w:ascii="Times New Roman" w:hAnsi="Times New Roman" w:cs="Times New Roman"/>
+          <w:b/>
+          <w:bCs/>
+          <w:i/>
+          <w:iCs/>
+        </w:rPr>
+        <w:t>Hordeum</w:t>
+      </w:r>
+      <w:r>
+        <w:rPr>
+          <w:rFonts w:ascii="Times New Roman" w:hAnsi="Times New Roman" w:cs="Times New Roman"/>
+          <w:b/>
+          <w:bCs/>
+        </w:rPr>
+        <w:t xml:space="preserve"> wild-type and CSSP mutants across soils. </w:t>
+      </w:r>
+      <w:r>
+        <w:rPr>
+          <w:rFonts w:ascii="Times New Roman" w:hAnsi="Times New Roman" w:cs="Times New Roman"/>
+        </w:rPr>
+        <w:t xml:space="preserve">The table </w:t>
+      </w:r>
+      <w:r>
+        <w:rPr>
+          <w:rFonts w:ascii="Times New Roman" w:hAnsi="Times New Roman" w:cs="Times New Roman"/>
+        </w:rPr>
+        <w:t>includes</w:t>
+      </w:r>
+      <w:r>
+        <w:rPr>
+          <w:rFonts w:ascii="Times New Roman" w:hAnsi="Times New Roman" w:cs="Times New Roman"/>
+        </w:rPr>
+        <w:t xml:space="preserve"> four sheets. Sheet 1 (“Lotus DA overview”) lists, for each </w:t>
+      </w:r>
+      <w:r>
+        <w:rPr>
+          <w:rFonts w:ascii="Times New Roman" w:hAnsi="Times New Roman" w:cs="Times New Roman"/>
+          <w:i/>
+          <w:iCs/>
+        </w:rPr>
+        <w:t>Lotus</w:t>
+      </w:r>
+      <w:r>
+        <w:rPr>
+          <w:rFonts w:ascii="Times New Roman" w:hAnsi="Times New Roman" w:cs="Times New Roman"/>
+        </w:rPr>
+        <w:t xml:space="preserve"> genotype-compartment-soil combination</w:t>
+      </w:r>
+      <w:commentRangeStart w:id="20"/>
+      <w:r>
+        <w:rPr>
+          <w:rFonts w:ascii="Times New Roman" w:hAnsi="Times New Roman" w:cs="Times New Roman"/>
+        </w:rPr>
+        <w:t xml:space="preserve">, the total number of ASVs detected and the number of </w:t>
+      </w:r>
+      <w:r>
+        <w:rPr>
+          <w:rFonts w:ascii="Times New Roman" w:hAnsi="Times New Roman" w:cs="Times New Roman"/>
+        </w:rPr>
+        <w:t xml:space="preserve">DA </w:t>
+      </w:r>
+      <w:r>
+        <w:rPr>
+          <w:rFonts w:ascii="Times New Roman" w:hAnsi="Times New Roman" w:cs="Times New Roman"/>
+        </w:rPr>
+        <w:t xml:space="preserve">ASVs </w:t>
+      </w:r>
+      <w:r>
+        <w:rPr>
+          <w:rFonts w:ascii="Times New Roman" w:hAnsi="Times New Roman" w:cs="Times New Roman"/>
+        </w:rPr>
+        <w:t>relative to</w:t>
+      </w:r>
+      <w:r>
+        <w:rPr>
+          <w:rFonts w:ascii="Times New Roman" w:hAnsi="Times New Roman" w:cs="Times New Roman"/>
+        </w:rPr>
+        <w:t xml:space="preserve"> wild-type.</w:t>
+      </w:r>
+      <w:commentRangeEnd w:id="20"/>
+      <w:r>
+        <w:rPr>
+          <w:rStyle w:val="CommentReference"/>
+        </w:rPr>
+        <w:commentReference w:id="20"/>
+      </w:r>
+      <w:r>
+        <w:rPr>
+          <w:rFonts w:ascii="Times New Roman" w:hAnsi="Times New Roman" w:cs="Times New Roman"/>
+        </w:rPr>
+        <w:t xml:space="preserve"> Sheet 2 (“Lotus DA ASVs”</w:t>
+      </w:r>
+      <w:r>
+        <w:rPr>
+          <w:rFonts w:ascii="Times New Roman" w:hAnsi="Times New Roman" w:cs="Times New Roman"/>
+        </w:rPr>
+        <w:t>)</w:t>
+      </w:r>
+      <w:r>
+        <w:rPr>
+          <w:rFonts w:ascii="Times New Roman" w:hAnsi="Times New Roman" w:cs="Times New Roman"/>
+        </w:rPr>
+        <w:t xml:space="preserve"> provides </w:t>
+      </w:r>
+      <w:r>
+        <w:rPr>
+          <w:rFonts w:ascii="Times New Roman" w:hAnsi="Times New Roman" w:cs="Times New Roman"/>
+        </w:rPr>
+        <w:t>ASV-level information</w:t>
+      </w:r>
+      <w:r>
+        <w:rPr>
+          <w:rFonts w:ascii="Times New Roman" w:hAnsi="Times New Roman" w:cs="Times New Roman"/>
+        </w:rPr>
+        <w:t>, including ASV identifier, soil, compartment, genotype, log fold change relative to wild-type, and method of detection (</w:t>
+      </w:r>
+      <w:proofErr w:type="spellStart"/>
+      <w:r>
+        <w:rPr>
+          <w:rFonts w:ascii="Times New Roman" w:hAnsi="Times New Roman" w:cs="Times New Roman"/>
+        </w:rPr>
+        <w:t>DA_by_sig</w:t>
       </w:r>
       <w:proofErr w:type="spellEnd"/>
       <w:r>
         <w:rPr>
           <w:rFonts w:ascii="Times New Roman" w:hAnsi="Times New Roman" w:cs="Times New Roman"/>
+        </w:rPr>
+        <w:t xml:space="preserve"> from MaAsLin2 or </w:t>
+      </w:r>
+      <w:proofErr w:type="spellStart"/>
+      <w:r>
+        <w:rPr>
+          <w:rFonts w:ascii="Times New Roman" w:hAnsi="Times New Roman" w:cs="Times New Roman"/>
+        </w:rPr>
+        <w:t>DA_by_struc_zero</w:t>
+      </w:r>
+      <w:proofErr w:type="spellEnd"/>
+      <w:r>
+        <w:rPr>
+          <w:rFonts w:ascii="Times New Roman" w:hAnsi="Times New Roman" w:cs="Times New Roman"/>
+        </w:rPr>
+        <w:t xml:space="preserve"> from structural zero analysis). Sheets 3 and 4 contain equivalent overview and AS</w:t>
+      </w:r>
+      <w:r>
+        <w:rPr>
+          <w:rFonts w:ascii="Times New Roman" w:hAnsi="Times New Roman" w:cs="Times New Roman"/>
+        </w:rPr>
+        <w:t>V</w:t>
+      </w:r>
+      <w:r>
+        <w:rPr>
+          <w:rFonts w:ascii="Times New Roman" w:hAnsi="Times New Roman" w:cs="Times New Roman"/>
+        </w:rPr>
+        <w:t xml:space="preserve">-level information for </w:t>
+      </w:r>
+      <w:r>
+        <w:rPr>
+          <w:rFonts w:ascii="Times New Roman" w:hAnsi="Times New Roman" w:cs="Times New Roman"/>
+          <w:i/>
+          <w:iCs/>
+        </w:rPr>
+        <w:t>Hordeum</w:t>
+      </w:r>
+      <w:r>
+        <w:rPr>
+          <w:rFonts w:ascii="Times New Roman" w:hAnsi="Times New Roman" w:cs="Times New Roman"/>
+        </w:rPr>
+        <w:t>.</w:t>
+      </w:r>
+    </w:p>
+    <w:p>
+      <w:pPr>
+        <w:spacing w:line="276" w:lineRule="auto"/>
+        <w:jc w:val="both"/>
+        <w:rPr>
+          <w:rFonts w:ascii="Times New Roman" w:hAnsi="Times New Roman" w:cs="Times New Roman"/>
           <w:b/>
           <w:bCs/>
         </w:rPr>
-        <w:t xml:space="preserve"> add </w:t>
-      </w:r>
-      <w:r>
+      </w:pPr>
+    </w:p>
+    <w:p>
+      <w:pPr>
+        <w:spacing w:line="276" w:lineRule="auto"/>
+        <w:jc w:val="both"/>
         <w:rPr>
           <w:rFonts w:ascii="Times New Roman" w:hAnsi="Times New Roman" w:cs="Times New Roman"/>
           <w:b/>
           <w:bCs/>
         </w:rPr>
-        <w:t>s</w:t>
-      </w:r>
+      </w:pPr>
       <w:r>
         <w:rPr>
           <w:rFonts w:ascii="Times New Roman" w:hAnsi="Times New Roman" w:cs="Times New Roman"/>
           <w:b/>
           <w:bCs/>
         </w:rPr>
-        <w:t>upplementary figure caption for prediction section</w:t>
+        <w:t>Supplementary Table</w:t>
       </w:r>
       <w:r>
         <w:rPr>
@@ -41586,21 +44149,836 @@
           <w:b/>
           <w:bCs/>
         </w:rPr>
+        <w:t xml:space="preserve"> </w:t>
+      </w:r>
+      <w:r>
+        <w:rPr>
+          <w:rFonts w:ascii="Times New Roman" w:hAnsi="Times New Roman" w:cs="Times New Roman"/>
+          <w:b/>
+          <w:bCs/>
+        </w:rPr>
+        <w:t>4</w:t>
+      </w:r>
+      <w:r>
+        <w:rPr>
+          <w:rFonts w:ascii="Times New Roman" w:hAnsi="Times New Roman" w:cs="Times New Roman"/>
+          <w:b/>
+          <w:bCs/>
+        </w:rPr>
+        <w:t xml:space="preserve">. </w:t>
+      </w:r>
+      <w:r>
+        <w:rPr>
+          <w:rFonts w:ascii="Times New Roman" w:hAnsi="Times New Roman" w:cs="Times New Roman"/>
+          <w:b/>
+          <w:bCs/>
+        </w:rPr>
+        <w:t>Differentially exuded metabolites (DEMs) in Lotus CSSP mutants compared with wild-type.</w:t>
+      </w:r>
+      <w:r>
+        <w:rPr>
+          <w:rFonts w:ascii="Times New Roman" w:hAnsi="Times New Roman" w:cs="Times New Roman"/>
+        </w:rPr>
+        <w:t xml:space="preserve"> </w:t>
+      </w:r>
+      <w:r>
+        <w:rPr>
+          <w:rFonts w:ascii="Times New Roman" w:hAnsi="Times New Roman" w:cs="Times New Roman"/>
+        </w:rPr>
+        <w:t>Table corresponds to the data presented in Fig. 5. Columns</w:t>
+      </w:r>
+      <w:r>
+        <w:rPr>
+          <w:rFonts w:ascii="Times New Roman" w:hAnsi="Times New Roman" w:cs="Times New Roman"/>
+        </w:rPr>
+        <w:t xml:space="preserve"> </w:t>
+      </w:r>
+      <w:proofErr w:type="gramStart"/>
+      <w:r>
+        <w:rPr>
+          <w:rFonts w:ascii="Times New Roman" w:hAnsi="Times New Roman" w:cs="Times New Roman"/>
+        </w:rPr>
+        <w:t>includes</w:t>
+      </w:r>
+      <w:proofErr w:type="gramEnd"/>
+      <w:r>
+        <w:rPr>
+          <w:rFonts w:ascii="Times New Roman" w:hAnsi="Times New Roman" w:cs="Times New Roman"/>
+        </w:rPr>
+        <w:t xml:space="preserve"> the metabolite </w:t>
+      </w:r>
+      <w:proofErr w:type="spellStart"/>
+      <w:r>
+        <w:rPr>
+          <w:rFonts w:ascii="Times New Roman" w:hAnsi="Times New Roman" w:cs="Times New Roman"/>
+        </w:rPr>
+        <w:t>F</w:t>
+      </w:r>
+      <w:r>
+        <w:rPr>
+          <w:rFonts w:ascii="Times New Roman" w:hAnsi="Times New Roman" w:cs="Times New Roman"/>
+        </w:rPr>
+        <w:t>eatureID</w:t>
+      </w:r>
+      <w:proofErr w:type="spellEnd"/>
+      <w:r>
+        <w:rPr>
+          <w:rFonts w:ascii="Times New Roman" w:hAnsi="Times New Roman" w:cs="Times New Roman"/>
+        </w:rPr>
+        <w:t>, the differential exudation status in each mutant relative to wild-type</w:t>
+      </w:r>
+      <w:r>
+        <w:rPr>
+          <w:rFonts w:ascii="Times New Roman" w:hAnsi="Times New Roman" w:cs="Times New Roman"/>
+        </w:rPr>
+        <w:t xml:space="preserve"> (</w:t>
+      </w:r>
+      <w:r>
+        <w:rPr>
+          <w:rFonts w:ascii="Times New Roman" w:hAnsi="Times New Roman" w:cs="Times New Roman"/>
+        </w:rPr>
+        <w:t>-1</w:t>
+      </w:r>
+      <w:r>
+        <w:rPr>
+          <w:rFonts w:ascii="Times New Roman" w:hAnsi="Times New Roman" w:cs="Times New Roman"/>
+        </w:rPr>
+        <w:t>:</w:t>
+      </w:r>
+      <w:r>
+        <w:rPr>
+          <w:rFonts w:ascii="Times New Roman" w:hAnsi="Times New Roman" w:cs="Times New Roman"/>
+        </w:rPr>
+        <w:t xml:space="preserve"> significantly depleted, 0</w:t>
+      </w:r>
+      <w:r>
+        <w:rPr>
+          <w:rFonts w:ascii="Times New Roman" w:hAnsi="Times New Roman" w:cs="Times New Roman"/>
+        </w:rPr>
+        <w:t xml:space="preserve">: </w:t>
+      </w:r>
+      <w:r>
+        <w:rPr>
+          <w:rFonts w:ascii="Times New Roman" w:hAnsi="Times New Roman" w:cs="Times New Roman"/>
+        </w:rPr>
+        <w:t>no significant change, 1</w:t>
+      </w:r>
+      <w:r>
+        <w:rPr>
+          <w:rFonts w:ascii="Times New Roman" w:hAnsi="Times New Roman" w:cs="Times New Roman"/>
+        </w:rPr>
+        <w:t xml:space="preserve">: </w:t>
+      </w:r>
+      <w:r>
+        <w:rPr>
+          <w:rFonts w:ascii="Times New Roman" w:hAnsi="Times New Roman" w:cs="Times New Roman"/>
+        </w:rPr>
+        <w:t>significantly enriched)</w:t>
+      </w:r>
+      <w:r>
+        <w:rPr>
+          <w:rFonts w:ascii="Times New Roman" w:hAnsi="Times New Roman" w:cs="Times New Roman"/>
+        </w:rPr>
+        <w:t>, and measured</w:t>
+      </w:r>
+      <w:r>
+        <w:rPr>
+          <w:rFonts w:ascii="Times New Roman" w:hAnsi="Times New Roman" w:cs="Times New Roman"/>
+        </w:rPr>
+        <w:t xml:space="preserve"> </w:t>
+      </w:r>
+      <w:r>
+        <w:rPr>
+          <w:rFonts w:ascii="Times New Roman" w:hAnsi="Times New Roman" w:cs="Times New Roman"/>
+        </w:rPr>
+        <w:t>i</w:t>
+      </w:r>
+      <w:r>
+        <w:rPr>
+          <w:rFonts w:ascii="Times New Roman" w:hAnsi="Times New Roman" w:cs="Times New Roman"/>
+        </w:rPr>
+        <w:t>ntensities</w:t>
+      </w:r>
+      <w:r>
+        <w:rPr>
+          <w:rFonts w:ascii="Times New Roman" w:hAnsi="Times New Roman" w:cs="Times New Roman"/>
+        </w:rPr>
+        <w:t xml:space="preserve"> in individual samples for all genotypes. Full annotation data are provided for two classifiers (NPC and </w:t>
+      </w:r>
+      <w:proofErr w:type="spellStart"/>
+      <w:r>
+        <w:rPr>
+          <w:rFonts w:ascii="Times New Roman" w:hAnsi="Times New Roman" w:cs="Times New Roman"/>
+        </w:rPr>
+        <w:t>ClassyFire</w:t>
+      </w:r>
+      <w:proofErr w:type="spellEnd"/>
+      <w:r>
+        <w:rPr>
+          <w:rFonts w:ascii="Times New Roman" w:hAnsi="Times New Roman" w:cs="Times New Roman"/>
+        </w:rPr>
+        <w:t xml:space="preserve">), along with spectral information (ion mass, retention time, formula, aligned feature ID, etc.). </w:t>
+      </w:r>
+      <w:commentRangeStart w:id="21"/>
+      <w:r>
+        <w:rPr>
+          <w:rFonts w:ascii="Times New Roman" w:hAnsi="Times New Roman" w:cs="Times New Roman"/>
+        </w:rPr>
+        <w:t>Statistical significance was determined using pairwise Tobit regression with Benjamini-Hochberg correction (FDR)</w:t>
+      </w:r>
+      <w:commentRangeEnd w:id="21"/>
+      <w:r>
+        <w:rPr>
+          <w:rStyle w:val="CommentReference"/>
+        </w:rPr>
+        <w:commentReference w:id="21"/>
+      </w:r>
+      <w:r>
+        <w:rPr>
+          <w:rFonts w:ascii="Times New Roman" w:hAnsi="Times New Roman" w:cs="Times New Roman"/>
+        </w:rPr>
         <w:t>.</w:t>
       </w:r>
-      <w:r>
-        <w:rPr>
-          <w:rFonts w:ascii="Times New Roman" w:hAnsi="Times New Roman" w:cs="Times New Roman"/>
-        </w:rPr>
-        <w:t xml:space="preserve"> XXX..</w:t>
-      </w:r>
-      <w:commentRangeEnd w:id="23"/>
+    </w:p>
+    <w:p>
+      <w:pPr>
+        <w:spacing w:line="276" w:lineRule="auto"/>
+        <w:jc w:val="both"/>
+        <w:rPr>
+          <w:rFonts w:ascii="Times New Roman" w:hAnsi="Times New Roman" w:cs="Times New Roman"/>
+          <w:b/>
+          <w:bCs/>
+        </w:rPr>
+      </w:pPr>
+    </w:p>
+    <w:p>
+      <w:pPr>
+        <w:spacing w:line="276" w:lineRule="auto"/>
+        <w:jc w:val="both"/>
+        <w:rPr>
+          <w:rFonts w:ascii="Times New Roman" w:hAnsi="Times New Roman" w:cs="Times New Roman"/>
+        </w:rPr>
+      </w:pPr>
+      <w:r>
+        <w:rPr>
+          <w:rFonts w:ascii="Times New Roman" w:hAnsi="Times New Roman" w:cs="Times New Roman"/>
+          <w:b/>
+          <w:bCs/>
+        </w:rPr>
+        <w:t>Supplementary Table</w:t>
+      </w:r>
+      <w:r>
+        <w:rPr>
+          <w:rFonts w:ascii="Times New Roman" w:hAnsi="Times New Roman" w:cs="Times New Roman"/>
+          <w:b/>
+          <w:bCs/>
+        </w:rPr>
+        <w:t xml:space="preserve"> </w:t>
+      </w:r>
+      <w:r>
+        <w:rPr>
+          <w:rFonts w:ascii="Times New Roman" w:hAnsi="Times New Roman" w:cs="Times New Roman"/>
+          <w:b/>
+          <w:bCs/>
+        </w:rPr>
+        <w:t>5</w:t>
+      </w:r>
+      <w:r>
+        <w:rPr>
+          <w:rFonts w:ascii="Times New Roman" w:hAnsi="Times New Roman" w:cs="Times New Roman"/>
+          <w:b/>
+          <w:bCs/>
+        </w:rPr>
+        <w:t xml:space="preserve">. </w:t>
+      </w:r>
+      <w:r>
+        <w:rPr>
+          <w:rFonts w:ascii="Times New Roman" w:hAnsi="Times New Roman" w:cs="Times New Roman"/>
+          <w:b/>
+          <w:bCs/>
+        </w:rPr>
+        <w:t xml:space="preserve">Differentially exuded metabolites (DEMs) in </w:t>
+      </w:r>
+      <w:r>
+        <w:rPr>
+          <w:rFonts w:ascii="Times New Roman" w:hAnsi="Times New Roman" w:cs="Times New Roman"/>
+          <w:b/>
+          <w:bCs/>
+          <w:i/>
+          <w:iCs/>
+        </w:rPr>
+        <w:t>Hordeum</w:t>
+      </w:r>
+      <w:r>
+        <w:rPr>
+          <w:rFonts w:ascii="Times New Roman" w:hAnsi="Times New Roman" w:cs="Times New Roman"/>
+          <w:b/>
+          <w:bCs/>
+        </w:rPr>
+        <w:t xml:space="preserve"> CSSP mutants compared with wild-type.</w:t>
+      </w:r>
+      <w:r>
+        <w:rPr>
+          <w:rFonts w:ascii="Times New Roman" w:hAnsi="Times New Roman" w:cs="Times New Roman"/>
+        </w:rPr>
+        <w:t xml:space="preserve"> Table corresponds to the data presented in Fig. 5. Columns </w:t>
+      </w:r>
+      <w:proofErr w:type="gramStart"/>
+      <w:r>
+        <w:rPr>
+          <w:rFonts w:ascii="Times New Roman" w:hAnsi="Times New Roman" w:cs="Times New Roman"/>
+        </w:rPr>
+        <w:t>includes</w:t>
+      </w:r>
+      <w:proofErr w:type="gramEnd"/>
+      <w:r>
+        <w:rPr>
+          <w:rFonts w:ascii="Times New Roman" w:hAnsi="Times New Roman" w:cs="Times New Roman"/>
+        </w:rPr>
+        <w:t xml:space="preserve"> the metabolite </w:t>
+      </w:r>
+      <w:proofErr w:type="spellStart"/>
+      <w:r>
+        <w:rPr>
+          <w:rFonts w:ascii="Times New Roman" w:hAnsi="Times New Roman" w:cs="Times New Roman"/>
+        </w:rPr>
+        <w:t>FeatureID</w:t>
+      </w:r>
+      <w:proofErr w:type="spellEnd"/>
+      <w:r>
+        <w:rPr>
+          <w:rFonts w:ascii="Times New Roman" w:hAnsi="Times New Roman" w:cs="Times New Roman"/>
+        </w:rPr>
+        <w:t xml:space="preserve">, the differential exudation status in each mutant relative to wild-type (-1: significantly depleted, 0: no significant change, 1: significantly enriched), and </w:t>
+      </w:r>
+      <w:r>
+        <w:rPr>
+          <w:rFonts w:ascii="Times New Roman" w:hAnsi="Times New Roman" w:cs="Times New Roman"/>
+        </w:rPr>
+        <w:lastRenderedPageBreak/>
+        <w:t xml:space="preserve">measured intensities in individual samples for all genotypes. Full annotation data are provided for two classifiers (NPC and </w:t>
+      </w:r>
+      <w:proofErr w:type="spellStart"/>
+      <w:r>
+        <w:rPr>
+          <w:rFonts w:ascii="Times New Roman" w:hAnsi="Times New Roman" w:cs="Times New Roman"/>
+        </w:rPr>
+        <w:t>ClassyFire</w:t>
+      </w:r>
+      <w:proofErr w:type="spellEnd"/>
+      <w:r>
+        <w:rPr>
+          <w:rFonts w:ascii="Times New Roman" w:hAnsi="Times New Roman" w:cs="Times New Roman"/>
+        </w:rPr>
+        <w:t xml:space="preserve">), along with spectral information (ion mass, retention time, formula, aligned feature ID, etc.). </w:t>
+      </w:r>
+      <w:commentRangeStart w:id="22"/>
+      <w:r>
+        <w:rPr>
+          <w:rFonts w:ascii="Times New Roman" w:hAnsi="Times New Roman" w:cs="Times New Roman"/>
+        </w:rPr>
+        <w:t>Statistical significance was determined using pairwise Tobit regression with Benjamini-Hochberg correction (FDR).</w:t>
+      </w:r>
+      <w:commentRangeEnd w:id="22"/>
       <w:r>
         <w:rPr>
           <w:rStyle w:val="CommentReference"/>
         </w:rPr>
-        <w:commentReference w:id="23"/>
-      </w:r>
+        <w:commentReference w:id="22"/>
+      </w:r>
+    </w:p>
+    <w:p>
+      <w:pPr>
+        <w:spacing w:line="276" w:lineRule="auto"/>
+        <w:jc w:val="both"/>
+        <w:rPr>
+          <w:rFonts w:ascii="Times New Roman" w:hAnsi="Times New Roman" w:cs="Times New Roman"/>
+        </w:rPr>
+      </w:pPr>
+    </w:p>
+    <w:p>
+      <w:pPr>
+        <w:spacing w:line="276" w:lineRule="auto"/>
+        <w:jc w:val="both"/>
+        <w:rPr>
+          <w:rFonts w:ascii="Times New Roman" w:hAnsi="Times New Roman" w:cs="Times New Roman"/>
+          <w:b/>
+          <w:bCs/>
+          <w:highlight w:val="red"/>
+        </w:rPr>
+      </w:pPr>
+      <w:r>
+        <w:rPr>
+          <w:rFonts w:ascii="Times New Roman" w:hAnsi="Times New Roman" w:cs="Times New Roman"/>
+          <w:b/>
+          <w:bCs/>
+          <w:highlight w:val="red"/>
+        </w:rPr>
+        <w:t xml:space="preserve">Supplementary Table </w:t>
+      </w:r>
+      <w:r>
+        <w:rPr>
+          <w:rFonts w:ascii="Times New Roman" w:hAnsi="Times New Roman" w:cs="Times New Roman"/>
+          <w:b/>
+          <w:bCs/>
+          <w:highlight w:val="red"/>
+        </w:rPr>
+        <w:t>6</w:t>
+      </w:r>
+      <w:r>
+        <w:rPr>
+          <w:rFonts w:ascii="Times New Roman" w:hAnsi="Times New Roman" w:cs="Times New Roman"/>
+          <w:b/>
+          <w:bCs/>
+          <w:highlight w:val="red"/>
+        </w:rPr>
+        <w:t xml:space="preserve">. </w:t>
+      </w:r>
+      <w:r>
+        <w:rPr>
+          <w:rFonts w:ascii="Times New Roman" w:hAnsi="Times New Roman" w:cs="Times New Roman"/>
+          <w:b/>
+          <w:bCs/>
+          <w:highlight w:val="red"/>
+        </w:rPr>
+        <w:t>SynCom Lotus DA ASVs</w:t>
+      </w:r>
+      <w:r>
+        <w:rPr>
+          <w:rFonts w:ascii="Times New Roman" w:hAnsi="Times New Roman" w:cs="Times New Roman"/>
+          <w:b/>
+          <w:bCs/>
+          <w:highlight w:val="red"/>
+        </w:rPr>
+        <w:t>.</w:t>
+      </w:r>
+      <w:r>
+        <w:rPr>
+          <w:rFonts w:ascii="Times New Roman" w:hAnsi="Times New Roman" w:cs="Times New Roman"/>
+          <w:highlight w:val="red"/>
+        </w:rPr>
+        <w:t xml:space="preserve"> </w:t>
+      </w:r>
+      <w:r>
+        <w:rPr>
+          <w:rFonts w:ascii="Times New Roman" w:hAnsi="Times New Roman" w:cs="Times New Roman"/>
+          <w:highlight w:val="red"/>
+        </w:rPr>
+        <w:t>XX</w:t>
+      </w:r>
+    </w:p>
+    <w:p>
+      <w:pPr>
+        <w:spacing w:line="276" w:lineRule="auto"/>
+        <w:jc w:val="both"/>
+        <w:rPr>
+          <w:rFonts w:ascii="Times New Roman" w:hAnsi="Times New Roman" w:cs="Times New Roman"/>
+          <w:b/>
+          <w:bCs/>
+          <w:highlight w:val="red"/>
+        </w:rPr>
+      </w:pPr>
+    </w:p>
+    <w:p>
+      <w:pPr>
+        <w:spacing w:line="276" w:lineRule="auto"/>
+        <w:jc w:val="both"/>
+        <w:rPr>
+          <w:rFonts w:ascii="Times New Roman" w:hAnsi="Times New Roman" w:cs="Times New Roman"/>
+        </w:rPr>
+      </w:pPr>
+      <w:r>
+        <w:rPr>
+          <w:rFonts w:ascii="Times New Roman" w:hAnsi="Times New Roman" w:cs="Times New Roman"/>
+          <w:b/>
+          <w:bCs/>
+          <w:highlight w:val="red"/>
+        </w:rPr>
+        <w:t xml:space="preserve">Supplementary Table </w:t>
+      </w:r>
+      <w:r>
+        <w:rPr>
+          <w:rFonts w:ascii="Times New Roman" w:hAnsi="Times New Roman" w:cs="Times New Roman"/>
+          <w:b/>
+          <w:bCs/>
+          <w:highlight w:val="red"/>
+        </w:rPr>
+        <w:t>7</w:t>
+      </w:r>
+      <w:r>
+        <w:rPr>
+          <w:rFonts w:ascii="Times New Roman" w:hAnsi="Times New Roman" w:cs="Times New Roman"/>
+          <w:b/>
+          <w:bCs/>
+          <w:highlight w:val="red"/>
+        </w:rPr>
+        <w:t xml:space="preserve">. SynCom </w:t>
+      </w:r>
+      <w:r>
+        <w:rPr>
+          <w:rFonts w:ascii="Times New Roman" w:hAnsi="Times New Roman" w:cs="Times New Roman"/>
+          <w:b/>
+          <w:bCs/>
+          <w:highlight w:val="red"/>
+        </w:rPr>
+        <w:t>Hordeum</w:t>
+      </w:r>
+      <w:r>
+        <w:rPr>
+          <w:rFonts w:ascii="Times New Roman" w:hAnsi="Times New Roman" w:cs="Times New Roman"/>
+          <w:b/>
+          <w:bCs/>
+          <w:highlight w:val="red"/>
+        </w:rPr>
+        <w:t xml:space="preserve"> DA AS</w:t>
+      </w:r>
+      <w:r>
+        <w:rPr>
+          <w:rFonts w:ascii="Times New Roman" w:hAnsi="Times New Roman" w:cs="Times New Roman"/>
+          <w:b/>
+          <w:bCs/>
+          <w:highlight w:val="red"/>
+        </w:rPr>
+        <w:t>V</w:t>
+      </w:r>
+      <w:r>
+        <w:rPr>
+          <w:rFonts w:ascii="Times New Roman" w:hAnsi="Times New Roman" w:cs="Times New Roman"/>
+          <w:b/>
+          <w:bCs/>
+          <w:highlight w:val="red"/>
+        </w:rPr>
+        <w:t>s.</w:t>
+      </w:r>
+      <w:r>
+        <w:rPr>
+          <w:rFonts w:ascii="Times New Roman" w:hAnsi="Times New Roman" w:cs="Times New Roman"/>
+          <w:highlight w:val="red"/>
+        </w:rPr>
+        <w:t xml:space="preserve"> XX</w:t>
+      </w:r>
+    </w:p>
+    <w:p>
+      <w:pPr>
+        <w:spacing w:line="276" w:lineRule="auto"/>
+        <w:jc w:val="both"/>
+        <w:rPr>
+          <w:rFonts w:ascii="Times New Roman" w:hAnsi="Times New Roman" w:cs="Times New Roman"/>
+        </w:rPr>
+      </w:pPr>
+    </w:p>
+    <w:p>
+      <w:pPr>
+        <w:spacing w:line="276" w:lineRule="auto"/>
+        <w:jc w:val="both"/>
+        <w:rPr>
+          <w:rFonts w:ascii="Times New Roman" w:hAnsi="Times New Roman" w:cs="Times New Roman"/>
+          <w:b/>
+          <w:bCs/>
+        </w:rPr>
+      </w:pPr>
+      <w:r>
+        <w:rPr>
+          <w:rFonts w:ascii="Times New Roman" w:hAnsi="Times New Roman" w:cs="Times New Roman"/>
+          <w:b/>
+          <w:bCs/>
+        </w:rPr>
+        <w:t>Supplementary Table</w:t>
+      </w:r>
+      <w:r>
+        <w:rPr>
+          <w:rFonts w:ascii="Times New Roman" w:hAnsi="Times New Roman" w:cs="Times New Roman"/>
+          <w:b/>
+          <w:bCs/>
+        </w:rPr>
+        <w:t xml:space="preserve"> </w:t>
+      </w:r>
+      <w:r>
+        <w:rPr>
+          <w:rFonts w:ascii="Times New Roman" w:hAnsi="Times New Roman" w:cs="Times New Roman"/>
+          <w:b/>
+          <w:bCs/>
+        </w:rPr>
+        <w:t>8</w:t>
+      </w:r>
+      <w:r>
+        <w:rPr>
+          <w:rFonts w:ascii="Times New Roman" w:hAnsi="Times New Roman" w:cs="Times New Roman"/>
+          <w:b/>
+          <w:bCs/>
+        </w:rPr>
+        <w:t xml:space="preserve">. </w:t>
+      </w:r>
+      <w:r>
+        <w:rPr>
+          <w:rFonts w:ascii="Times New Roman" w:hAnsi="Times New Roman" w:cs="Times New Roman"/>
+          <w:b/>
+          <w:bCs/>
+        </w:rPr>
+        <w:t>L</w:t>
+      </w:r>
+      <w:r>
+        <w:rPr>
+          <w:rFonts w:ascii="Times New Roman" w:hAnsi="Times New Roman" w:cs="Times New Roman"/>
+          <w:b/>
+          <w:bCs/>
+        </w:rPr>
+        <w:t>j-SPHERE bacterial culture collection</w:t>
+      </w:r>
+      <w:r>
+        <w:rPr>
+          <w:rFonts w:ascii="Times New Roman" w:hAnsi="Times New Roman" w:cs="Times New Roman"/>
+          <w:b/>
+          <w:bCs/>
+        </w:rPr>
+        <w:t>.</w:t>
+      </w:r>
+      <w:r>
+        <w:rPr>
+          <w:rFonts w:ascii="Times New Roman" w:hAnsi="Times New Roman" w:cs="Times New Roman"/>
+        </w:rPr>
+        <w:t xml:space="preserve"> </w:t>
+      </w:r>
+      <w:r>
+        <w:rPr>
+          <w:rFonts w:ascii="Times New Roman" w:hAnsi="Times New Roman" w:cs="Times New Roman"/>
+        </w:rPr>
+        <w:t xml:space="preserve">The table provides information on isolates from the </w:t>
+      </w:r>
+      <w:r>
+        <w:rPr>
+          <w:rFonts w:ascii="Times New Roman" w:hAnsi="Times New Roman" w:cs="Times New Roman"/>
+          <w:i/>
+          <w:iCs/>
+        </w:rPr>
+        <w:t>Lotus japonicus</w:t>
+      </w:r>
+      <w:r>
+        <w:rPr>
+          <w:rFonts w:ascii="Times New Roman" w:hAnsi="Times New Roman" w:cs="Times New Roman"/>
+        </w:rPr>
+        <w:t xml:space="preserve"> bacterial culture collection (Lj-SPHERE) described by Wippel </w:t>
+      </w:r>
+      <w:r>
+        <w:rPr>
+          <w:rFonts w:ascii="Times New Roman" w:hAnsi="Times New Roman" w:cs="Times New Roman"/>
+          <w:i/>
+          <w:iCs/>
+        </w:rPr>
+        <w:t>et al</w:t>
+      </w:r>
+      <w:r>
+        <w:rPr>
+          <w:rFonts w:ascii="Times New Roman" w:hAnsi="Times New Roman" w:cs="Times New Roman"/>
+        </w:rPr>
+        <w:t xml:space="preserve">. </w:t>
+      </w:r>
+      <w:r>
+        <w:rPr>
+          <w:rFonts w:ascii="Times New Roman" w:hAnsi="Times New Roman" w:cs="Times New Roman"/>
+        </w:rPr>
+        <w:fldChar w:fldCharType="begin"/>
+      </w:r>
+      <w:r>
+        <w:rPr>
+          <w:rFonts w:ascii="Times New Roman" w:hAnsi="Times New Roman" w:cs="Times New Roman"/>
+        </w:rPr>
+        <w:instrText xml:space="preserve"> ADDIN ZOTERO_ITEM CSL_CITATION {"citationID":"ABbgsU6B","properties":{"unsorted":false,"formattedCitation":"(112)","plainCitation":"(112)","noteIndex":0},"citationItems":[{"id":2,"uris":["http://zotero.org/groups/5942984/items/HKWMT3RW"],"itemData":{"id":2,"type":"article-journal","abstract":"Roots of different plant species are colonized by bacterial communities, that are distinct even when hosts share the same habitat. It remains unclear to what extent the host actively selects these communities and whether commensals are adapted to a specific plant species. To address this question, we assembled a sequence-indexed bacterial culture collection from roots and nodules of Lotus japonicus that contains representatives of most species previously identified using metagenomics. We analysed taxonomically paired synthetic communities from L. japonicus and Arabidopsis thaliana in a multi-species gnotobiotic system and detected signatures of host preference among commensal bacteria in a community context, but not in mono-associations. Sequential inoculation experiments revealed priority effects during root microbiota assembly, where established communities are resilient to invasion by latecomers, and that host preference of commensal bacteria confers a competitive advantage in their cognate host. Our findings show that host preference in commensal bacteria from diverse taxonomic groups is associated with their invasiveness into standing root-associated communities.","container-title":"Nature Microbiology","DOI":"10.1038/s41564-021-00941-9","ISSN":"2058-5276","issue":"9","journalAbbreviation":"Nat Microbiol","language":"en","license":"2021 The Author(s)","page":"1150-1162","publisher":"Nature Publishing Group","source":"www.nature.com","title":"Host preference and invasiveness of commensal bacteria in the Lotus and Arabidopsis root microbiota","volume":"6","author":[{"family":"Wippel","given":"Kathrin"},{"family":"Tao","given":"Ke"},{"family":"Niu","given":"Yulong"},{"family":"Zgadzaj","given":"Rafal"},{"family":"Kiel","given":"Niklas"},{"family":"Guan","given":"Rui"},{"family":"Dahms","given":"Eik"},{"family":"Zhang","given":"Pengfan"},{"family":"Jensen","given":"Dorthe B."},{"family":"Logemann","given":"Elke"},{"family":"Radutoiu","given":"Simona"},{"family":"Schulze-Lefert","given":"Paul"},{"family":"Garrido-Oter","given":"Ruben"}],"issued":{"date-parts":[["2021",9]]}}}],"schema":"https://github.com/citation-style-language/schema/raw/master/csl-citation.json"} </w:instrText>
+      </w:r>
+      <w:r>
+        <w:rPr>
+          <w:rFonts w:ascii="Times New Roman" w:hAnsi="Times New Roman" w:cs="Times New Roman"/>
+        </w:rPr>
+        <w:fldChar w:fldCharType="separate"/>
+      </w:r>
+      <w:r>
+        <w:rPr>
+          <w:rFonts w:ascii="Times New Roman" w:hAnsi="Times New Roman" w:cs="Times New Roman"/>
+          <w:noProof/>
+        </w:rPr>
+        <w:t>(112)</w:t>
+      </w:r>
+      <w:r>
+        <w:rPr>
+          <w:rFonts w:ascii="Times New Roman" w:hAnsi="Times New Roman" w:cs="Times New Roman"/>
+        </w:rPr>
+        <w:fldChar w:fldCharType="end"/>
+      </w:r>
+      <w:r>
+        <w:rPr>
+          <w:rFonts w:ascii="Times New Roman" w:hAnsi="Times New Roman" w:cs="Times New Roman"/>
+        </w:rPr>
+        <w:t xml:space="preserve">, which were used in the gnotobiotic </w:t>
+      </w:r>
+      <w:r>
+        <w:rPr>
+          <w:rFonts w:ascii="Times New Roman" w:hAnsi="Times New Roman" w:cs="Times New Roman"/>
+          <w:i/>
+          <w:iCs/>
+        </w:rPr>
+        <w:t>Lotus</w:t>
+      </w:r>
+      <w:r>
+        <w:rPr>
+          <w:rFonts w:ascii="Times New Roman" w:hAnsi="Times New Roman" w:cs="Times New Roman"/>
+        </w:rPr>
+        <w:t xml:space="preserve"> experiment (Fig. 6). Sheet 1 lists isolate metadata, including PMS (stock) ID at Aarhus University, isolate ID, collection name, taxonomic annotation from Kingdom to Genus, host species, plant compartment from which the isolate was obtained, and the soil in which the plant was grown. Sheet 2 provides 16S rRNA V5-V7 sequences for the isolates; isolates with identical V5-V7 region were grouped. Sheet 3 lists the isolate group assignments corresponding to these sequence-based clusters.</w:t>
+      </w:r>
+    </w:p>
+    <w:p>
+      <w:pPr>
+        <w:spacing w:line="276" w:lineRule="auto"/>
+        <w:jc w:val="both"/>
+        <w:rPr>
+          <w:rFonts w:ascii="Times New Roman" w:hAnsi="Times New Roman" w:cs="Times New Roman"/>
+          <w:b/>
+          <w:bCs/>
+        </w:rPr>
+      </w:pPr>
+    </w:p>
+    <w:p>
+      <w:pPr>
+        <w:spacing w:line="276" w:lineRule="auto"/>
+        <w:jc w:val="both"/>
+        <w:rPr>
+          <w:rFonts w:ascii="Times New Roman" w:hAnsi="Times New Roman" w:cs="Times New Roman"/>
+          <w:b/>
+          <w:bCs/>
+        </w:rPr>
+      </w:pPr>
+      <w:r>
+        <w:rPr>
+          <w:rFonts w:ascii="Times New Roman" w:hAnsi="Times New Roman" w:cs="Times New Roman"/>
+          <w:b/>
+          <w:bCs/>
+        </w:rPr>
+        <w:t>Supplementary Table</w:t>
+      </w:r>
+      <w:r>
+        <w:rPr>
+          <w:rFonts w:ascii="Times New Roman" w:hAnsi="Times New Roman" w:cs="Times New Roman"/>
+          <w:b/>
+          <w:bCs/>
+        </w:rPr>
+        <w:t xml:space="preserve"> </w:t>
+      </w:r>
+      <w:r>
+        <w:rPr>
+          <w:rFonts w:ascii="Times New Roman" w:hAnsi="Times New Roman" w:cs="Times New Roman"/>
+          <w:b/>
+          <w:bCs/>
+        </w:rPr>
+        <w:t>9</w:t>
+      </w:r>
+      <w:r>
+        <w:rPr>
+          <w:rFonts w:ascii="Times New Roman" w:hAnsi="Times New Roman" w:cs="Times New Roman"/>
+          <w:b/>
+          <w:bCs/>
+        </w:rPr>
+        <w:t xml:space="preserve">. </w:t>
+      </w:r>
+      <w:r>
+        <w:rPr>
+          <w:rFonts w:ascii="Times New Roman" w:hAnsi="Times New Roman" w:cs="Times New Roman"/>
+          <w:b/>
+          <w:bCs/>
+          <w:i/>
+          <w:iCs/>
+        </w:rPr>
+        <w:t>Hordeum</w:t>
+      </w:r>
+      <w:r>
+        <w:rPr>
+          <w:rFonts w:ascii="Times New Roman" w:hAnsi="Times New Roman" w:cs="Times New Roman"/>
+          <w:b/>
+          <w:bCs/>
+        </w:rPr>
+        <w:t>-derived</w:t>
+      </w:r>
+      <w:r>
+        <w:rPr>
+          <w:rFonts w:ascii="Times New Roman" w:hAnsi="Times New Roman" w:cs="Times New Roman"/>
+          <w:b/>
+          <w:bCs/>
+        </w:rPr>
+        <w:t xml:space="preserve"> </w:t>
+      </w:r>
+      <w:r>
+        <w:rPr>
+          <w:rFonts w:ascii="Times New Roman" w:hAnsi="Times New Roman" w:cs="Times New Roman"/>
+          <w:b/>
+          <w:bCs/>
+        </w:rPr>
+        <w:t xml:space="preserve">bacterial </w:t>
+      </w:r>
+      <w:r>
+        <w:rPr>
+          <w:rFonts w:ascii="Times New Roman" w:hAnsi="Times New Roman" w:cs="Times New Roman"/>
+          <w:b/>
+          <w:bCs/>
+        </w:rPr>
+        <w:t>culture collection</w:t>
+      </w:r>
+      <w:r>
+        <w:rPr>
+          <w:rFonts w:ascii="Times New Roman" w:hAnsi="Times New Roman" w:cs="Times New Roman"/>
+          <w:b/>
+          <w:bCs/>
+        </w:rPr>
+        <w:t>.</w:t>
+      </w:r>
+      <w:r>
+        <w:rPr>
+          <w:rFonts w:ascii="Times New Roman" w:hAnsi="Times New Roman" w:cs="Times New Roman"/>
+        </w:rPr>
+        <w:t xml:space="preserve"> </w:t>
+      </w:r>
+      <w:r>
+        <w:rPr>
+          <w:rFonts w:ascii="Times New Roman" w:hAnsi="Times New Roman" w:cs="Times New Roman"/>
+        </w:rPr>
+        <w:t xml:space="preserve">The table provides information on bacterial isolates obtained from </w:t>
+      </w:r>
+      <w:r>
+        <w:rPr>
+          <w:rFonts w:ascii="Times New Roman" w:hAnsi="Times New Roman" w:cs="Times New Roman"/>
+          <w:i/>
+          <w:iCs/>
+        </w:rPr>
+        <w:t>Hordeum vulgare</w:t>
+      </w:r>
+      <w:r>
+        <w:rPr>
+          <w:rFonts w:ascii="Times New Roman" w:hAnsi="Times New Roman" w:cs="Times New Roman"/>
+        </w:rPr>
+        <w:t xml:space="preserve"> roots, used in the gnotobiotic </w:t>
+      </w:r>
+      <w:r>
+        <w:rPr>
+          <w:rFonts w:ascii="Times New Roman" w:hAnsi="Times New Roman" w:cs="Times New Roman"/>
+          <w:i/>
+          <w:iCs/>
+        </w:rPr>
+        <w:t>Hordeum</w:t>
+      </w:r>
+      <w:r>
+        <w:rPr>
+          <w:rFonts w:ascii="Times New Roman" w:hAnsi="Times New Roman" w:cs="Times New Roman"/>
+        </w:rPr>
+        <w:t xml:space="preserve"> experiment (Fig. 6). Sheet 1 lists isolate metadata, including PMS (stock) ID at Aarhus University, strain ID, taxonomic annotation from Kingdom to Organism, host species, genome availability, and cultivation medium. Sheet 2 provides 16S rRNA V5-V7 sequences for the isolates.</w:t>
+      </w:r>
+    </w:p>
+    <w:p>
+      <w:pPr>
+        <w:spacing w:line="276" w:lineRule="auto"/>
+        <w:jc w:val="both"/>
+        <w:rPr>
+          <w:rFonts w:ascii="Times New Roman" w:hAnsi="Times New Roman" w:cs="Times New Roman"/>
+          <w:b/>
+          <w:bCs/>
+        </w:rPr>
+      </w:pPr>
     </w:p>
     <w:sectPr>
       <w:pgSz w:w="11906" w:h="16838"/>
@@ -41724,7 +45102,7 @@
       </w:r>
     </w:p>
   </w:comment>
-  <w:comment w:id="5" w:author="Anna Marie Martyn" w:date="2026-02-17T15:40:00Z" w:initials="AMM">
+  <w:comment w:id="5" w:author="Anna Marie Martyn" w:date="2026-02-17T09:49:00Z" w:initials="AMM">
     <w:p>
       <w:pPr>
         <w:pStyle w:val="CommentText"/>
@@ -41736,11 +45114,14 @@
         <w:annotationRef/>
       </w:r>
       <w:r>
-        <w:t>@Ib check again after new run</w:t>
+        <w:t xml:space="preserve">@ Simona: </w:t>
+      </w:r>
+      <w:r>
+        <w:t>in supplementary material we will include all scripts and the raw feature tables. The numbers of left metabolites after filtering that we show here are deciphered during the script. Is this sufficient or do we need to make filtered feature tables as additional supplementary tables and refer to them here?</w:t>
       </w:r>
     </w:p>
   </w:comment>
-  <w:comment w:id="6" w:author="Anna Marie Martyn" w:date="2026-02-17T09:49:00Z" w:initials="AMM">
+  <w:comment w:id="6" w:author="Anna Marie Martyn" w:date="2026-02-17T12:40:00Z" w:initials="AMM">
     <w:p>
       <w:pPr>
         <w:pStyle w:val="CommentText"/>
@@ -41752,14 +45133,27 @@
         <w:annotationRef/>
       </w:r>
       <w:r>
-        <w:t xml:space="preserve">@ Simona: </w:t>
-      </w:r>
-      <w:r>
-        <w:t>in supplementary material we will include all scripts and the raw feature tables. The numbers of left metabolites after filtering that we show here are deciphered during the script. Is this sufficient or do we need to make filtered feature tables as additional supplementary tables and refer to them here?</w:t>
+        <w:t xml:space="preserve">@Simona: shall we say unpublished or cite </w:t>
+      </w:r>
+      <w:proofErr w:type="spellStart"/>
+      <w:r>
+        <w:t>Selten</w:t>
+      </w:r>
+      <w:proofErr w:type="spellEnd"/>
+      <w:r>
+        <w:t xml:space="preserve"> et al </w:t>
+      </w:r>
+      <w:proofErr w:type="spellStart"/>
+      <w:r>
+        <w:t>BioXriv</w:t>
+      </w:r>
+      <w:proofErr w:type="spellEnd"/>
+      <w:r>
+        <w:t>?</w:t>
       </w:r>
     </w:p>
   </w:comment>
-  <w:comment w:id="7" w:author="Anna Marie Martyn" w:date="2026-01-05T22:27:00Z" w:initials="AMM">
+  <w:comment w:id="7" w:author="Anna Marie Martyn" w:date="2026-01-06T13:49:00Z" w:initials="AMM">
     <w:p>
       <w:pPr>
         <w:pStyle w:val="CommentText"/>
@@ -41771,27 +45165,32 @@
         <w:annotationRef/>
       </w:r>
       <w:r>
-        <w:t xml:space="preserve">@ </w:t>
-      </w:r>
-      <w:proofErr w:type="spellStart"/>
+        <w:t>@</w:t>
+      </w:r>
+      <w:r>
+        <w:t>Anna/</w:t>
+      </w:r>
       <w:r>
         <w:t>Ib</w:t>
       </w:r>
-      <w:proofErr w:type="spellEnd"/>
-      <w:r>
-        <w:t xml:space="preserve">: change significance analysis </w:t>
-      </w:r>
-      <w:proofErr w:type="gramStart"/>
-      <w:r>
-        <w:t>to  using</w:t>
-      </w:r>
-      <w:proofErr w:type="gramEnd"/>
-      <w:r>
-        <w:t xml:space="preserve"> WT reference level &amp; check this sentence again</w:t>
+      <w:r>
+        <w:t xml:space="preserve">: double </w:t>
+      </w:r>
+      <w:r>
+        <w:t xml:space="preserve">check </w:t>
+      </w:r>
+      <w:r>
+        <w:t>exact</w:t>
+      </w:r>
+      <w:r>
+        <w:t xml:space="preserve"> percentage</w:t>
+      </w:r>
+      <w:r>
+        <w:t xml:space="preserve"> again</w:t>
       </w:r>
     </w:p>
   </w:comment>
-  <w:comment w:id="8" w:author="Anna Marie Martyn" w:date="2026-02-17T10:32:00Z" w:initials="AMM">
+  <w:comment w:id="8" w:author="Anna Marie Martyn" w:date="2026-02-17T12:36:00Z" w:initials="AMM">
     <w:p>
       <w:pPr>
         <w:pStyle w:val="CommentText"/>
@@ -41803,19 +45202,11 @@
         <w:annotationRef/>
       </w:r>
       <w:r>
-        <w:t xml:space="preserve">@ </w:t>
-      </w:r>
-      <w:proofErr w:type="spellStart"/>
-      <w:r>
-        <w:t>Ib</w:t>
-      </w:r>
-      <w:proofErr w:type="spellEnd"/>
-      <w:r>
-        <w:t>: double check exact numbers</w:t>
+        <w:t>@Anna: check</w:t>
       </w:r>
     </w:p>
   </w:comment>
-  <w:comment w:id="9" w:author="Anna Marie Martyn" w:date="2026-02-17T10:33:00Z" w:initials="AMM">
+  <w:comment w:id="9" w:author="Anna Marie Martyn" w:date="2026-02-17T10:36:00Z" w:initials="AMM">
     <w:p>
       <w:pPr>
         <w:pStyle w:val="CommentText"/>
@@ -41827,19 +45218,20 @@
         <w:annotationRef/>
       </w:r>
       <w:r>
-        <w:t xml:space="preserve">@ </w:t>
-      </w:r>
-      <w:proofErr w:type="spellStart"/>
-      <w:r>
-        <w:t>Ib</w:t>
-      </w:r>
-      <w:proofErr w:type="spellEnd"/>
-      <w:r>
-        <w:t>: check exact number again</w:t>
+        <w:t>@ Anna</w:t>
+      </w:r>
+      <w:r>
+        <w:t>:</w:t>
+      </w:r>
+      <w:r>
+        <w:t xml:space="preserve"> check</w:t>
+      </w:r>
+      <w:r>
+        <w:t xml:space="preserve"> and add exact percentage</w:t>
       </w:r>
     </w:p>
   </w:comment>
-  <w:comment w:id="10" w:author="Anna Marie Martyn" w:date="2026-02-17T12:40:00Z" w:initials="AMM">
+  <w:comment w:id="10" w:author="Anna Marie Martyn" w:date="2026-02-17T13:35:00Z" w:initials="AMM">
     <w:p>
       <w:pPr>
         <w:pStyle w:val="CommentText"/>
@@ -41851,27 +45243,11 @@
         <w:annotationRef/>
       </w:r>
       <w:r>
-        <w:t xml:space="preserve">@Simona: shall we say unpublished or cite </w:t>
-      </w:r>
-      <w:proofErr w:type="spellStart"/>
-      <w:r>
-        <w:t>Selten</w:t>
-      </w:r>
-      <w:proofErr w:type="spellEnd"/>
-      <w:r>
-        <w:t xml:space="preserve"> et al </w:t>
-      </w:r>
-      <w:proofErr w:type="spellStart"/>
-      <w:r>
-        <w:t>BioXriv</w:t>
-      </w:r>
-      <w:proofErr w:type="spellEnd"/>
-      <w:r>
-        <w:t>?</w:t>
+        <w:t>@Simona: I included the NSP2 flavonoid publication here</w:t>
       </w:r>
     </w:p>
   </w:comment>
-  <w:comment w:id="11" w:author="Anna Marie Martyn" w:date="2026-01-06T13:49:00Z" w:initials="AMM">
+  <w:comment w:id="11" w:author="Anna Marie Martyn" w:date="2026-02-17T12:38:00Z" w:initials="AMM">
     <w:p>
       <w:pPr>
         <w:pStyle w:val="CommentText"/>
@@ -41883,32 +45259,27 @@
         <w:annotationRef/>
       </w:r>
       <w:r>
-        <w:t>@</w:t>
-      </w:r>
-      <w:r>
-        <w:t>Anna/</w:t>
-      </w:r>
-      <w:r>
-        <w:t>Ib</w:t>
-      </w:r>
-      <w:r>
-        <w:t xml:space="preserve">: double </w:t>
-      </w:r>
-      <w:r>
-        <w:t xml:space="preserve">check </w:t>
-      </w:r>
-      <w:r>
-        <w:t>exact</w:t>
-      </w:r>
-      <w:r>
-        <w:t xml:space="preserve"> percentage</w:t>
-      </w:r>
-      <w:r>
-        <w:t xml:space="preserve"> again</w:t>
+        <w:t xml:space="preserve">@Simona: shall we say unpublished or cite </w:t>
+      </w:r>
+      <w:proofErr w:type="spellStart"/>
+      <w:r>
+        <w:t>Selten</w:t>
+      </w:r>
+      <w:proofErr w:type="spellEnd"/>
+      <w:r>
+        <w:t xml:space="preserve"> et al </w:t>
+      </w:r>
+      <w:proofErr w:type="spellStart"/>
+      <w:r>
+        <w:t>BioXriv</w:t>
+      </w:r>
+      <w:proofErr w:type="spellEnd"/>
+      <w:r>
+        <w:t>?</w:t>
       </w:r>
     </w:p>
   </w:comment>
-  <w:comment w:id="12" w:author="Anna Marie Martyn" w:date="2026-02-17T12:36:00Z" w:initials="AMM">
+  <w:comment w:id="12" w:author="Anna Marie Martyn" w:date="2026-02-17T12:41:00Z" w:initials="AMM">
     <w:p>
       <w:pPr>
         <w:pStyle w:val="CommentText"/>
@@ -41920,11 +45291,11 @@
         <w:annotationRef/>
       </w:r>
       <w:r>
-        <w:t>@Anna: check</w:t>
+        <w:t>@Anna/Ib: update list packages and add ref if necessary</w:t>
       </w:r>
     </w:p>
   </w:comment>
-  <w:comment w:id="13" w:author="Anna Marie Martyn" w:date="2026-02-17T10:36:00Z" w:initials="AMM">
+  <w:comment w:id="14" w:author="Anna Marie Martyn" w:date="2026-02-17T10:15:00Z" w:initials="AMM">
     <w:p>
       <w:pPr>
         <w:pStyle w:val="CommentText"/>
@@ -41936,20 +45307,11 @@
         <w:annotationRef/>
       </w:r>
       <w:r>
-        <w:t>@ Anna</w:t>
-      </w:r>
-      <w:r>
-        <w:t>:</w:t>
-      </w:r>
-      <w:r>
-        <w:t xml:space="preserve"> check</w:t>
-      </w:r>
-      <w:r>
-        <w:t xml:space="preserve"> and add exact percentage</w:t>
+        <w:t>@ Camilla: check</w:t>
       </w:r>
     </w:p>
   </w:comment>
-  <w:comment w:id="14" w:author="Anna Marie Martyn" w:date="2026-02-17T13:35:00Z" w:initials="AMM">
+  <w:comment w:id="15" w:author="Anna Marie Martyn" w:date="2026-02-17T12:41:00Z" w:initials="AMM">
     <w:p>
       <w:pPr>
         <w:pStyle w:val="CommentText"/>
@@ -41961,11 +45323,11 @@
         <w:annotationRef/>
       </w:r>
       <w:r>
-        <w:t>@Simona: I included the NSP2 flavonoid publication here</w:t>
+        <w:t>@Anna/Ib: upload and add info</w:t>
       </w:r>
     </w:p>
   </w:comment>
-  <w:comment w:id="15" w:author="Anna Marie Martyn" w:date="2026-02-17T12:38:00Z" w:initials="AMM">
+  <w:comment w:id="16" w:author="Anna Marie Martyn" w:date="2026-01-27T21:58:00Z" w:initials="AMM">
     <w:p>
       <w:pPr>
         <w:pStyle w:val="CommentText"/>
@@ -41977,27 +45339,11 @@
         <w:annotationRef/>
       </w:r>
       <w:r>
-        <w:t xml:space="preserve">@Simona: shall we say unpublished or cite </w:t>
-      </w:r>
-      <w:proofErr w:type="spellStart"/>
-      <w:r>
-        <w:t>Selten</w:t>
-      </w:r>
-      <w:proofErr w:type="spellEnd"/>
-      <w:r>
-        <w:t xml:space="preserve"> et al </w:t>
-      </w:r>
-      <w:proofErr w:type="spellStart"/>
-      <w:r>
-        <w:t>BioXriv</w:t>
-      </w:r>
-      <w:proofErr w:type="spellEnd"/>
-      <w:r>
-        <w:t>?</w:t>
+        <w:t>@ Simona please check grant codes</w:t>
       </w:r>
     </w:p>
   </w:comment>
-  <w:comment w:id="16" w:author="Anna Marie Martyn" w:date="2026-02-17T12:41:00Z" w:initials="AMM">
+  <w:comment w:id="17" w:author="Anna Marie Martyn" w:date="2026-02-16T21:00:00Z" w:initials="AMM">
     <w:p>
       <w:pPr>
         <w:pStyle w:val="CommentText"/>
@@ -42008,12 +45354,23 @@
         </w:rPr>
         <w:annotationRef/>
       </w:r>
-      <w:r>
-        <w:t>@Anna/Ib: update list packages and add ref if necessary</w:t>
+      <w:proofErr w:type="spellStart"/>
+      <w:r>
+        <w:t>Ib</w:t>
+      </w:r>
+      <w:proofErr w:type="spellEnd"/>
+      <w:r>
+        <w:t>:</w:t>
+      </w:r>
+      <w:r>
+        <w:t xml:space="preserve"> change from Wilcoxon to ANOVA</w:t>
+      </w:r>
+      <w:r>
+        <w:t xml:space="preserve"> in figure</w:t>
       </w:r>
     </w:p>
   </w:comment>
-  <w:comment w:id="18" w:author="Anna Marie Martyn" w:date="2026-02-17T10:15:00Z" w:initials="AMM">
+  <w:comment w:id="18" w:author="Anna Marie Martyn" w:date="2026-02-17T23:25:00Z" w:initials="AMM">
     <w:p>
       <w:pPr>
         <w:pStyle w:val="CommentText"/>
@@ -42025,11 +45382,11 @@
         <w:annotationRef/>
       </w:r>
       <w:r>
-        <w:t>@ Camilla: check</w:t>
+        <w:t>@Ib: which test did you use?</w:t>
       </w:r>
     </w:p>
   </w:comment>
-  <w:comment w:id="19" w:author="Anna Marie Martyn" w:date="2026-02-17T12:41:00Z" w:initials="AMM">
+  <w:comment w:id="19" w:author="Anna Marie Martyn" w:date="2026-02-17T23:37:00Z" w:initials="AMM">
     <w:p>
       <w:pPr>
         <w:pStyle w:val="CommentText"/>
@@ -42041,11 +45398,11 @@
         <w:annotationRef/>
       </w:r>
       <w:r>
-        <w:t>@Anna/Ib: upload and add info</w:t>
+        <w:t>@Ib: give info on statistical method used here</w:t>
       </w:r>
     </w:p>
   </w:comment>
-  <w:comment w:id="20" w:author="Anna Marie Martyn" w:date="2026-01-27T21:58:00Z" w:initials="AMM">
+  <w:comment w:id="20" w:author="Anna Marie Martyn" w:date="2026-02-17T23:01:00Z" w:initials="AMM">
     <w:p>
       <w:pPr>
         <w:pStyle w:val="CommentText"/>
@@ -42057,11 +45414,11 @@
         <w:annotationRef/>
       </w:r>
       <w:r>
-        <w:t>@ Simona please check grant codes</w:t>
+        <w:t>@Ib: check</w:t>
       </w:r>
     </w:p>
   </w:comment>
-  <w:comment w:id="21" w:author="Anna Marie Martyn" w:date="2026-02-16T21:00:00Z" w:initials="AMM">
+  <w:comment w:id="21" w:author="Anna Marie Martyn" w:date="2026-02-17T23:53:00Z" w:initials="AMM">
     <w:p>
       <w:pPr>
         <w:pStyle w:val="CommentText"/>
@@ -42072,23 +45429,12 @@
         </w:rPr>
         <w:annotationRef/>
       </w:r>
-      <w:proofErr w:type="spellStart"/>
-      <w:r>
-        <w:t>Ib</w:t>
-      </w:r>
-      <w:proofErr w:type="spellEnd"/>
-      <w:r>
-        <w:t>:</w:t>
-      </w:r>
-      <w:r>
-        <w:t xml:space="preserve"> change from Wilcoxon to ANOVA</w:t>
-      </w:r>
-      <w:r>
-        <w:t xml:space="preserve"> in figure</w:t>
+      <w:r>
+        <w:t>@Ib: check</w:t>
       </w:r>
     </w:p>
   </w:comment>
-  <w:comment w:id="22" w:author="Anna Marie Martyn" w:date="2026-02-17T14:22:00Z" w:initials="AMM">
+  <w:comment w:id="22" w:author="Anna Marie Martyn" w:date="2026-02-17T23:53:00Z" w:initials="AMM">
     <w:p>
       <w:pPr>
         <w:pStyle w:val="CommentText"/>
@@ -42100,23 +45446,7 @@
         <w:annotationRef/>
       </w:r>
       <w:r>
-        <w:t>@Ib: add caption</w:t>
-      </w:r>
-    </w:p>
-  </w:comment>
-  <w:comment w:id="23" w:author="Anna Marie Martyn" w:date="2026-02-17T14:23:00Z" w:initials="AMM">
-    <w:p>
-      <w:pPr>
-        <w:pStyle w:val="CommentText"/>
-      </w:pPr>
-      <w:r>
-        <w:rPr>
-          <w:rStyle w:val="CommentReference"/>
-        </w:rPr>
-        <w:annotationRef/>
-      </w:r>
-      <w:r>
-        <w:t>@Ib: please add caption</w:t>
+        <w:t>@Ib, see above</w:t>
       </w:r>
     </w:p>
   </w:comment>
@@ -42130,11 +45460,7 @@
   <w15:commentEx w15:paraId="32E69FCF" w15:done="0"/>
   <w15:commentEx w15:paraId="35CA9AB4" w15:done="0"/>
   <w15:commentEx w15:paraId="1595EF62" w15:done="0"/>
-  <w15:commentEx w15:paraId="59C74EBA" w15:done="0"/>
   <w15:commentEx w15:paraId="70E59EF2" w15:done="0"/>
-  <w15:commentEx w15:paraId="4BE2C4AC" w15:done="0"/>
-  <w15:commentEx w15:paraId="577BC354" w15:done="0"/>
-  <w15:commentEx w15:paraId="446FF21E" w15:done="0"/>
   <w15:commentEx w15:paraId="73812DD7" w15:done="0"/>
   <w15:commentEx w15:paraId="6DE6B53B" w15:done="0"/>
   <w15:commentEx w15:paraId="77523E06" w15:done="0"/>
@@ -42146,8 +45472,11 @@
   <w15:commentEx w15:paraId="71B65C40" w15:done="0"/>
   <w15:commentEx w15:paraId="3C63CAAB" w15:done="0"/>
   <w15:commentEx w15:paraId="5DDA750C" w15:done="0"/>
-  <w15:commentEx w15:paraId="7CC6AD04" w15:done="0"/>
-  <w15:commentEx w15:paraId="0FB9BFBB" w15:done="0"/>
+  <w15:commentEx w15:paraId="134101BC" w15:done="0"/>
+  <w15:commentEx w15:paraId="23FAC81D" w15:done="0"/>
+  <w15:commentEx w15:paraId="1DAAD628" w15:done="0"/>
+  <w15:commentEx w15:paraId="0B424B5D" w15:done="0"/>
+  <w15:commentEx w15:paraId="609B4D78" w15:done="0"/>
 </w15:commentsEx>
 </file>
 
@@ -42158,11 +45487,7 @@
   <w16cex:commentExtensible w16cex:durableId="637D8291" w16cex:dateUtc="2026-02-17T09:40:00Z"/>
   <w16cex:commentExtensible w16cex:durableId="3BDED2FC" w16cex:dateUtc="2026-02-17T11:26:00Z"/>
   <w16cex:commentExtensible w16cex:durableId="677B4912" w16cex:dateUtc="2026-01-05T20:30:00Z"/>
-  <w16cex:commentExtensible w16cex:durableId="625ABD1F" w16cex:dateUtc="2026-02-17T14:40:00Z"/>
   <w16cex:commentExtensible w16cex:durableId="65CC209F" w16cex:dateUtc="2026-02-17T08:49:00Z"/>
-  <w16cex:commentExtensible w16cex:durableId="3CE12808" w16cex:dateUtc="2026-01-05T21:27:00Z"/>
-  <w16cex:commentExtensible w16cex:durableId="00C611A3" w16cex:dateUtc="2026-02-17T09:32:00Z"/>
-  <w16cex:commentExtensible w16cex:durableId="1462AC9B" w16cex:dateUtc="2026-02-17T09:33:00Z"/>
   <w16cex:commentExtensible w16cex:durableId="35C63522" w16cex:dateUtc="2026-02-17T11:40:00Z"/>
   <w16cex:commentExtensible w16cex:durableId="25613EB9" w16cex:dateUtc="2026-01-06T12:49:00Z"/>
   <w16cex:commentExtensible w16cex:durableId="2DA016D3" w16cex:dateUtc="2026-02-17T11:36:00Z"/>
@@ -42174,8 +45499,11 @@
   <w16cex:commentExtensible w16cex:durableId="0092C3A8" w16cex:dateUtc="2026-02-17T11:41:00Z"/>
   <w16cex:commentExtensible w16cex:durableId="2C945A25" w16cex:dateUtc="2026-01-27T20:58:00Z"/>
   <w16cex:commentExtensible w16cex:durableId="54F3FC70" w16cex:dateUtc="2026-02-16T20:00:00Z"/>
-  <w16cex:commentExtensible w16cex:durableId="7F3AF5E3" w16cex:dateUtc="2026-02-17T13:22:00Z"/>
-  <w16cex:commentExtensible w16cex:durableId="154C7492" w16cex:dateUtc="2026-02-17T13:23:00Z"/>
+  <w16cex:commentExtensible w16cex:durableId="1ED234F1" w16cex:dateUtc="2026-02-17T22:25:00Z"/>
+  <w16cex:commentExtensible w16cex:durableId="4C04345A" w16cex:dateUtc="2026-02-17T22:37:00Z"/>
+  <w16cex:commentExtensible w16cex:durableId="5E28CD5E" w16cex:dateUtc="2026-02-17T22:01:00Z"/>
+  <w16cex:commentExtensible w16cex:durableId="0AD938BE" w16cex:dateUtc="2026-02-17T22:53:00Z"/>
+  <w16cex:commentExtensible w16cex:durableId="72FA2B58" w16cex:dateUtc="2026-02-17T22:53:00Z"/>
 </w16cex:commentsExtensible>
 </file>
 
@@ -42186,11 +45514,7 @@
   <w16cid:commentId w16cid:paraId="32E69FCF" w16cid:durableId="637D8291"/>
   <w16cid:commentId w16cid:paraId="35CA9AB4" w16cid:durableId="3BDED2FC"/>
   <w16cid:commentId w16cid:paraId="1595EF62" w16cid:durableId="677B4912"/>
-  <w16cid:commentId w16cid:paraId="59C74EBA" w16cid:durableId="625ABD1F"/>
   <w16cid:commentId w16cid:paraId="70E59EF2" w16cid:durableId="65CC209F"/>
-  <w16cid:commentId w16cid:paraId="4BE2C4AC" w16cid:durableId="3CE12808"/>
-  <w16cid:commentId w16cid:paraId="577BC354" w16cid:durableId="00C611A3"/>
-  <w16cid:commentId w16cid:paraId="446FF21E" w16cid:durableId="1462AC9B"/>
   <w16cid:commentId w16cid:paraId="73812DD7" w16cid:durableId="35C63522"/>
   <w16cid:commentId w16cid:paraId="6DE6B53B" w16cid:durableId="25613EB9"/>
   <w16cid:commentId w16cid:paraId="77523E06" w16cid:durableId="2DA016D3"/>
@@ -42202,8 +45526,11 @@
   <w16cid:commentId w16cid:paraId="71B65C40" w16cid:durableId="0092C3A8"/>
   <w16cid:commentId w16cid:paraId="3C63CAAB" w16cid:durableId="2C945A25"/>
   <w16cid:commentId w16cid:paraId="5DDA750C" w16cid:durableId="54F3FC70"/>
-  <w16cid:commentId w16cid:paraId="7CC6AD04" w16cid:durableId="7F3AF5E3"/>
-  <w16cid:commentId w16cid:paraId="0FB9BFBB" w16cid:durableId="154C7492"/>
+  <w16cid:commentId w16cid:paraId="134101BC" w16cid:durableId="1ED234F1"/>
+  <w16cid:commentId w16cid:paraId="23FAC81D" w16cid:durableId="4C04345A"/>
+  <w16cid:commentId w16cid:paraId="1DAAD628" w16cid:durableId="5E28CD5E"/>
+  <w16cid:commentId w16cid:paraId="0B424B5D" w16cid:durableId="0AD938BE"/>
+  <w16cid:commentId w16cid:paraId="609B4D78" w16cid:durableId="72FA2B58"/>
 </w16cid:commentsIds>
 </file>
 
@@ -44399,7 +47726,7 @@
   <w:style w:type="paragraph" w:default="1" w:styleId="Normal">
     <w:name w:val="Normal"/>
     <w:qFormat/>
-    <w:rsid w:val="00E949A0"/>
+    <w:rsid w:val="00FB452D"/>
   </w:style>
   <w:style w:type="paragraph" w:styleId="Heading2">
     <w:name w:val="heading 2"/>
